--- a/src/Tests/Inputs/cards/03/input.docx
+++ b/src/Tests/Inputs/cards/03/input.docx
@@ -1,9 +1,9 @@
 
 <file path=word/document.xml><?xml version="1.0" encoding="utf-8"?>
-<w:document xmlns:wpc="http://schemas.microsoft.com/office/word/2010/wordprocessingCanvas" xmlns:cx="http://schemas.microsoft.com/office/drawing/2014/chartex" xmlns:cx1="http://schemas.microsoft.com/office/drawing/2015/9/8/chartex" xmlns:cx2="http://schemas.microsoft.com/office/drawing/2015/10/21/chartex" xmlns:cx3="http://schemas.microsoft.com/office/drawing/2016/5/9/chartex" xmlns:cx4="http://schemas.microsoft.com/office/drawing/2016/5/10/chartex" xmlns:cx5="http://schemas.microsoft.com/office/drawing/2016/5/11/chartex" xmlns:cx6="http://schemas.microsoft.com/office/drawing/2016/5/12/chartex" xmlns:cx7="http://schemas.microsoft.com/office/drawing/2016/5/13/chartex" xmlns:cx8="http://schemas.microsoft.com/office/drawing/2016/5/14/chartex" xmlns:mc="http://schemas.openxmlformats.org/markup-compatibility/2006" xmlns:aink="http://schemas.microsoft.com/office/drawing/2016/ink" xmlns:am3d="http://schemas.microsoft.com/office/drawing/2017/model3d" xmlns:o="urn:schemas-microsoft-com:office:office" xmlns:r="http://schemas.openxmlformats.org/officeDocument/2006/relationships" xmlns:m="http://schemas.openxmlformats.org/officeDocument/2006/math" xmlns:v="urn:schemas-microsoft-com:vml" xmlns:wp14="http://schemas.microsoft.com/office/word/2010/wordprocessingDrawing" xmlns:wp="http://schemas.openxmlformats.org/drawingml/2006/wordprocessingDrawing" xmlns:w10="urn:schemas-microsoft-com:office:word" xmlns:w="http://schemas.openxmlformats.org/wordprocessingml/2006/main" xmlns:w14="http://schemas.microsoft.com/office/word/2010/wordml" xmlns:w15="http://schemas.microsoft.com/office/word/2012/wordml" xmlns:w16cid="http://schemas.microsoft.com/office/word/2016/wordml/cid" xmlns:w16se="http://schemas.microsoft.com/office/word/2015/wordml/symex" xmlns:wpg="http://schemas.microsoft.com/office/word/2010/wordprocessingGroup" xmlns:wpi="http://schemas.microsoft.com/office/word/2010/wordprocessingInk" xmlns:wne="http://schemas.microsoft.com/office/word/2006/wordml" xmlns:wps="http://schemas.microsoft.com/office/word/2010/wordprocessingShape" mc:Ignorable="w14 w15 w16se w16cid wp14">
+<w:document xmlns:a="http://schemas.openxmlformats.org/drawingml/2006/main" xmlns:adec="http://schemas.microsoft.com/office/drawing/2017/decorative" xmlns:a16="http://schemas.microsoft.com/office/drawing/2014/main" xmlns:a14="http://schemas.microsoft.com/office/drawing/2010/main" xmlns:wpc="http://schemas.microsoft.com/office/word/2010/wordprocessingCanvas" xmlns:cx="http://schemas.microsoft.com/office/drawing/2014/chartex" xmlns:cx1="http://schemas.microsoft.com/office/drawing/2015/9/8/chartex" xmlns:cx2="http://schemas.microsoft.com/office/drawing/2015/10/21/chartex" xmlns:cx3="http://schemas.microsoft.com/office/drawing/2016/5/9/chartex" xmlns:cx4="http://schemas.microsoft.com/office/drawing/2016/5/10/chartex" xmlns:cx5="http://schemas.microsoft.com/office/drawing/2016/5/11/chartex" xmlns:cx6="http://schemas.microsoft.com/office/drawing/2016/5/12/chartex" xmlns:cx7="http://schemas.microsoft.com/office/drawing/2016/5/13/chartex" xmlns:cx8="http://schemas.microsoft.com/office/drawing/2016/5/14/chartex" xmlns:mc="http://schemas.openxmlformats.org/markup-compatibility/2006" xmlns:aink="http://schemas.microsoft.com/office/drawing/2016/ink" xmlns:am3d="http://schemas.microsoft.com/office/drawing/2017/model3d" xmlns:o="urn:schemas-microsoft-com:office:office" xmlns:r="http://schemas.openxmlformats.org/officeDocument/2006/relationships" xmlns:m="http://schemas.openxmlformats.org/officeDocument/2006/math" xmlns:v="urn:schemas-microsoft-com:vml" xmlns:wp14="http://schemas.microsoft.com/office/word/2010/wordprocessingDrawing" xmlns:wp="http://schemas.openxmlformats.org/drawingml/2006/wordprocessingDrawing" xmlns:w10="urn:schemas-microsoft-com:office:word" xmlns:w="http://schemas.openxmlformats.org/wordprocessingml/2006/main" xmlns:w14="http://schemas.microsoft.com/office/word/2010/wordml" xmlns:w15="http://schemas.microsoft.com/office/word/2012/wordml" xmlns:w16cid="http://schemas.microsoft.com/office/word/2016/wordml/cid" xmlns:w16se="http://schemas.microsoft.com/office/word/2015/wordml/symex" xmlns:wpg="http://schemas.microsoft.com/office/word/2010/wordprocessingGroup" xmlns:wpi="http://schemas.microsoft.com/office/word/2010/wordprocessingInk" xmlns:wne="http://schemas.microsoft.com/office/word/2006/wordml" xmlns:wps="http://schemas.microsoft.com/office/word/2010/wordprocessingShape" mc:Ignorable="w14 w15 w16se w16cid wp14">
   <w:body>
     <w:p>
-      <w:bookmarkStart w:id="0" w:name="_GoBack"/>
+      <w:bookmarkStart w:name="_GoBack" w:id="0"/>
       <w:r>
         <w:rPr>
           <w:noProof/>
@@ -11,7 +11,7 @@
         <mc:AlternateContent>
           <mc:Choice Requires="wpg">
             <w:drawing>
-              <wp:anchor distT="0" distB="0" distL="114300" distR="114300" simplePos="0" relativeHeight="251659264" behindDoc="1" locked="0" layoutInCell="1" allowOverlap="1" wp14:anchorId="56ABA1FC" wp14:editId="68728BC0">
+              <wp:anchor distT="0" distB="0" distL="114300" distR="114300" simplePos="0" relativeHeight="251659264" behindDoc="1" locked="0" layoutInCell="1" allowOverlap="1" wp14:editId="68728BC0" wp14:anchorId="56ABA1FC">
                 <wp:simplePos x="0" y="0"/>
                 <wp:positionH relativeFrom="column">
                   <wp:posOffset>-360045</wp:posOffset>
@@ -15069,426 +15069,426 @@
           </mc:Choice>
           <mc:Fallback>
             <w:pict>
-              <v:group w14:anchorId="54431ADF" id="Group 17" o:spid="_x0000_s1026" style="position:absolute;margin-left:-28.35pt;margin-top:0;width:505.75pt;height:360.05pt;z-index:-251657216;mso-width-percent:1000;mso-height-percent:1000;mso-width-percent:1000;mso-height-percent:1000" coordsize="64227,45728" o:gfxdata="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">
-                <v:rect id="AutoShape 3" o:spid="_x0000_s1027" style="position:absolute;left:20193;top:4857;width:24066;height:36100;visibility:visible;mso-wrap-style:square;v-text-anchor:top" o:gfxdata="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" filled="f" stroked="f">
-                  <o:lock v:ext="edit" aspectratio="t" text="t"/>
+              <v:group id="Group 17" style="position:absolute;margin-left:-28.35pt;margin-top:0;width:505.75pt;height:360.05pt;z-index:-251657216;mso-width-percent:1000;mso-height-percent:1000;mso-width-percent:1000;mso-height-percent:1000" coordsize="64227,45728" o:spid="_x0000_s1026" o:gfxdata="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" w14:anchorId="54431ADF">
+                <v:rect id="AutoShape 3" style="position:absolute;left:20193;top:4857;width:24066;height:36100;visibility:visible;mso-wrap-style:square;v-text-anchor:top" o:spid="_x0000_s1027" filled="f" stroked="f" o:gfxdata="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">
+                  <o:lock v:ext="edit" text="t" aspectratio="t"/>
                 </v:rect>
-                <v:rect id="Rectangle 4" o:spid="_x0000_s1028" style="position:absolute;width:64196;height:45728;visibility:visible;mso-wrap-style:square;v-text-anchor:top" o:gfxdata="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" fillcolor="#ced5df [671]" stroked="f"/>
-                <v:shape id="Freeform 67" o:spid="_x0000_s1029" style="position:absolute;left:53340;top:20669;width:9089;height:7600;visibility:visible;mso-wrap-style:square;v-text-anchor:top" coordsize="139,116" o:gfxdata="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" path="m7,107v,,49,-75,75,-91c108,,139,55,139,71,139,85,14,116,7,116v-7,,,-9,,-9xe" fillcolor="#00b8ab [3208]" stroked="f">
+                <v:rect id="Rectangle 4" style="position:absolute;width:64196;height:45728;visibility:visible;mso-wrap-style:square;v-text-anchor:top" o:spid="_x0000_s1028" fillcolor="#ced5df [671]" stroked="f" o:gfxdata="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"/>
+                <v:shape id="Freeform 67" style="position:absolute;left:53340;top:20669;width:9089;height:7600;visibility:visible;mso-wrap-style:square;v-text-anchor:top" coordsize="139,116" o:spid="_x0000_s1029" fillcolor="#00b8ab [3208]" stroked="f" path="m7,107v,,49,-75,75,-91c108,,139,55,139,71,139,85,14,116,7,116v-7,,,-9,,-9xe" o:gfxdata="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">
                   <v:path arrowok="t" o:connecttype="custom" o:connectlocs="45776,701070;536238,104833;908988,465196;45776,760038;45776,701070" o:connectangles="0,0,0,0,0"/>
                 </v:shape>
-                <v:shape id="Freeform 68" o:spid="_x0000_s1030" style="position:absolute;left:54578;top:23050;width:7065;height:4392;visibility:visible;mso-wrap-style:square;v-text-anchor:top" coordsize="108,67" o:gfxdata="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" path="m,67c,67,89,,101,23,108,43,11,64,,67xe" fillcolor="#00897f [2408]" stroked="f">
+                <v:shape id="Freeform 68" style="position:absolute;left:54578;top:23050;width:7065;height:4392;visibility:visible;mso-wrap-style:square;v-text-anchor:top" coordsize="108,67" o:spid="_x0000_s1030" fillcolor="#00897f [2408]" stroked="f" path="m,67c,67,89,,101,23,108,43,11,64,,67xe" o:gfxdata="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">
                   <v:path arrowok="t" o:connecttype="custom" o:connectlocs="0,439218;660770,150776;0,439218" o:connectangles="0,0,0"/>
                 </v:shape>
-                <v:shape id="Freeform 69" o:spid="_x0000_s1031" style="position:absolute;left:52292;top:16764;width:7142;height:11266;visibility:visible;mso-wrap-style:square;v-text-anchor:top" coordsize="109,172" o:gfxdata="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" path="m2,160c2,160,,61,14,31,29,,90,31,100,46,109,58,14,164,7,168v-6,4,-5,-8,-5,-8xe" fillcolor="#00b8ab [3208]" stroked="f">
+                <v:shape id="Freeform 69" style="position:absolute;left:52292;top:16764;width:7142;height:11266;visibility:visible;mso-wrap-style:square;v-text-anchor:top" coordsize="109,172" o:spid="_x0000_s1031" fillcolor="#00b8ab [3208]" stroked="f" path="m2,160c2,160,,61,14,31,29,,90,31,100,46,109,58,14,164,7,168v-6,4,-5,-8,-5,-8xe" o:gfxdata="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">
                   <v:path arrowok="t" o:connecttype="custom" o:connectlocs="13105,1048083;91733,203066;655234,301324;45866,1100487;13105,1048083" o:connectangles="0,0,0,0,0"/>
                 </v:shape>
-                <v:shape id="Freeform 70" o:spid="_x0000_s1032" style="position:absolute;left:52959;top:18573;width:5117;height:8059;visibility:visible;mso-wrap-style:square;v-text-anchor:top" coordsize="78,123" o:gfxdata="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" path="m,123c,123,31,,57,16,78,33,8,113,,123xe" fillcolor="#00897f [2408]" stroked="f">
+                <v:shape id="Freeform 70" style="position:absolute;left:52959;top:18573;width:5117;height:8059;visibility:visible;mso-wrap-style:square;v-text-anchor:top" coordsize="78,123" o:spid="_x0000_s1032" fillcolor="#00897f [2408]" stroked="f" path="m,123c,123,31,,57,16,78,33,8,113,,123xe" o:gfxdata="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">
                   <v:path arrowok="t" o:connecttype="custom" o:connectlocs="0,805869;373995,104828;0,805869" o:connectangles="0,0,0"/>
                 </v:shape>
-                <v:shape id="Freeform 71" o:spid="_x0000_s1033" style="position:absolute;left:45053;top:16764;width:7065;height:11266;visibility:visible;mso-wrap-style:square;v-text-anchor:top" coordsize="108,172" o:gfxdata="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" path="m107,160v,,1,-99,-13,-129c80,,19,31,8,46,,58,95,164,101,168v7,4,6,-8,6,-8xe" fillcolor="#00b8ab [3208]" stroked="f">
+                <v:shape id="Freeform 71" style="position:absolute;left:45053;top:16764;width:7065;height:11266;visibility:visible;mso-wrap-style:square;v-text-anchor:top" coordsize="108,172" o:spid="_x0000_s1033" fillcolor="#00b8ab [3208]" stroked="f" path="m107,160v,,1,-99,-13,-129c80,,19,31,8,46,,58,95,164,101,168v7,4,6,-8,6,-8xe" o:gfxdata="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">
                   <v:path arrowok="t" o:connecttype="custom" o:connectlocs="700024,1048083;614974,203066;52338,301324;660770,1100487;700024,1048083" o:connectangles="0,0,0,0,0"/>
                 </v:shape>
-                <v:shape id="Freeform 72" o:spid="_x0000_s1034" style="position:absolute;left:46386;top:18573;width:5118;height:8059;visibility:visible;mso-wrap-style:square;v-text-anchor:top" coordsize="78,123" o:gfxdata="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" path="m78,123c78,123,47,,20,16,,33,69,113,78,123xe" fillcolor="#00897f [2408]" stroked="f">
+                <v:shape id="Freeform 72" style="position:absolute;left:46386;top:18573;width:5118;height:8059;visibility:visible;mso-wrap-style:square;v-text-anchor:top" coordsize="78,123" o:spid="_x0000_s1034" fillcolor="#00897f [2408]" stroked="f" path="m78,123c78,123,47,,20,16,,33,69,113,78,123xe" o:gfxdata="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">
                   <v:path arrowok="t" o:connecttype="custom" o:connectlocs="511783,805869;131226,104828;511783,805869" o:connectangles="0,0,0"/>
                 </v:shape>
-                <v:shape id="Freeform 73" o:spid="_x0000_s1035" style="position:absolute;left:42100;top:20669;width:9090;height:7600;visibility:visible;mso-wrap-style:square;v-text-anchor:top" coordsize="139,116" o:gfxdata="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" path="m132,107v,,-49,-75,-75,-91c30,,,55,,71v,14,125,45,132,45c139,116,132,107,132,107xe" fillcolor="#00b8ab [3208]" stroked="f">
+                <v:shape id="Freeform 73" style="position:absolute;left:42100;top:20669;width:9090;height:7600;visibility:visible;mso-wrap-style:square;v-text-anchor:top" coordsize="139,116" o:spid="_x0000_s1035" fillcolor="#00b8ab [3208]" stroked="f" path="m132,107v,,-49,-75,-75,-91c30,,,55,,71v,14,125,45,132,45c139,116,132,107,132,107xe" o:gfxdata="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">
                   <v:path arrowok="t" o:connecttype="custom" o:connectlocs="863212,701070;372750,104833;0,465196;863212,760038;863212,701070" o:connectangles="0,0,0,0,0"/>
                 </v:shape>
-                <v:shape id="Freeform 74" o:spid="_x0000_s1036" style="position:absolute;left:42767;top:23050;width:7104;height:4392;visibility:visible;mso-wrap-style:square;v-text-anchor:top" coordsize="109,67" o:gfxdata="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" path="m109,67c109,67,19,,7,23,,43,97,64,109,67xe" fillcolor="#00897f [2408]" stroked="f">
+                <v:shape id="Freeform 74" style="position:absolute;left:42767;top:23050;width:7104;height:4392;visibility:visible;mso-wrap-style:square;v-text-anchor:top" coordsize="109,67" o:spid="_x0000_s1036" fillcolor="#00897f [2408]" stroked="f" path="m109,67c109,67,19,,7,23,,43,97,64,109,67xe" o:gfxdata="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">
                   <v:path arrowok="t" o:connecttype="custom" o:connectlocs="710386,439218;45621,150776;710386,439218" o:connectangles="0,0,0"/>
                 </v:shape>
-                <v:shape id="Freeform 75" o:spid="_x0000_s1037" style="position:absolute;left:49815;top:25908;width:4851;height:2635;visibility:visible;mso-wrap-style:square;v-text-anchor:top" coordsize="74,40" o:gfxdata="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" path="m61,c56,,51,2,46,4,41,7,34,7,28,4,24,2,19,,13,,1,,,20,3,28v2,9,6,12,13,12c24,40,37,40,37,40v,,13,,21,c66,40,70,37,72,28,74,20,73,,61,xe" fillcolor="#00897f [2408]" stroked="f">
+                <v:shape id="Freeform 75" style="position:absolute;left:49815;top:25908;width:4851;height:2635;visibility:visible;mso-wrap-style:square;v-text-anchor:top" coordsize="74,40" o:spid="_x0000_s1037" fillcolor="#00897f [2408]" stroked="f" path="m61,c56,,51,2,46,4,41,7,34,7,28,4,24,2,19,,13,,1,,,20,3,28v2,9,6,12,13,12c24,40,37,40,37,40v,,13,,21,c66,40,70,37,72,28,74,20,73,,61,xe" o:gfxdata="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">
                   <v:path arrowok="t" o:connecttype="custom" o:connectlocs="399837,0;301516,26353;183532,26353;85211,0;19664,184472;104875,263531;242524,263531;380173,263531;471939,184472;399837,0" o:connectangles="0,0,0,0,0,0,0,0,0,0"/>
                 </v:shape>
-                <v:shape id="Freeform: Shape 206" o:spid="_x0000_s1038" style="position:absolute;left:40290;top:32670;width:23899;height:13024;visibility:visible;mso-wrap-style:square;v-text-anchor:top" coordsize="2389835,1302376" o:gfxdata="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" path="m,l2389835,r,1121210l2371772,1302376r-2264832,l,xe" fillcolor="#ade7e3 [1943]" stroked="f">
+                <v:shape id="Freeform: Shape 206" style="position:absolute;left:40290;top:32670;width:23899;height:13024;visibility:visible;mso-wrap-style:square;v-text-anchor:top" coordsize="2389835,1302376" o:spid="_x0000_s1038" fillcolor="#ade7e3 [1943]" stroked="f" path="m,l2389835,r,1121210l2371772,1302376r-2264832,l,xe" o:gfxdata="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">
                   <v:path arrowok="t" o:connecttype="custom" o:connectlocs="0,0;2389835,0;2389835,1121210;2371772,1302376;106940,1302376" o:connectangles="0,0,0,0,0"/>
                 </v:shape>
-                <v:shape id="Freeform: Shape 205" o:spid="_x0000_s1039" style="position:absolute;left:59912;top:32670;width:4315;height:13024;visibility:visible;mso-wrap-style:square;v-text-anchor:top" coordsize="431519,1302376" o:gfxdata="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" path="m11458,l431519,r,1111441l412482,1302376,,1302376,,171868,11458,xe" fillcolor="#78d8d1 [3207]" stroked="f">
+                <v:shape id="Freeform: Shape 205" style="position:absolute;left:59912;top:32670;width:4315;height:13024;visibility:visible;mso-wrap-style:square;v-text-anchor:top" coordsize="431519,1302376" o:spid="_x0000_s1039" fillcolor="#78d8d1 [3207]" stroked="f" path="m11458,l431519,r,1111441l412482,1302376,,1302376,,171868,11458,xe" o:gfxdata="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">
                   <v:path arrowok="t" o:connecttype="custom" o:connectlocs="11458,0;431519,0;431519,1111441;412482,1302376;0,1302376;0,171868" o:connectangles="0,0,0,0,0,0"/>
                 </v:shape>
-                <v:shape id="Freeform 80" o:spid="_x0000_s1040" style="position:absolute;left:45243;top:33909;width:14666;height:1031;visibility:visible;mso-wrap-style:square;v-text-anchor:top" coordsize="384,27" o:gfxdata="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" path="m384,l3,,,27r384,l384,12,384,xe" fillcolor="#78d8d1 [3207]" stroked="f">
+                <v:shape id="Freeform 80" style="position:absolute;left:45243;top:33909;width:14666;height:1031;visibility:visible;mso-wrap-style:square;v-text-anchor:top" coordsize="384,27" o:spid="_x0000_s1040" fillcolor="#78d8d1 [3207]" stroked="f" path="m384,l3,,,27r384,l384,12,384,xe" o:gfxdata="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">
                   <v:path arrowok="t" o:connecttype="custom" o:connectlocs="1466603,0;11458,0;0,103121;1466603,103121;1466603,45832;1466603,0" o:connectangles="0,0,0,0,0,0"/>
                 </v:shape>
-                <v:shape id="Freeform 81" o:spid="_x0000_s1041" style="position:absolute;left:46767;top:35433;width:14666;height:1031;visibility:visible;mso-wrap-style:square;v-text-anchor:top" coordsize="384,27" o:gfxdata="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" path="m384,l3,,,27r384,l384,12,384,e" filled="f" stroked="f">
+                <v:shape id="Freeform 81" style="position:absolute;left:46767;top:35433;width:14666;height:1031;visibility:visible;mso-wrap-style:square;v-text-anchor:top" coordsize="384,27" o:spid="_x0000_s1041" filled="f" stroked="f" path="m384,l3,,,27r384,l384,12,384,e" o:gfxdata="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">
                   <v:path arrowok="t" o:connecttype="custom" o:connectlocs="1466603,0;11458,0;0,103121;1466603,103121;1466603,45832;1466603,0" o:connectangles="0,0,0,0,0,0"/>
                 </v:shape>
-                <v:shape id="Freeform: Shape 209" o:spid="_x0000_s1042" style="position:absolute;left:59912;top:33813;width:4314;height:1092;visibility:visible;mso-wrap-style:square;v-text-anchor:top" coordsize="431464,109193" o:gfxdata="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" path="m431464,r,103223l103121,109193,,109193,,51904,,6073r45832,l431464,xe" fillcolor="#38c3b8 [2407]" stroked="f">
+                <v:shape id="Freeform: Shape 209" style="position:absolute;left:59912;top:33813;width:4314;height:1092;visibility:visible;mso-wrap-style:square;v-text-anchor:top" coordsize="431464,109193" o:spid="_x0000_s1042" fillcolor="#38c3b8 [2407]" stroked="f" path="m431464,r,103223l103121,109193,,109193,,51904,,6073r45832,l431464,xe" o:gfxdata="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">
                   <v:path arrowok="t" o:connecttype="custom" o:connectlocs="431464,0;431464,103223;103121,109193;0,109193;0,51904;0,6073;45832,6073" o:connectangles="0,0,0,0,0,0,0"/>
                 </v:shape>
-                <v:shape id="Freeform: Shape 203" o:spid="_x0000_s1043" style="position:absolute;left:39147;top:28289;width:25027;height:5576;visibility:visible;mso-wrap-style:square;v-text-anchor:top" coordsize="2502699,557616" o:gfxdata="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" path="m,l2173169,r329530,46742l2502699,551928r-386819,5688l64928,557616,,xe" fillcolor="#ade7e3 [1943]" stroked="f">
+                <v:shape id="Freeform: Shape 203" style="position:absolute;left:39147;top:28289;width:25027;height:5576;visibility:visible;mso-wrap-style:square;v-text-anchor:top" coordsize="2502699,557616" o:spid="_x0000_s1043" fillcolor="#ade7e3 [1943]" stroked="f" path="m,l2173169,r329530,46742l2502699,551928r-386819,5688l64928,557616,,xe" o:gfxdata="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">
                   <v:path arrowok="t" o:connecttype="custom" o:connectlocs="0,0;2173169,0;2502699,46742;2502699,551928;2115880,557616;64928,557616" o:connectangles="0,0,0,0,0,0"/>
                 </v:shape>
-                <v:shape id="Freeform: Shape 202" o:spid="_x0000_s1044" style="position:absolute;left:60293;top:28289;width:3874;height:5576;visibility:visible;mso-wrap-style:square;v-text-anchor:top" coordsize="387451,557616" o:gfxdata="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" path="m57289,l387451,46832r,505086l,557616,57289,xe" fillcolor="#78d8d1 [3207]" stroked="f">
+                <v:shape id="Freeform: Shape 202" style="position:absolute;left:60293;top:28289;width:3874;height:5576;visibility:visible;mso-wrap-style:square;v-text-anchor:top" coordsize="387451,557616" o:spid="_x0000_s1044" fillcolor="#78d8d1 [3207]" stroked="f" path="m57289,l387451,46832r,505086l,557616,57289,xe" o:gfxdata="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">
                   <v:path arrowok="t" o:connecttype="custom" o:connectlocs="57289,0;387451,46832;387451,551918;0,557616" o:connectangles="0,0,0,0"/>
                 </v:shape>
-                <v:shape id="Freeform 88" o:spid="_x0000_s1045" style="position:absolute;left:40767;top:37909;width:1374;height:2406;visibility:visible;mso-wrap-style:square;v-text-anchor:top" coordsize="21,37" o:gfxdata="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" path="m3,c2,,1,,,1,3,37,3,37,3,37v,,,,,c13,37,21,29,21,19,21,9,13,,3,e" fillcolor="#00a69c" stroked="f">
+                <v:shape id="Freeform 88" style="position:absolute;left:40767;top:37909;width:1374;height:2406;visibility:visible;mso-wrap-style:square;v-text-anchor:top" coordsize="21,37" o:spid="_x0000_s1045" fillcolor="#00a69c" stroked="f" path="m3,c2,,1,,,1,3,37,3,37,3,37v,,,,,c13,37,21,29,21,19,21,9,13,,3,e" o:gfxdata="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">
                   <v:path arrowok="t" o:connecttype="custom" o:connectlocs="19642,0;0,6503;19642,240615;19642,240615;137494,123559;19642,0" o:connectangles="0,0,0,0,0,0"/>
                 </v:shape>
-                <v:oval id="Oval 89" o:spid="_x0000_s1046" style="position:absolute;left:44577;top:42481;width:2406;height:2368;visibility:visible;mso-wrap-style:square;v-text-anchor:top" o:gfxdata="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" fillcolor="#25817a [1607]" stroked="f"/>
-                <v:oval id="Oval 90" o:spid="_x0000_s1047" style="position:absolute;left:45339;top:34385;width:2367;height:2406;visibility:visible;mso-wrap-style:square;v-text-anchor:top" o:gfxdata="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" fillcolor="#25817a [1607]" stroked="f"/>
-                <v:oval id="Oval 91" o:spid="_x0000_s1048" style="position:absolute;left:49911;top:39147;width:2329;height:2368;visibility:visible;mso-wrap-style:square;v-text-anchor:top" o:gfxdata="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" fillcolor="#25817a [1607]" stroked="f"/>
-                <v:shape id="Freeform 92" o:spid="_x0000_s1049" style="position:absolute;left:48577;top:28289;width:2368;height:1298;visibility:visible;mso-wrap-style:square;v-text-anchor:top" coordsize="36,20" o:gfxdata="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" path="m,2c,12,8,20,18,20,28,20,36,12,36,2v,-1,,-1,,-2c,,,,,,,1,,1,,2xe" fillcolor="#25817a [1607]" stroked="f">
+                <v:oval id="Oval 89" style="position:absolute;left:44577;top:42481;width:2406;height:2368;visibility:visible;mso-wrap-style:square;v-text-anchor:top" o:spid="_x0000_s1046" fillcolor="#25817a [1607]" stroked="f" o:gfxdata="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"/>
+                <v:oval id="Oval 90" style="position:absolute;left:45339;top:34385;width:2367;height:2406;visibility:visible;mso-wrap-style:square;v-text-anchor:top" o:spid="_x0000_s1047" fillcolor="#25817a [1607]" stroked="f" o:gfxdata="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"/>
+                <v:oval id="Oval 91" style="position:absolute;left:49911;top:39147;width:2329;height:2368;visibility:visible;mso-wrap-style:square;v-text-anchor:top" o:spid="_x0000_s1048" fillcolor="#25817a [1607]" stroked="f" o:gfxdata="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"/>
+                <v:shape id="Freeform 92" style="position:absolute;left:48577;top:28289;width:2368;height:1298;visibility:visible;mso-wrap-style:square;v-text-anchor:top" coordsize="36,20" o:spid="_x0000_s1049" fillcolor="#25817a [1607]" stroked="f" path="m,2c,12,8,20,18,20,28,20,36,12,36,2v,-1,,-1,,-2c,,,,,,,1,,1,,2xe" o:gfxdata="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">
                   <v:path arrowok="t" o:connecttype="custom" o:connectlocs="0,12986;118398,129856;236795,12986;236795,0;0,0;0,12986" o:connectangles="0,0,0,0,0,0"/>
                 </v:shape>
-                <v:shape id="Freeform 93" o:spid="_x0000_s1050" style="position:absolute;left:51530;top:32004;width:2406;height:1871;visibility:visible;mso-wrap-style:square;v-text-anchor:top" coordsize="37,28" o:gfxdata="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" path="m19,c9,,,8,,18v,4,1,7,3,10c34,28,34,28,34,28v2,-3,3,-6,3,-10c37,8,29,,19,xe" fillcolor="#25817a [1607]" stroked="f">
+                <v:shape id="Freeform 93" style="position:absolute;left:51530;top:32004;width:2406;height:1871;visibility:visible;mso-wrap-style:square;v-text-anchor:top" coordsize="37,28" o:spid="_x0000_s1050" fillcolor="#25817a [1607]" stroked="f" path="m19,c9,,,8,,18v,4,1,7,3,10c34,28,34,28,34,28v2,-3,3,-6,3,-10c37,8,29,,19,xe" o:gfxdata="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">
                   <v:path arrowok="t" o:connecttype="custom" o:connectlocs="123559,0;0,120308;19509,187145;221105,187145;240614,120308;123559,0" o:connectangles="0,0,0,0,0,0"/>
                 </v:shape>
-                <v:shape id="Freeform 94" o:spid="_x0000_s1051" style="position:absolute;left:57435;top:28289;width:2406;height:1184;visibility:visible;mso-wrap-style:square;v-text-anchor:top" coordsize="37,18" o:gfxdata="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" path="m18,18c28,18,37,10,37,,,,,,,,,10,8,18,18,18xe" fillcolor="#25817a [1607]" stroked="f">
+                <v:shape id="Freeform 94" style="position:absolute;left:57435;top:28289;width:2406;height:1184;visibility:visible;mso-wrap-style:square;v-text-anchor:top" coordsize="37,18" o:spid="_x0000_s1051" fillcolor="#25817a [1607]" stroked="f" path="m18,18c28,18,37,10,37,,,,,,,,,10,8,18,18,18xe" o:gfxdata="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">
                   <v:path arrowok="t" o:connecttype="custom" o:connectlocs="117055,118398;240614,0;0,0;117055,118398" o:connectangles="0,0,0,0"/>
                 </v:shape>
-                <v:shape id="Freeform 95" o:spid="_x0000_s1052" style="position:absolute;left:59436;top:32575;width:2367;height:1337;visibility:visible;mso-wrap-style:square;v-text-anchor:top" coordsize="36,20" o:gfxdata="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" path="m18,c8,,,9,,19v,,,1,,1c14,20,14,20,14,20v22,,22,,22,c36,19,36,19,36,19,36,9,28,,18,xe" fillcolor="#25817a [1607]" stroked="f">
+                <v:shape id="Freeform 95" style="position:absolute;left:59436;top:32575;width:2367;height:1337;visibility:visible;mso-wrap-style:square;v-text-anchor:top" coordsize="36,20" o:spid="_x0000_s1052" fillcolor="#25817a [1607]" stroked="f" path="m18,c8,,,9,,19v,,,1,,1c14,20,14,20,14,20v22,,22,,22,c36,19,36,19,36,19,36,9,28,,18,xe" o:gfxdata="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">
                   <v:path arrowok="t" o:connecttype="custom" o:connectlocs="118398,0;0,126991;0,133675;92087,133675;236795,133675;236795,126991;118398,0" o:connectangles="0,0,0,0,0,0,0"/>
                 </v:shape>
-                <v:shape id="Freeform 96" o:spid="_x0000_s1053" style="position:absolute;left:56197;top:44481;width:2368;height:1184;visibility:visible;mso-wrap-style:square;v-text-anchor:top" coordsize="36,18" o:gfxdata="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" path="m18,c8,,,8,,18v36,,36,,36,c36,8,28,,18,xe" fillcolor="#25817a [1607]" stroked="f">
+                <v:shape id="Freeform 96" style="position:absolute;left:56197;top:44481;width:2368;height:1184;visibility:visible;mso-wrap-style:square;v-text-anchor:top" coordsize="36,18" o:spid="_x0000_s1053" fillcolor="#25817a [1607]" stroked="f" path="m18,c8,,,8,,18v36,,36,,36,c36,8,28,,18,xe" o:gfxdata="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">
                   <v:path arrowok="t" o:connecttype="custom" o:connectlocs="118398,0;0,118398;236795,118398;118398,0" o:connectangles="0,0,0,0"/>
                 </v:shape>
-                <v:oval id="Oval 97" o:spid="_x0000_s1054" style="position:absolute;left:55340;top:37147;width:2406;height:2368;visibility:visible;mso-wrap-style:square;v-text-anchor:top" o:gfxdata="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" fillcolor="#25817a [1607]" stroked="f"/>
-                <v:shape id="Freeform: Shape 210" o:spid="_x0000_s1055" style="position:absolute;left:63912;top:34766;width:291;height:1523;visibility:visible;mso-wrap-style:square;v-text-anchor:top" coordsize="29057,152298" o:gfxdata="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" path="m29057,r,152298l8015,119373c2841,106671,,92852,,78220,,61962,3247,46111,9131,31479l29057,xe" fillcolor="#25817a [1607]" stroked="f">
+                <v:oval id="Oval 97" style="position:absolute;left:55340;top:37147;width:2406;height:2368;visibility:visible;mso-wrap-style:square;v-text-anchor:top" o:spid="_x0000_s1054" fillcolor="#25817a [1607]" stroked="f" o:gfxdata="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"/>
+                <v:shape id="Freeform: Shape 210" style="position:absolute;left:63912;top:34766;width:291;height:1523;visibility:visible;mso-wrap-style:square;v-text-anchor:top" coordsize="29057,152298" o:spid="_x0000_s1055" fillcolor="#25817a [1607]" stroked="f" path="m29057,r,152298l8015,119373c2841,106671,,92852,,78220,,61962,3247,46111,9131,31479l29057,xe" o:gfxdata="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">
                   <v:path arrowok="t" o:connecttype="custom" o:connectlocs="29057,0;29057,152298;8015,119373;0,78220;9131,31479" o:connectangles="0,0,0,0,0"/>
                 </v:shape>
-                <v:shape id="Freeform 99" o:spid="_x0000_s1056" style="position:absolute;left:39147;top:28289;width:1184;height:1298;visibility:visible;mso-wrap-style:square;v-text-anchor:top" coordsize="18,20" o:gfxdata="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" path="m2,20c11,19,18,11,18,2v,-1,,-1,,-2c,,,,,l2,20xe" fillcolor="#00a69c" stroked="f">
+                <v:shape id="Freeform 99" style="position:absolute;left:39147;top:28289;width:1184;height:1298;visibility:visible;mso-wrap-style:square;v-text-anchor:top" coordsize="18,20" o:spid="_x0000_s1056" fillcolor="#00a69c" stroked="f" path="m2,20c11,19,18,11,18,2v,-1,,-1,,-2c,,,,,l2,20xe" o:gfxdata="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">
                   <v:path arrowok="t" o:connecttype="custom" o:connectlocs="13155,129856;118398,12986;118398,0;0,0;13155,129856" o:connectangles="0,0,0,0,0"/>
                 </v:shape>
-                <v:oval id="Oval 100" o:spid="_x0000_s1057" style="position:absolute;left:42957;top:29622;width:2368;height:2406;visibility:visible;mso-wrap-style:square;v-text-anchor:top" o:gfxdata="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" fillcolor="#25817a [1607]" stroked="f"/>
-                <v:oval id="Oval 101" o:spid="_x0000_s1058" style="position:absolute;left:60864;top:40767;width:2368;height:2444;visibility:visible;mso-wrap-style:square;v-text-anchor:top" o:gfxdata="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" fillcolor="#25817a [1607]" stroked="f"/>
-                <v:shape id="Freeform 102" o:spid="_x0000_s1059" style="position:absolute;left:2095;top:19145;width:9625;height:8097;visibility:visible;mso-wrap-style:square;v-text-anchor:top" coordsize="147,123" o:gfxdata="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" path="m140,113v,,-52,-79,-80,-96c32,,,58,,75v,15,132,48,140,48c147,123,140,113,140,113xe" fillcolor="#ff5b38 [3204]" stroked="f">
+                <v:oval id="Oval 100" style="position:absolute;left:42957;top:29622;width:2368;height:2406;visibility:visible;mso-wrap-style:square;v-text-anchor:top" o:spid="_x0000_s1057" fillcolor="#25817a [1607]" stroked="f" o:gfxdata="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"/>
+                <v:oval id="Oval 101" style="position:absolute;left:60864;top:40767;width:2368;height:2444;visibility:visible;mso-wrap-style:square;v-text-anchor:top" o:spid="_x0000_s1058" fillcolor="#25817a [1607]" stroked="f" o:gfxdata="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"/>
+                <v:shape id="Freeform 102" style="position:absolute;left:2095;top:19145;width:9625;height:8097;visibility:visible;mso-wrap-style:square;v-text-anchor:top" coordsize="147,123" o:spid="_x0000_s1059" fillcolor="#ff5b38 [3204]" stroked="f" path="m140,113v,,-52,-79,-80,-96c32,,,58,,75v,15,132,48,140,48c147,123,140,113,140,113xe" o:gfxdata="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">
                   <v:path arrowok="t" o:connecttype="custom" o:connectlocs="916627,743860;392840,111908;0,493712;916627,809688;916627,743860" o:connectangles="0,0,0,0,0"/>
                 </v:shape>
-                <v:shape id="Freeform 103" o:spid="_x0000_s1060" style="position:absolute;left:2857;top:21621;width:7562;height:4660;visibility:visible;mso-wrap-style:square;v-text-anchor:top" coordsize="115,71" o:gfxdata="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" path="m115,71c115,71,20,,7,24,,45,103,68,115,71xe" fillcolor="#e82800 [2404]" stroked="f">
+                <v:shape id="Freeform 103" style="position:absolute;left:2857;top:21621;width:7562;height:4660;visibility:visible;mso-wrap-style:square;v-text-anchor:top" coordsize="115,71" o:spid="_x0000_s1060" fillcolor="#e82800 [2404]" stroked="f" path="m115,71c115,71,20,,7,24,,45,103,68,115,71xe" o:gfxdata="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">
                   <v:path arrowok="t" o:connecttype="custom" o:connectlocs="756217,465953;46031,157505;756217,465953" o:connectangles="0,0,0"/>
                 </v:shape>
-                <v:shape id="Freeform 104" o:spid="_x0000_s1061" style="position:absolute;left:5238;top:14954;width:7601;height:11992;visibility:visible;mso-wrap-style:square;v-text-anchor:top" coordsize="116,183" o:gfxdata="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" path="m114,170v,,2,-105,-13,-137c86,,21,33,10,49,,62,101,174,108,179v7,4,6,-9,6,-9xe" fillcolor="#ff5b38 [3204]" stroked="f">
+                <v:shape id="Freeform 104" style="position:absolute;left:5238;top:14954;width:7601;height:11992;visibility:visible;mso-wrap-style:square;v-text-anchor:top" coordsize="116,183" o:spid="_x0000_s1061" fillcolor="#ff5b38 [3204]" stroked="f" path="m114,170v,,2,-105,-13,-137c86,,21,33,10,49,,62,101,174,108,179v7,4,6,-9,6,-9xe" o:gfxdata="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">
                   <v:path arrowok="t" o:connecttype="custom" o:connectlocs="746932,1114062;661755,216259;65520,321112;707620,1173042;746932,1114062" o:connectangles="0,0,0,0,0"/>
                 </v:shape>
-                <v:shape id="Freeform 105" o:spid="_x0000_s1062" style="position:absolute;left:6762;top:16859;width:5347;height:8670;visibility:visible;mso-wrap-style:square;v-text-anchor:top" coordsize="82,132" o:gfxdata="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" path="m82,132c82,132,49,,22,18,,36,74,121,82,132xe" fillcolor="#e82800 [2404]" stroked="f">
+                <v:shape id="Freeform 105" style="position:absolute;left:6762;top:16859;width:5347;height:8670;visibility:visible;mso-wrap-style:square;v-text-anchor:top" coordsize="82,132" o:spid="_x0000_s1062" fillcolor="#e82800 [2404]" stroked="f" path="m82,132c82,132,49,,22,18,,36,74,121,82,132xe" o:gfxdata="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">
                   <v:path arrowok="t" o:connecttype="custom" o:connectlocs="534699,866978;143456,118224;534699,866978" o:connectangles="0,0,0"/>
                 </v:shape>
-                <v:shape id="Freeform 106" o:spid="_x0000_s1063" style="position:absolute;left:12954;top:14954;width:7562;height:11992;visibility:visible;mso-wrap-style:square;v-text-anchor:top" coordsize="115,183" o:gfxdata="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" path="m1,170c1,170,,65,15,33,30,,95,33,106,49,115,62,14,174,7,179,,183,1,170,1,170xe" fillcolor="#ff5b38 [3204]" stroked="f">
+                <v:shape id="Freeform 106" style="position:absolute;left:12954;top:14954;width:7562;height:11992;visibility:visible;mso-wrap-style:square;v-text-anchor:top" coordsize="115,183" o:spid="_x0000_s1063" fillcolor="#ff5b38 [3204]" stroked="f" path="m1,170c1,170,,65,15,33,30,,95,33,106,49,115,62,14,174,7,179,,183,1,170,1,170xe" o:gfxdata="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">
                   <v:path arrowok="t" o:connecttype="custom" o:connectlocs="6576,1114062;98637,216259;697035,321112;46031,1173042;6576,1114062" o:connectangles="0,0,0,0,0"/>
                 </v:shape>
-                <v:shape id="Freeform 107" o:spid="_x0000_s1064" style="position:absolute;left:13716;top:16859;width:5461;height:8670;visibility:visible;mso-wrap-style:square;v-text-anchor:top" coordsize="83,132" o:gfxdata="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" path="m,132c,132,33,,61,18,83,36,9,121,,132xe" fillcolor="#e82800 [2404]" stroked="f">
+                <v:shape id="Freeform 107" style="position:absolute;left:13716;top:16859;width:5461;height:8670;visibility:visible;mso-wrap-style:square;v-text-anchor:top" coordsize="83,132" o:spid="_x0000_s1064" fillcolor="#e82800 [2404]" stroked="f" path="m,132c,132,33,,61,18,83,36,9,121,,132xe" o:gfxdata="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">
                   <v:path arrowok="t" o:connecttype="custom" o:connectlocs="0,866978;401392,118224;0,866978" o:connectangles="0,0,0"/>
                 </v:shape>
-                <v:shape id="Freeform 108" o:spid="_x0000_s1065" style="position:absolute;left:14097;top:19145;width:9700;height:8097;visibility:visible;mso-wrap-style:square;v-text-anchor:top" coordsize="148,123" o:gfxdata="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" path="m8,113v,,52,-79,79,-96c115,,147,58,148,75,148,90,15,123,8,123v-8,,,-10,,-10xe" fillcolor="#ff5b38 [3204]" stroked="f">
+                <v:shape id="Freeform 108" style="position:absolute;left:14097;top:19145;width:9700;height:8097;visibility:visible;mso-wrap-style:square;v-text-anchor:top" coordsize="148,123" o:spid="_x0000_s1065" fillcolor="#ff5b38 [3204]" stroked="f" path="m8,113v,,52,-79,79,-96c115,,147,58,148,75,148,90,15,123,8,123v-8,,,-10,,-10xe" o:gfxdata="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">
                   <v:path arrowok="t" o:connecttype="custom" o:connectlocs="52438,743860;570260,111908;970097,493712;52438,809688;52438,743860" o:connectangles="0,0,0,0,0"/>
                 </v:shape>
-                <v:shape id="Freeform 109" o:spid="_x0000_s1066" style="position:absolute;left:15335;top:21621;width:7600;height:4660;visibility:visible;mso-wrap-style:square;v-text-anchor:top" coordsize="116,71" o:gfxdata="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" path="m,71c,71,95,,108,24,116,45,13,68,,71xe" fillcolor="#e82800 [2404]" stroked="f">
+                <v:shape id="Freeform 109" style="position:absolute;left:15335;top:21621;width:7600;height:4660;visibility:visible;mso-wrap-style:square;v-text-anchor:top" coordsize="116,71" o:spid="_x0000_s1066" fillcolor="#e82800 [2404]" stroked="f" path="m,71c,71,95,,108,24,116,45,13,68,,71xe" o:gfxdata="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">
                   <v:path arrowok="t" o:connecttype="custom" o:connectlocs="0,465953;707620,157505;0,465953" o:connectangles="0,0,0"/>
                 </v:shape>
-                <v:shape id="Freeform 110" o:spid="_x0000_s1067" style="position:absolute;left:10287;top:24765;width:5194;height:2749;visibility:visible;mso-wrap-style:square;v-text-anchor:top" coordsize="79,42" o:gfxdata="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" path="m14,v6,,12,2,16,4c36,7,43,7,49,4,54,2,59,,65,,78,,79,21,76,30,74,39,70,42,62,42v-8,,-22,,-22,c40,42,26,42,18,42,10,42,5,39,3,30,,21,1,,14,xe" fillcolor="#ff9b87 [1940]" stroked="f">
+                <v:shape id="Freeform 110" style="position:absolute;left:10287;top:24765;width:5194;height:2749;visibility:visible;mso-wrap-style:square;v-text-anchor:top" coordsize="79,42" o:spid="_x0000_s1067" fillcolor="#ff9b87 [1940]" stroked="f" path="m14,v6,,12,2,16,4c36,7,43,7,49,4,54,2,59,,65,,78,,79,21,76,30,74,39,70,42,62,42v-8,,-22,,-22,c40,42,26,42,18,42,10,42,5,39,3,30,,21,1,,14,xe" o:gfxdata="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">
                   <v:path arrowok="t" o:connecttype="custom" o:connectlocs="92049,0;197249,26189;322173,26189;427373,0;499697,196420;407648,274988;262998,274988;118349,274988;19725,196420;92049,0" o:connectangles="0,0,0,0,0,0,0,0,0,0"/>
                 </v:shape>
-                <v:shape id="Freeform: Shape 189" o:spid="_x0000_s1068" style="position:absolute;left:95;top:31813;width:25529;height:13826;visibility:visible;mso-wrap-style:square;v-text-anchor:top" coordsize="2552924,1382581" o:gfxdata="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" path="m,l2552924,,2438346,1382581r-2394687,l,966675,,xe" fillcolor="#faaf40 [3205]" stroked="f">
+                <v:shape id="Freeform: Shape 189" style="position:absolute;left:95;top:31813;width:25529;height:13826;visibility:visible;mso-wrap-style:square;v-text-anchor:top" coordsize="2552924,1382581" o:spid="_x0000_s1068" fillcolor="#faaf40 [3205]" stroked="f" path="m,l2552924,,2438346,1382581r-2394687,l,966675,,xe" o:gfxdata="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">
                   <v:path arrowok="t" o:connecttype="custom" o:connectlocs="0,0;2552924,0;2438346,1382581;43659,1382581;0,966675" o:connectangles="0,0,0,0,0"/>
                 </v:shape>
-                <v:shape id="Freeform: Shape 188" o:spid="_x0000_s1069" style="position:absolute;top:31813;width:4829;height:13826;visibility:visible;mso-wrap-style:square;v-text-anchor:top" coordsize="482925,1382581" o:gfxdata="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" path="m,l471467,r11458,179507l482925,1382581r-431578,l,893437,,xe" fillcolor="#e48a06 [2405]" stroked="f">
+                <v:shape id="Freeform: Shape 188" style="position:absolute;top:31813;width:4829;height:13826;visibility:visible;mso-wrap-style:square;v-text-anchor:top" coordsize="482925,1382581" o:spid="_x0000_s1069" fillcolor="#e48a06 [2405]" stroked="f" path="m,l471467,r11458,179507l482925,1382581r-431578,l,893437,,xe" o:gfxdata="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">
                   <v:path arrowok="t" o:connecttype="custom" o:connectlocs="0,0;471467,0;482925,179507;482925,1382581;51347,1382581;0,893437" o:connectangles="0,0,0,0,0,0"/>
                 </v:shape>
-                <v:shape id="Freeform 115" o:spid="_x0000_s1070" style="position:absolute;top:33051;width:20602;height:1026;visibility:visible;mso-wrap-style:square;v-text-anchor:top" coordsize="327,18" o:gfxdata="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" path="m323,14v,2,-1,3,-3,4c323,18,323,18,323,18v,-4,,-4,,-4m142,1c86,1,86,1,86,1v,7,,7,,7c86,18,86,18,86,18v46,,46,,46,c142,1,142,1,142,1t148,c157,1,157,1,157,1v9,17,9,17,9,17c286,18,286,18,286,18v-2,-1,-3,-4,-2,-7c290,1,290,1,290,1t37,c316,1,316,1,316,1v6,10,6,10,6,10c322,12,322,12,322,12,321,2,321,2,321,2v6,-1,6,-1,6,-1m,c1,17,1,17,1,17v,-6,,-6,,-6c1,11,1,11,1,11,,,,,,,,,,,,e" fillcolor="#e48a06 [2405]" stroked="f">
+                <v:shape id="Freeform 115" style="position:absolute;top:33051;width:20602;height:1026;visibility:visible;mso-wrap-style:square;v-text-anchor:top" coordsize="327,18" o:spid="_x0000_s1070" fillcolor="#e48a06 [2405]" stroked="f" path="m323,14v,2,-1,3,-3,4c323,18,323,18,323,18v,-4,,-4,,-4m142,1c86,1,86,1,86,1v,7,,7,,7c86,18,86,18,86,18v46,,46,,46,c142,1,142,1,142,1t148,c157,1,157,1,157,1v9,17,9,17,9,17c286,18,286,18,286,18v-2,-1,-3,-4,-2,-7c290,1,290,1,290,1t37,c316,1,316,1,316,1v6,10,6,10,6,10c322,12,322,12,322,12,321,2,321,2,321,2v6,-1,6,-1,6,-1m,c1,17,1,17,1,17v,-6,,-6,,-6c1,11,1,11,1,11,,,,,,,,,,,,e" o:gfxdata="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">
                   <v:path arrowok="t" o:connecttype="custom" o:connectlocs="2035085,79785;2016183,102581;2035085,102581;2035085,79785;894681,5699;541849,5699;541849,45592;541849,102581;831675,102581;894681,5699;1827166,5699;989190,5699;1045895,102581;1801964,102581;1789362,62688;1827166,5699;2060287,5699;1990981,5699;2028784,62688;2028784,68387;2022484,11398;2060287,5699;0,0;6301,96882;6301,62688;6301,62688;0,0;0,0" o:connectangles="0,0,0,0,0,0,0,0,0,0,0,0,0,0,0,0,0,0,0,0,0,0,0,0,0,0,0,0"/>
                   <o:lock v:ext="edit" verticies="t"/>
                 </v:shape>
-                <v:shape id="Freeform: Shape 195" o:spid="_x0000_s1071" style="position:absolute;top:33051;width:4781;height:1173;visibility:visible;mso-wrap-style:square;v-text-anchor:top" coordsize="478196,117322" o:gfxdata="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" path="m,l41080,530v74591,964,193937,2505,384890,4972c425970,5502,425970,5502,478196,5502v,,,,,46043c478196,51545,478196,51545,478196,117322v,,,,-110981,c367215,117322,367215,117322,44466,111902l,111156,,xe" fillcolor="#985c04 [1605]" stroked="f">
+                <v:shape id="Freeform: Shape 195" style="position:absolute;top:33051;width:4781;height:1173;visibility:visible;mso-wrap-style:square;v-text-anchor:top" coordsize="478196,117322" o:spid="_x0000_s1071" fillcolor="#985c04 [1605]" stroked="f" path="m,l41080,530v74591,964,193937,2505,384890,4972c425970,5502,425970,5502,478196,5502v,,,,,46043c478196,51545,478196,51545,478196,117322v,,,,-110981,c367215,117322,367215,117322,44466,111902l,111156,,xe" o:gfxdata="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">
                   <v:path arrowok="t" o:connecttype="custom" o:connectlocs="0,0;41080,530;425970,5502;478196,5502;478196,51545;478196,117322;367215,117322;44466,111902;0,111156" o:connectangles="0,0,0,0,0,0,0,0,0"/>
                 </v:shape>
-                <v:shape id="Freeform 117" o:spid="_x0000_s1072" style="position:absolute;left:4762;top:35147;width:1375;height:2368;visibility:visible;mso-wrap-style:square;v-text-anchor:top" coordsize="21,36" o:gfxdata="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" path="m,c,,,,,,,36,,36,,36v15,,15,,15,c19,36,21,31,19,28,5,3,5,3,5,3,4,1,2,,,e" fillcolor="#e48a06 [2405]" stroked="f">
+                <v:shape id="Freeform 117" style="position:absolute;left:4762;top:35147;width:1375;height:2368;visibility:visible;mso-wrap-style:square;v-text-anchor:top" coordsize="21,36" o:spid="_x0000_s1072" fillcolor="#e48a06 [2405]" stroked="f" path="m,c,,,,,,,36,,36,,36v15,,15,,15,c19,36,21,31,19,28,5,3,5,3,5,3,4,1,2,,,e" o:gfxdata="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">
                   <v:path arrowok="t" o:connecttype="custom" o:connectlocs="0,0;0,0;0,236796;98210,236796;124399,184175;32737,19733;0,0" o:connectangles="0,0,0,0,0,0,0"/>
                 </v:shape>
-                <v:shape id="Freeform 118" o:spid="_x0000_s1073" style="position:absolute;left:3524;top:35147;width:1298;height:2368;visibility:visible;mso-wrap-style:square;v-text-anchor:top" coordsize="20,36" o:gfxdata="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" path="m20,c19,,17,1,16,3,1,28,1,28,1,28v-1,3,1,8,5,8c20,36,20,36,20,36,20,,20,,20,e" fillcolor="#985c04 [1605]" stroked="f">
+                <v:shape id="Freeform 118" style="position:absolute;left:3524;top:35147;width:1298;height:2368;visibility:visible;mso-wrap-style:square;v-text-anchor:top" coordsize="20,36" o:spid="_x0000_s1073" fillcolor="#985c04 [1605]" stroked="f" path="m20,c19,,17,1,16,3,1,28,1,28,1,28v-1,3,1,8,5,8c20,36,20,36,20,36,20,,20,,20,e" o:gfxdata="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">
                   <v:path arrowok="t" o:connecttype="custom" o:connectlocs="129855,0;103884,19733;6493,184175;38957,236796;129855,236796;129855,0" o:connectangles="0,0,0,0,0,0"/>
                 </v:shape>
-                <v:shape id="Freeform: Shape 190" o:spid="_x0000_s1074" style="position:absolute;top:34671;width:585;height:1476;visibility:visible;mso-wrap-style:square;v-text-anchor:top" coordsize="58550,147621" o:gfxdata="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" path="m,l8585,14996c19717,34442,34560,60370,54351,94941v13194,26340,-6597,52680,-32985,52680c21366,147621,21366,147621,11471,147621l,147621,,xe" fillcolor="#985c04 [1605]" stroked="f">
+                <v:shape id="Freeform: Shape 190" style="position:absolute;top:34671;width:585;height:1476;visibility:visible;mso-wrap-style:square;v-text-anchor:top" coordsize="58550,147621" o:spid="_x0000_s1074" fillcolor="#985c04 [1605]" stroked="f" path="m,l8585,14996c19717,34442,34560,60370,54351,94941v13194,26340,-6597,52680,-32985,52680c21366,147621,21366,147621,11471,147621l,147621,,xe" o:gfxdata="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">
                   <v:path arrowok="t" o:connecttype="custom" o:connectlocs="0,0;8585,14996;54351,94941;21366,147621;11471,147621;0,147621" o:connectangles="0,0,0,0,0,0"/>
                 </v:shape>
-                <v:shape id="Freeform 125" o:spid="_x0000_s1075" style="position:absolute;left:8191;top:40195;width:2673;height:2292;visibility:visible;mso-wrap-style:square;v-text-anchor:top" coordsize="41,35" o:gfxdata="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" path="m21,c19,,17,,16,2,2,27,2,27,2,27v-2,4,,8,4,8c35,35,35,35,35,35v4,,6,-4,4,-8c25,2,25,2,25,2,24,,22,,21,e" fillcolor="#e48a06 [2405]" stroked="f">
+                <v:shape id="Freeform 125" style="position:absolute;left:8191;top:40195;width:2673;height:2292;visibility:visible;mso-wrap-style:square;v-text-anchor:top" coordsize="41,35" o:spid="_x0000_s1075" fillcolor="#e48a06 [2405]" stroked="f" path="m21,c19,,17,,16,2,2,27,2,27,2,27v-2,4,,8,4,8c35,35,35,35,35,35v4,,6,-4,4,-8c25,2,25,2,25,2,24,,22,,21,e" o:gfxdata="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">
                   <v:path arrowok="t" o:connecttype="custom" o:connectlocs="136935,0;104331,13095;13041,176778;39124,229157;228225,229157;254308,176778;163018,13095;136935,0" o:connectangles="0,0,0,0,0,0,0,0"/>
                 </v:shape>
-                <v:shape id="Freeform 126" o:spid="_x0000_s1076" style="position:absolute;left:12668;top:35718;width:2673;height:2368;visibility:visible;mso-wrap-style:square;v-text-anchor:top" coordsize="41,36" o:gfxdata="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" path="m21,c19,,17,1,16,3,2,28,2,28,2,28v-2,4,,8,4,8c35,36,35,36,35,36v4,,6,-4,5,-8c25,3,25,3,25,3,24,1,22,,21,e" fillcolor="#e48a06 [2405]" stroked="f">
+                <v:shape id="Freeform 126" style="position:absolute;left:12668;top:35718;width:2673;height:2368;visibility:visible;mso-wrap-style:square;v-text-anchor:top" coordsize="41,36" o:spid="_x0000_s1076" fillcolor="#e48a06 [2405]" stroked="f" path="m21,c19,,17,1,16,3,2,28,2,28,2,28v-2,4,,8,4,8c35,36,35,36,35,36v4,,6,-4,5,-8c25,3,25,3,25,3,24,1,22,,21,e" o:gfxdata="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">
                   <v:path arrowok="t" o:connecttype="custom" o:connectlocs="136935,0;104331,19733;13041,184175;39124,236796;228225,236796;260828,184175;163018,19733;136935,0" o:connectangles="0,0,0,0,0,0,0,0"/>
                 </v:shape>
-                <v:shape id="Freeform 127" o:spid="_x0000_s1077" style="position:absolute;left:22479;top:45339;width:1947;height:267;visibility:visible;mso-wrap-style:square;v-text-anchor:top" coordsize="51,7" o:gfxdata="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" path="m5,l,7r51,l5,7,5,xe" fillcolor="#f16508" stroked="f">
+                <v:shape id="Freeform 127" style="position:absolute;left:22479;top:45339;width:1947;height:267;visibility:visible;mso-wrap-style:square;v-text-anchor:top" coordsize="51,7" o:spid="_x0000_s1077" fillcolor="#f16508" stroked="f" path="m5,l,7r51,l5,7,5,xe" o:gfxdata="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">
                   <v:path arrowok="t" o:connecttype="custom" o:connectlocs="19096,0;0,26735;194783,26735;19096,26735;19096,0" o:connectangles="0,0,0,0,0"/>
                 </v:shape>
-                <v:shape id="Freeform 129" o:spid="_x0000_s1078" style="position:absolute;left:20097;top:37909;width:1834;height:2292;visibility:visible;mso-wrap-style:square;v-text-anchor:top" coordsize="28,35" o:gfxdata="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" path="m21,c19,,18,1,17,2,2,27,2,27,2,27v-2,4,1,8,5,8c28,35,28,35,28,35,23,,23,,23,v,,-1,,-2,e" fillcolor="#e48a06 [2405]" stroked="f">
+                <v:shape id="Freeform 129" style="position:absolute;left:20097;top:37909;width:1834;height:2292;visibility:visible;mso-wrap-style:square;v-text-anchor:top" coordsize="28,35" o:spid="_x0000_s1078" fillcolor="#e48a06 [2405]" stroked="f" path="m21,c19,,18,1,17,2,2,27,2,27,2,27v-2,4,1,8,5,8c28,35,28,35,28,35,23,,23,,23,v,,-1,,-2,e" o:gfxdata="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">
                   <v:path arrowok="t" o:connecttype="custom" o:connectlocs="137494,0;111304,13095;13095,176778;45831,229157;183325,229157;150588,0;137494,0" o:connectangles="0,0,0,0,0,0,0"/>
                 </v:shape>
-                <v:shape id="Freeform 130" o:spid="_x0000_s1079" style="position:absolute;left:17907;top:34290;width:2215;height:76;visibility:visible;mso-wrap-style:square;v-text-anchor:top" coordsize="34,1" o:gfxdata="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" path="m34,c,,,,,,1,1,1,1,2,1v30,,30,,30,c33,1,33,1,34,e" fillcolor="#e48a06 [2405]" stroked="f">
+                <v:shape id="Freeform 130" style="position:absolute;left:17907;top:34290;width:2215;height:76;visibility:visible;mso-wrap-style:square;v-text-anchor:top" coordsize="34,1" o:spid="_x0000_s1079" fillcolor="#e48a06 [2405]" stroked="f" path="m34,c,,,,,,1,1,1,1,2,1v30,,30,,30,c33,1,33,1,34,e" o:gfxdata="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">
                   <v:path arrowok="t" o:connecttype="custom" o:connectlocs="221518,0;0,0;13030,7639;208488,7639;221518,0" o:connectangles="0,0,0,0,0"/>
                 </v:shape>
-                <v:shape id="Freeform 131" o:spid="_x0000_s1080" style="position:absolute;left:17716;top:33147;width:2597;height:1107;visibility:visible;mso-wrap-style:square;v-text-anchor:top" coordsize="40,17" o:gfxdata="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" path="m33,c7,,7,,7,,1,10,1,10,1,10v-1,3,,6,2,7c37,17,37,17,37,17v2,-1,3,-2,3,-4c39,11,39,11,39,11v,,,,,-1c33,,33,,33,e" fillcolor="#985c04 [1605]" stroked="f">
+                <v:shape id="Freeform 131" style="position:absolute;left:17716;top:33147;width:2597;height:1107;visibility:visible;mso-wrap-style:square;v-text-anchor:top" coordsize="40,17" o:spid="_x0000_s1080" fillcolor="#985c04 [1605]" stroked="f" path="m33,c7,,7,,7,,1,10,1,10,1,10v-1,3,,6,2,7c37,17,37,17,37,17v2,-1,3,-2,3,-4c39,11,39,11,39,11v,,,,,-1c33,,33,,33,e" o:gfxdata="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">
                   <v:path arrowok="t" o:connecttype="custom" o:connectlocs="214262,0;45449,0;6493,65152;19478,110759;240233,110759;259711,84698;253218,71668;253218,65152;214262,0" o:connectangles="0,0,0,0,0,0,0,0,0"/>
                 </v:shape>
-                <v:shape id="Freeform 132" o:spid="_x0000_s1081" style="position:absolute;left:8191;top:34290;width:2673;height:725;visibility:visible;mso-wrap-style:square;v-text-anchor:top" coordsize="41,11" o:gfxdata="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" path="m37,c3,,3,,3,,2,3,2,3,2,3v-2,4,,8,4,8c35,11,35,11,35,11v4,,6,-4,4,-8c37,,37,,37,e" fillcolor="#e48a06 [2405]" stroked="f">
+                <v:shape id="Freeform 132" style="position:absolute;left:8191;top:34290;width:2673;height:725;visibility:visible;mso-wrap-style:square;v-text-anchor:top" coordsize="41,11" o:spid="_x0000_s1081" fillcolor="#e48a06 [2405]" stroked="f" path="m37,c3,,3,,3,,2,3,2,3,2,3v-2,4,,8,4,8c35,11,35,11,35,11v4,,6,-4,4,-8c37,,37,,37,e" o:gfxdata="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">
                   <v:path arrowok="t" o:connecttype="custom" o:connectlocs="241266,0;19562,0;13041,19791;39124,72566;228225,72566;254308,19791;241266,0" o:connectangles="0,0,0,0,0,0,0"/>
                 </v:shape>
-                <v:shape id="Freeform 133" o:spid="_x0000_s1082" style="position:absolute;left:8382;top:33147;width:2215;height:1107;visibility:visible;mso-wrap-style:square;v-text-anchor:top" coordsize="58,29" o:gfxdata="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" path="m43,l17,,,29r58,l43,xe" fillcolor="#985c04 [1605]" stroked="f">
+                <v:shape id="Freeform 133" style="position:absolute;left:8382;top:33147;width:2215;height:1107;visibility:visible;mso-wrap-style:square;v-text-anchor:top" coordsize="58,29" o:spid="_x0000_s1082" fillcolor="#985c04 [1605]" stroked="f" path="m43,l17,,,29r58,l43,xe" o:gfxdata="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">
                   <v:path arrowok="t" o:connecttype="custom" o:connectlocs="164229,0;64928,0;0,110759;221518,110759;164229,0" o:connectangles="0,0,0,0,0"/>
                 </v:shape>
-                <v:shape id="Freeform 134" o:spid="_x0000_s1083" style="position:absolute;left:7810;top:33147;width:2215;height:1107;visibility:visible;mso-wrap-style:square;v-text-anchor:top" coordsize="58,29" o:gfxdata="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" path="m43,l17,,,29r58,l43,e" filled="f" stroked="f">
+                <v:shape id="Freeform 134" style="position:absolute;left:7810;top:33147;width:2215;height:1107;visibility:visible;mso-wrap-style:square;v-text-anchor:top" coordsize="58,29" o:spid="_x0000_s1083" filled="f" stroked="f" path="m43,l17,,,29r58,l43,e" o:gfxdata="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">
                   <v:path arrowok="t" o:connecttype="custom" o:connectlocs="164229,0;64928,0;0,110759;221518,110759;164229,0" o:connectangles="0,0,0,0,0"/>
                 </v:shape>
-                <v:shape id="Freeform 135" o:spid="_x0000_s1084" style="position:absolute;left:14763;top:42481;width:2750;height:2292;visibility:visible;mso-wrap-style:square;v-text-anchor:top" coordsize="42,35" o:gfxdata="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" path="m21,c19,,18,1,17,2,2,28,2,28,2,28v-2,3,1,7,5,7c36,35,36,35,36,35v3,,6,-4,4,-7c25,2,25,2,25,2,24,1,23,,21,e" fillcolor="#e48a06 [2405]" stroked="f">
+                <v:shape id="Freeform 135" style="position:absolute;left:14763;top:42481;width:2750;height:2292;visibility:visible;mso-wrap-style:square;v-text-anchor:top" coordsize="42,35" o:spid="_x0000_s1084" fillcolor="#e48a06 [2405]" stroked="f" path="m21,c19,,18,1,17,2,2,28,2,28,2,28v-2,3,1,7,5,7c36,35,36,35,36,35v3,,6,-4,4,-7c25,2,25,2,25,2,24,1,23,,21,e" o:gfxdata="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">
                   <v:path arrowok="t" o:connecttype="custom" o:connectlocs="137494,0;111305,13095;13095,183326;45831,229157;235704,229157;261893,183326;163683,13095;137494,0" o:connectangles="0,0,0,0,0,0,0,0"/>
                 </v:shape>
-                <v:shape id="Freeform 136" o:spid="_x0000_s1085" style="position:absolute;left:4762;top:44196;width:267;height:763;visibility:visible;mso-wrap-style:square;v-text-anchor:top" coordsize="4,12" o:gfxdata="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" path="m,c,12,,12,,12,3,11,4,7,3,5,,,,,,e" fillcolor="#e48a06 [2405]" stroked="f">
+                <v:shape id="Freeform 136" style="position:absolute;left:4762;top:44196;width:267;height:763;visibility:visible;mso-wrap-style:square;v-text-anchor:top" coordsize="4,12" o:spid="_x0000_s1085" fillcolor="#e48a06 [2405]" stroked="f" path="m,c,12,,12,,12,3,11,4,7,3,5,,,,,,e" o:gfxdata="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">
                   <v:path arrowok="t" o:connecttype="custom" o:connectlocs="0,0;0,76386;20051,31828;0,0" o:connectangles="0,0,0,0"/>
                 </v:shape>
-                <v:shape id="Freeform 137" o:spid="_x0000_s1086" style="position:absolute;left:2381;top:42672;width:2406;height:2291;visibility:visible;mso-wrap-style:square;v-text-anchor:top" coordsize="37,35" o:gfxdata="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" path="m21,c19,,17,1,16,2,2,28,2,28,2,28v-2,3,,7,4,7c35,35,35,35,35,35v1,,2,,2,c37,23,37,23,37,23,25,2,25,2,25,2,24,1,23,,21,e" fillcolor="#985c04 [1605]" stroked="f">
+                <v:shape id="Freeform 137" style="position:absolute;left:2381;top:42672;width:2406;height:2291;visibility:visible;mso-wrap-style:square;v-text-anchor:top" coordsize="37,35" o:spid="_x0000_s1086" fillcolor="#985c04 [1605]" stroked="f" path="m21,c19,,17,1,16,2,2,28,2,28,2,28v-2,3,,7,4,7c35,35,35,35,35,35v1,,2,,2,c37,23,37,23,37,23,25,2,25,2,25,2,24,1,23,,21,e" o:gfxdata="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">
                   <v:path arrowok="t" o:connecttype="custom" o:connectlocs="136565,0;104049,13095;13006,183326;39018,229157;227608,229157;240614,229157;240614,150589;162577,13095;136565,0" o:connectangles="0,0,0,0,0,0,0,0,0"/>
                 </v:shape>
-                <v:shape id="Freeform: Shape 196" o:spid="_x0000_s1087" style="position:absolute;top:38957;width:1209;height:2256;visibility:visible;mso-wrap-style:square;v-text-anchor:top" coordsize="120993,225668" o:gfxdata="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" path="m,l3847,1422v4982,3273,9963,8184,13284,14731c17131,16153,17131,16153,116765,179837v13284,19642,-6643,45831,-33212,45831c83553,225668,83553,225668,3847,225668v,,,,-3321,-28644l,192489,,xe" fillcolor="#985c04 [1605]" stroked="f">
+                <v:shape id="Freeform: Shape 196" style="position:absolute;top:38957;width:1209;height:2256;visibility:visible;mso-wrap-style:square;v-text-anchor:top" coordsize="120993,225668" o:spid="_x0000_s1087" fillcolor="#985c04 [1605]" stroked="f" path="m,l3847,1422v4982,3273,9963,8184,13284,14731c17131,16153,17131,16153,116765,179837v13284,19642,-6643,45831,-33212,45831c83553,225668,83553,225668,3847,225668v,,,,-3321,-28644l,192489,,xe" o:gfxdata="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">
                   <v:path arrowok="t" o:connecttype="custom" o:connectlocs="0,0;3847,1422;17131,16153;116765,179837;83553,225668;3847,225668;526,197024;0,192489" o:connectangles="0,0,0,0,0,0,0,0"/>
                 </v:shape>
-                <v:shape id="Freeform: Shape 186" o:spid="_x0000_s1088" style="position:absolute;top:27241;width:26733;height:5920;visibility:visible;mso-wrap-style:square;v-text-anchor:top" coordsize="2673331,591989" o:gfxdata="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" path="m370307,l2673331,r-68747,591989l427596,591989,,585967,,57162,370307,xe" fillcolor="#faaf40 [3205]" stroked="f">
+                <v:shape id="Freeform: Shape 186" style="position:absolute;top:27241;width:26733;height:5920;visibility:visible;mso-wrap-style:square;v-text-anchor:top" coordsize="2673331,591989" o:spid="_x0000_s1088" fillcolor="#faaf40 [3205]" stroked="f" path="m370307,l2673331,r-68747,591989l427596,591989,,585967,,57162,370307,xe" o:gfxdata="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">
                   <v:path arrowok="t" o:connecttype="custom" o:connectlocs="370307,0;2673331,0;2604584,591989;427596,591989;0,585967;0,57162" o:connectangles="0,0,0,0,0,0"/>
                 </v:shape>
-                <v:shape id="Freeform: Shape 185" o:spid="_x0000_s1089" style="position:absolute;left:95;top:27241;width:4198;height:5920;visibility:visible;mso-wrap-style:square;v-text-anchor:top" coordsize="419867,591989" o:gfxdata="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" path="m362578,r57289,591989l,586076,,55969,362578,xe" fillcolor="#e48a06 [2405]" stroked="f">
+                <v:shape id="Freeform: Shape 185" style="position:absolute;left:95;top:27241;width:4198;height:5920;visibility:visible;mso-wrap-style:square;v-text-anchor:top" coordsize="419867,591989" o:spid="_x0000_s1089" fillcolor="#e48a06 [2405]" stroked="f" path="m362578,r57289,591989l,586076,,55969,362578,xe" o:gfxdata="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">
                   <v:path arrowok="t" o:connecttype="custom" o:connectlocs="362578,0;419867,591989;0,586076;0,55969" o:connectangles="0,0,0,0"/>
                 </v:shape>
-                <v:shape id="Freeform 145" o:spid="_x0000_s1090" style="position:absolute;left:22383;top:28670;width:2674;height:2368;visibility:visible;mso-wrap-style:square;v-text-anchor:top" coordsize="41,36" o:gfxdata="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" path="m21,c19,,17,1,16,3,2,28,2,28,2,28v-2,3,,8,4,8c35,36,35,36,35,36v4,,6,-5,4,-8c25,3,25,3,25,3,24,1,22,,21,e" fillcolor="#e48a06 [2405]" stroked="f">
+                <v:shape id="Freeform 145" style="position:absolute;left:22383;top:28670;width:2674;height:2368;visibility:visible;mso-wrap-style:square;v-text-anchor:top" coordsize="41,36" o:spid="_x0000_s1090" fillcolor="#e48a06 [2405]" stroked="f" path="m21,c19,,17,1,16,3,2,28,2,28,2,28v-2,3,,8,4,8c35,36,35,36,35,36v4,,6,-5,4,-8c25,3,25,3,25,3,24,1,22,,21,e" o:gfxdata="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">
                   <v:path arrowok="t" o:connecttype="custom" o:connectlocs="136935,0;104331,19733;13041,184175;39124,236796;228225,236796;254308,184175;163018,19733;136935,0" o:connectangles="0,0,0,0,0,0,0,0"/>
                 </v:shape>
-                <v:shape id="Freeform 146" o:spid="_x0000_s1091" style="position:absolute;left:15049;top:27241;width:2750;height:1451;visibility:visible;mso-wrap-style:square;v-text-anchor:top" coordsize="42,22" o:gfxdata="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" path="m31,c10,,10,,10,,2,14,2,14,2,14v-2,4,,8,4,8c35,22,35,22,35,22v4,,7,-4,5,-8c31,,31,,31,e" fillcolor="#e48a06 [2405]" stroked="f">
+                <v:shape id="Freeform 146" style="position:absolute;left:15049;top:27241;width:2750;height:1451;visibility:visible;mso-wrap-style:square;v-text-anchor:top" coordsize="42,22" o:spid="_x0000_s1091" fillcolor="#e48a06 [2405]" stroked="f" path="m31,c10,,10,,10,,2,14,2,14,2,14v-2,4,,8,4,8c35,22,35,22,35,22v4,,7,-4,5,-8c31,,31,,31,e" o:gfxdata="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">
                   <v:path arrowok="t" o:connecttype="custom" o:connectlocs="202967,0;65473,0;13095,92357;39284,145133;229157,145133;261893,92357;202967,0" o:connectangles="0,0,0,0,0,0,0"/>
                 </v:shape>
-                <v:shape id="Freeform 147" o:spid="_x0000_s1092" style="position:absolute;left:11334;top:29908;width:2750;height:2292;visibility:visible;mso-wrap-style:square;v-text-anchor:top" coordsize="42,35" o:gfxdata="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" path="m21,c19,,18,1,17,2,2,28,2,28,2,28v-2,3,1,7,5,7c36,35,36,35,36,35v3,,6,-4,4,-7c25,2,25,2,25,2,24,1,23,,21,e" fillcolor="#e48a06 [2405]" stroked="f">
+                <v:shape id="Freeform 147" style="position:absolute;left:11334;top:29908;width:2750;height:2292;visibility:visible;mso-wrap-style:square;v-text-anchor:top" coordsize="42,35" o:spid="_x0000_s1092" fillcolor="#e48a06 [2405]" stroked="f" path="m21,c19,,18,1,17,2,2,28,2,28,2,28v-2,3,1,7,5,7c36,35,36,35,36,35v3,,6,-4,4,-7c25,2,25,2,25,2,24,1,23,,21,e" o:gfxdata="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">
                   <v:path arrowok="t" o:connecttype="custom" o:connectlocs="137494,0;111305,13095;13095,183326;45831,229157;235704,229157;261893,183326;163683,13095;137494,0" o:connectangles="0,0,0,0,0,0,0,0"/>
                 </v:shape>
-                <v:shape id="Freeform 148" o:spid="_x0000_s1093" style="position:absolute;left:3810;top:27908;width:1833;height:2291;visibility:visible;mso-wrap-style:square;v-text-anchor:top" coordsize="28,35" o:gfxdata="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" path="m7,c6,,4,1,3,2,,8,,8,,8,3,35,3,35,3,35v19,,19,,19,c26,35,28,31,26,28,12,2,12,2,12,2,11,1,9,,7,e" fillcolor="#e48a06 [2405]" stroked="f">
+                <v:shape id="Freeform 148" style="position:absolute;left:3810;top:27908;width:1833;height:2291;visibility:visible;mso-wrap-style:square;v-text-anchor:top" coordsize="28,35" o:spid="_x0000_s1093" fillcolor="#e48a06 [2405]" stroked="f" path="m7,c6,,4,1,3,2,,8,,8,,8,3,35,3,35,3,35v19,,19,,19,c26,35,28,31,26,28,12,2,12,2,12,2,11,1,9,,7,e" o:gfxdata="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">
                   <v:path arrowok="t" o:connecttype="custom" o:connectlocs="45831,0;19642,13095;0,52379;19642,229157;144041,229157;170230,183326;78568,13095;45831,0" o:connectangles="0,0,0,0,0,0,0,0"/>
                 </v:shape>
-                <v:shape id="Freeform 149" o:spid="_x0000_s1094" style="position:absolute;left:2857;top:28384;width:1146;height:1757;visibility:visible;mso-wrap-style:square;v-text-anchor:top" coordsize="17,27" o:gfxdata="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" path="m14,c2,20,2,20,2,20v-2,3,1,7,5,7c17,27,17,27,17,27,14,,14,,14,e" fillcolor="#985c04 [1605]" stroked="f">
+                <v:shape id="Freeform 149" style="position:absolute;left:2857;top:28384;width:1146;height:1757;visibility:visible;mso-wrap-style:square;v-text-anchor:top" coordsize="17,27" o:spid="_x0000_s1094" fillcolor="#985c04 [1605]" stroked="f" path="m14,c2,20,2,20,2,20v-2,3,1,7,5,7c17,27,17,27,17,27,14,,14,,14,e" o:gfxdata="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">
                   <v:path arrowok="t" o:connecttype="custom" o:connectlocs="94358,0;13480,130139;47179,175687;114578,175687;94358,0" o:connectangles="0,0,0,0,0"/>
                 </v:shape>
-                <v:shape id="Freeform 151" o:spid="_x0000_s1095" style="position:absolute;left:21526;top:36576;width:22534;height:9089;visibility:visible;mso-wrap-style:square;v-text-anchor:top" coordsize="590,238" o:gfxdata="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" path="m,l590,,552,238r-521,l,xe" fillcolor="#ff8a7a [1942]" stroked="f">
+                <v:shape id="Freeform 151" style="position:absolute;left:21526;top:36576;width:22534;height:9089;visibility:visible;mso-wrap-style:square;v-text-anchor:top" coordsize="590,238" o:spid="_x0000_s1095" fillcolor="#ff8a7a [1942]" stroked="f" path="m,l590,,552,238r-521,l,xe" o:gfxdata="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">
                   <v:path arrowok="t" o:connecttype="custom" o:connectlocs="0,0;2253374,0;2108241,908990;118398,908990;0,0" o:connectangles="0,0,0,0,0"/>
                 </v:shape>
-                <v:shape id="Freeform 153" o:spid="_x0000_s1096" style="position:absolute;left:21526;top:36576;width:4927;height:9089;visibility:visible;mso-wrap-style:square;v-text-anchor:top" coordsize="129,238" o:gfxdata="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" path="m125,l,,31,238r98,l129,31,125,xe" fillcolor="#ff3d22 [3206]" stroked="f">
+                <v:shape id="Freeform 153" style="position:absolute;left:21526;top:36576;width:4927;height:9089;visibility:visible;mso-wrap-style:square;v-text-anchor:top" coordsize="129,238" o:spid="_x0000_s1096" fillcolor="#ff3d22 [3206]" stroked="f" path="m125,l,,31,238r98,l129,31,125,xe" o:gfxdata="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">
                   <v:path arrowok="t" o:connecttype="custom" o:connectlocs="477410,0;0,0;118398,908990;492687,908990;492687,118398;477410,0" o:connectangles="0,0,0,0,0,0"/>
                 </v:shape>
-                <v:shape id="Freeform 155" o:spid="_x0000_s1097" style="position:absolute;left:43243;top:41243;width:38;height:573;visibility:visible;mso-wrap-style:square;v-text-anchor:top" coordsize="1,15" o:gfxdata="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" path="m1,l,15r,l1,xe" fillcolor="#74877e" stroked="f">
+                <v:shape id="Freeform 155" style="position:absolute;left:43243;top:41243;width:38;height:573;visibility:visible;mso-wrap-style:square;v-text-anchor:top" coordsize="1,15" o:spid="_x0000_s1097" fillcolor="#74877e" stroked="f" path="m1,l,15r,l1,xe" o:gfxdata="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">
                   <v:path arrowok="t" o:connecttype="custom" o:connectlocs="3819,0;0,57289;0,57289;3819,0" o:connectangles="0,0,0,0"/>
                 </v:shape>
-                <v:shape id="Freeform 156" o:spid="_x0000_s1098" style="position:absolute;left:44767;top:42767;width:38;height:573;visibility:visible;mso-wrap-style:square;v-text-anchor:top" coordsize="1,15" o:gfxdata="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" path="m1,l,15r,l1,e" filled="f" stroked="f">
+                <v:shape id="Freeform 156" style="position:absolute;left:44767;top:42767;width:38;height:573;visibility:visible;mso-wrap-style:square;v-text-anchor:top" coordsize="1,15" o:spid="_x0000_s1098" filled="f" stroked="f" path="m1,l,15r,l1,e" o:gfxdata="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">
                   <v:path arrowok="t" o:connecttype="custom" o:connectlocs="3819,0;0,57289;0,57289;3819,0" o:connectangles="0,0,0,0"/>
                 </v:shape>
-                <v:shape id="Freeform 157" o:spid="_x0000_s1099" style="position:absolute;left:37909;top:40005;width:5614;height:5614;visibility:visible;mso-wrap-style:square;v-text-anchor:top" coordsize="147,147" o:gfxdata="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" path="m147,l,147r38,l141,46r1,-15l147,xe" fillcolor="#ff3d22 [3206]" stroked="f">
+                <v:shape id="Freeform 157" style="position:absolute;left:37909;top:40005;width:5614;height:5614;visibility:visible;mso-wrap-style:square;v-text-anchor:top" coordsize="147,147" o:spid="_x0000_s1099" fillcolor="#ff3d22 [3206]" stroked="f" path="m147,l,147r38,l141,46r1,-15l147,xe" o:gfxdata="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">
                   <v:path arrowok="t" o:connecttype="custom" o:connectlocs="561434,0;0,561435;145133,561435;538518,175687;542338,118398;561434,0" o:connectangles="0,0,0,0,0,0"/>
                 </v:shape>
-                <v:shape id="Freeform 159" o:spid="_x0000_s1100" style="position:absolute;left:32480;top:39147;width:7906;height:6493;visibility:visible;mso-wrap-style:square;v-text-anchor:top" coordsize="207,170" o:gfxdata="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" path="m207,l169,,,170r37,l207,xe" fillcolor="#ff3d22 [3206]" stroked="f">
+                <v:shape id="Freeform 159" style="position:absolute;left:32480;top:39147;width:7906;height:6493;visibility:visible;mso-wrap-style:square;v-text-anchor:top" coordsize="207,170" o:spid="_x0000_s1100" fillcolor="#ff3d22 [3206]" stroked="f" path="m207,l169,,,170r37,l207,xe" o:gfxdata="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">
                   <v:path arrowok="t" o:connecttype="custom" o:connectlocs="790590,0;645458,0;0,649278;141313,649278;790590,0" o:connectangles="0,0,0,0,0"/>
                 </v:shape>
-                <v:shape id="Freeform 161" o:spid="_x0000_s1101" style="position:absolute;left:26955;top:39147;width:7983;height:6493;visibility:visible;mso-wrap-style:square;v-text-anchor:top" coordsize="209,170" o:gfxdata="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" path="m209,l171,,,170r39,l209,xe" fillcolor="#ff3d22 [3206]" stroked="f">
+                <v:shape id="Freeform 161" style="position:absolute;left:26955;top:39147;width:7983;height:6493;visibility:visible;mso-wrap-style:square;v-text-anchor:top" coordsize="209,170" o:spid="_x0000_s1101" fillcolor="#ff3d22 [3206]" stroked="f" path="m209,l171,,,170r39,l209,xe" o:gfxdata="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">
                   <v:path arrowok="t" o:connecttype="custom" o:connectlocs="798229,0;653096,0;0,649278;148952,649278;798229,0" o:connectangles="0,0,0,0,0"/>
                 </v:shape>
-                <v:shape id="Freeform 163" o:spid="_x0000_s1102" style="position:absolute;left:26384;top:39147;width:3093;height:3017;visibility:visible;mso-wrap-style:square;v-text-anchor:top" coordsize="81,79" o:gfxdata="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" path="m81,l41,,,42,,79,81,xe" fillcolor="#ff3d22 [3206]" stroked="f">
+                <v:shape id="Freeform 163" style="position:absolute;left:26384;top:39147;width:3093;height:3017;visibility:visible;mso-wrap-style:square;v-text-anchor:top" coordsize="81,79" o:spid="_x0000_s1102" fillcolor="#ff3d22 [3206]" stroked="f" path="m81,l41,,,42,,79,81,xe" o:gfxdata="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">
                   <v:path arrowok="t" o:connecttype="custom" o:connectlocs="309361,0;156590,0;0,160410;0,301723;309361,0" o:connectangles="0,0,0,0,0"/>
                 </v:shape>
-                <v:shape id="Freeform 164" o:spid="_x0000_s1103" style="position:absolute;left:27908;top:40671;width:3093;height:3017;visibility:visible;mso-wrap-style:square;v-text-anchor:top" coordsize="81,79" o:gfxdata="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" path="m81,l41,,,42,,79,81,e" filled="f" stroked="f">
+                <v:shape id="Freeform 164" style="position:absolute;left:27908;top:40671;width:3093;height:3017;visibility:visible;mso-wrap-style:square;v-text-anchor:top" coordsize="81,79" o:spid="_x0000_s1103" filled="f" stroked="f" path="m81,l41,,,42,,79,81,e" o:gfxdata="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">
                   <v:path arrowok="t" o:connecttype="custom" o:connectlocs="309361,0;156590,0;0,160410;0,301723;309361,0" o:connectangles="0,0,0,0,0"/>
                 </v:shape>
-                <v:shape id="Freeform 165" o:spid="_x0000_s1104" style="position:absolute;left:22574;top:40767;width:3857;height:4888;visibility:visible;mso-wrap-style:square;v-text-anchor:top" coordsize="101,128" o:gfxdata="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" path="m101,l,101r3,27l10,128,101,37,101,xe" fillcolor="#d81a00 [2406]" stroked="f">
+                <v:shape id="Freeform 165" style="position:absolute;left:22574;top:40767;width:3857;height:4888;visibility:visible;mso-wrap-style:square;v-text-anchor:top" coordsize="101,128" o:spid="_x0000_s1104" fillcolor="#d81a00 [2406]" stroked="f" path="m101,l,101r3,27l10,128,101,37,101,xe" o:gfxdata="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">
                   <v:path arrowok="t" o:connecttype="custom" o:connectlocs="385747,0;0,385747;11458,488868;38193,488868;385747,141313;385747,0" o:connectangles="0,0,0,0,0,0"/>
                 </v:shape>
-                <v:shape id="Freeform 167" o:spid="_x0000_s1105" style="position:absolute;left:21907;top:38671;width:2406;height:2368;visibility:visible;mso-wrap-style:square;v-text-anchor:top" coordsize="63,62" o:gfxdata="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" path="m29,l,28,5,62,63,4,29,xe" fillcolor="#d81a00 [2406]" stroked="f">
+                <v:shape id="Freeform 167" style="position:absolute;left:21907;top:38671;width:2406;height:2368;visibility:visible;mso-wrap-style:square;v-text-anchor:top" coordsize="63,62" o:spid="_x0000_s1105" fillcolor="#d81a00 [2406]" stroked="f" path="m29,l,28,5,62,63,4,29,xe" o:gfxdata="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">
                   <v:path arrowok="t" o:connecttype="custom" o:connectlocs="110759,0;0,106940;19096,236796;240614,15277;110759,0" o:connectangles="0,0,0,0,0"/>
                 </v:shape>
-                <v:shape id="Freeform 168" o:spid="_x0000_s1106" style="position:absolute;left:23431;top:40195;width:2406;height:2368;visibility:visible;mso-wrap-style:square;v-text-anchor:top" coordsize="63,62" o:gfxdata="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" path="m29,l,28,5,62,63,4,29,e" filled="f" stroked="f">
+                <v:shape id="Freeform 168" style="position:absolute;left:23431;top:40195;width:2406;height:2368;visibility:visible;mso-wrap-style:square;v-text-anchor:top" coordsize="63,62" o:spid="_x0000_s1106" filled="f" stroked="f" path="m29,l,28,5,62,63,4,29,e" o:gfxdata="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">
                   <v:path arrowok="t" o:connecttype="custom" o:connectlocs="110759,0;0,106940;19096,236796;240614,15277;110759,0" o:connectangles="0,0,0,0,0"/>
                 </v:shape>
-                <v:shape id="Freeform 169" o:spid="_x0000_s1107" style="position:absolute;left:33718;top:25431;width:8441;height:7028;visibility:visible;mso-wrap-style:square;v-text-anchor:top" coordsize="129,107" o:gfxdata="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" path="m7,99v,,45,-70,70,-84c101,,129,50,129,66,129,78,13,107,7,107v-7,,,-8,,-8xe" fillcolor="#ffc000 [3209]" stroked="f">
+                <v:shape id="Freeform 169" style="position:absolute;left:33718;top:25431;width:8441;height:7028;visibility:visible;mso-wrap-style:square;v-text-anchor:top" coordsize="129,107" o:spid="_x0000_s1107" fillcolor="#ffc000 [3209]" stroked="f" path="m7,99v,,45,-70,70,-84c101,,129,50,129,66,129,78,13,107,7,107v-7,,,-8,,-8xe" o:gfxdata="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">
                   <v:path arrowok="t" o:connecttype="custom" o:connectlocs="45802,650206;503819,98516;844060,433471;45802,702748;45802,650206" o:connectangles="0,0,0,0,0"/>
                 </v:shape>
-                <v:shape id="Freeform 170" o:spid="_x0000_s1108" style="position:absolute;left:34956;top:27622;width:6608;height:4048;visibility:visible;mso-wrap-style:square;v-text-anchor:top" coordsize="101,62" o:gfxdata="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" path="m,62c,62,83,,94,21,101,39,11,60,,62xe" fillcolor="#fff2cc [665]" stroked="f">
+                <v:shape id="Freeform 170" style="position:absolute;left:34956;top:27622;width:6608;height:4048;visibility:visible;mso-wrap-style:square;v-text-anchor:top" coordsize="101,62" o:spid="_x0000_s1108" fillcolor="#fff2cc [665]" stroked="f" path="m,62c,62,83,,94,21,101,39,11,60,,62xe" o:gfxdata="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">
                   <v:path arrowok="t" o:connecttype="custom" o:connectlocs="0,404844;614941,137125;0,404844" o:connectangles="0,0,0"/>
                 </v:shape>
-                <v:shape id="Freeform 171" o:spid="_x0000_s1109" style="position:absolute;left:23336;top:25431;width:8479;height:7028;visibility:visible;mso-wrap-style:square;v-text-anchor:top" coordsize="129,107" o:gfxdata="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" path="m122,99v,,-45,-70,-69,-84c28,,,50,,66v,12,116,41,122,41c129,107,122,99,122,99xe" fillcolor="#ffc000 [3209]" stroked="f">
+                <v:shape id="Freeform 171" style="position:absolute;left:23336;top:25431;width:8479;height:7028;visibility:visible;mso-wrap-style:square;v-text-anchor:top" coordsize="129,107" o:spid="_x0000_s1109" fillcolor="#ffc000 [3209]" stroked="f" path="m122,99v,,-45,-70,-69,-84c28,,,50,,66v,12,116,41,122,41c129,107,122,99,122,99xe" o:gfxdata="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">
                   <v:path arrowok="t" o:connecttype="custom" o:connectlocs="801871,650206;348354,98516;0,433471;801871,702748;801871,650206" o:connectangles="0,0,0,0,0"/>
                 </v:shape>
-                <v:shape id="Freeform 172" o:spid="_x0000_s1110" style="position:absolute;left:24003;top:27622;width:6645;height:4048;visibility:visible;mso-wrap-style:square;v-text-anchor:top" coordsize="101,62" o:gfxdata="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" path="m101,62c101,62,18,,7,21,,39,90,60,101,62xe" fillcolor="#fff2cc [665]" stroked="f">
+                <v:shape id="Freeform 172" style="position:absolute;left:24003;top:27622;width:6645;height:4048;visibility:visible;mso-wrap-style:square;v-text-anchor:top" coordsize="101,62" o:spid="_x0000_s1110" fillcolor="#fff2cc [665]" stroked="f" path="m101,62c101,62,18,,7,21,,39,90,60,101,62xe" o:gfxdata="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">
                   <v:path arrowok="t" o:connecttype="custom" o:connectlocs="664554,404844;46058,137125;664554,404844" o:connectangles="0,0,0"/>
                 </v:shape>
-                <v:shape id="Freeform 173" o:spid="_x0000_s1111" style="position:absolute;left:30861;top:30861;width:3933;height:2024;visibility:visible;mso-wrap-style:square;v-text-anchor:top" coordsize="60,31" o:gfxdata="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" path="m49,c45,,41,1,37,3,33,5,27,5,23,3,19,1,15,,11,,1,,,15,2,22v2,7,5,9,11,9c19,31,30,31,30,31v,,11,,17,c53,31,56,29,58,22,60,15,59,,49,e" fillcolor="#ffc000 [3209]" stroked="f">
+                <v:shape id="Freeform 173" style="position:absolute;left:30861;top:30861;width:3933;height:2024;visibility:visible;mso-wrap-style:square;v-text-anchor:top" coordsize="60,31" o:spid="_x0000_s1111" fillcolor="#ffc000 [3209]" stroked="f" path="m49,c45,,41,1,37,3,33,5,27,5,23,3,19,1,15,,11,,1,,,15,2,22v2,7,5,9,11,9c19,31,30,31,30,31v,,11,,17,c53,31,56,29,58,22,60,15,59,,49,e" o:gfxdata="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">
                   <v:path arrowok="t" o:connecttype="custom" o:connectlocs="321265,0;242588,19589;150798,19589;72121,0;13113,143654;85234,202422;196693,202422;308152,202422;380273,143654;321265,0" o:connectangles="0,0,0,0,0,0,0,0,0,0"/>
                 </v:shape>
-                <v:shape id="Freeform 174" o:spid="_x0000_s1112" style="position:absolute;left:21621;top:37623;width:2406;height:1108;visibility:visible;mso-wrap-style:square;v-text-anchor:top" coordsize="63,29" o:gfxdata="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" path="m,l3,24r33,5l63,2,,xe" fillcolor="#d81a00 [2406]" stroked="f">
+                <v:shape id="Freeform 174" style="position:absolute;left:21621;top:37623;width:2406;height:1108;visibility:visible;mso-wrap-style:square;v-text-anchor:top" coordsize="63,29" o:spid="_x0000_s1112" fillcolor="#d81a00 [2406]" stroked="f" path="m,l3,24r33,5l63,2,,xe" o:gfxdata="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">
                   <v:path arrowok="t" o:connecttype="custom" o:connectlocs="0,0;11458,91663;137494,110759;240614,7639;0,0" o:connectangles="0,0,0,0,0"/>
                 </v:shape>
-                <v:shape id="Freeform 175" o:spid="_x0000_s1113" style="position:absolute;left:23145;top:39147;width:2406;height:1108;visibility:visible;mso-wrap-style:square;v-text-anchor:top" coordsize="63,29" o:gfxdata="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" path="m,l3,24r33,5l63,2,,e" filled="f" stroked="f">
+                <v:shape id="Freeform 175" style="position:absolute;left:23145;top:39147;width:2406;height:1108;visibility:visible;mso-wrap-style:square;v-text-anchor:top" coordsize="63,29" o:spid="_x0000_s1113" filled="f" stroked="f" path="m,l3,24r33,5l63,2,,e" o:gfxdata="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">
                   <v:path arrowok="t" o:connecttype="custom" o:connectlocs="0,0;11458,91663;137494,110759;240614,7639;0,0" o:connectangles="0,0,0,0,0"/>
                 </v:shape>
-                <v:shape id="Freeform 176" o:spid="_x0000_s1114" style="position:absolute;left:26384;top:37719;width:3017;height:1413;visibility:visible;mso-wrap-style:square;v-text-anchor:top" coordsize="79,37" o:gfxdata="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" path="m79,l,,,37r41,l79,xe" fillcolor="#ff3d22 [3206]" stroked="f">
+                <v:shape id="Freeform 176" style="position:absolute;left:26384;top:37719;width:3017;height:1413;visibility:visible;mso-wrap-style:square;v-text-anchor:top" coordsize="79,37" o:spid="_x0000_s1114" fillcolor="#ff3d22 [3206]" stroked="f" path="m79,l,,,37r41,l79,xe" o:gfxdata="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">
                   <v:path arrowok="t" o:connecttype="custom" o:connectlocs="301723,0;0,0;0,141314;156590,141314;301723,0" o:connectangles="0,0,0,0,0"/>
                 </v:shape>
-                <v:shape id="Freeform 177" o:spid="_x0000_s1115" style="position:absolute;left:27908;top:39243;width:3017;height:1413;visibility:visible;mso-wrap-style:square;v-text-anchor:top" coordsize="79,37" o:gfxdata="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" path="m79,l,,,37r41,l79,e" filled="f" stroked="f">
+                <v:shape id="Freeform 177" style="position:absolute;left:27908;top:39243;width:3017;height:1413;visibility:visible;mso-wrap-style:square;v-text-anchor:top" coordsize="79,37" o:spid="_x0000_s1115" filled="f" stroked="f" path="m79,l,,,37r41,l79,e" o:gfxdata="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">
                   <v:path arrowok="t" o:connecttype="custom" o:connectlocs="301723,0;0,0;0,141314;156590,141314;301723,0" o:connectangles="0,0,0,0,0"/>
                 </v:shape>
-                <v:shape id="Freeform 178" o:spid="_x0000_s1116" style="position:absolute;left:24288;top:37623;width:2101;height:1490;visibility:visible;mso-wrap-style:square;v-text-anchor:top" coordsize="55,39" o:gfxdata="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" path="m29,l,31r55,8l55,2,36,2,29,xe" fillcolor="#d81a00 [2406]" stroked="f">
+                <v:shape id="Freeform 178" style="position:absolute;left:24288;top:37623;width:2101;height:1490;visibility:visible;mso-wrap-style:square;v-text-anchor:top" coordsize="55,39" o:spid="_x0000_s1116" fillcolor="#d81a00 [2406]" stroked="f" path="m29,l,31r55,8l55,2,36,2,29,xe" o:gfxdata="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">
                   <v:path arrowok="t" o:connecttype="custom" o:connectlocs="110759,0;0,118398;210060,148952;210060,7639;137494,7639;110759,0" o:connectangles="0,0,0,0,0,0"/>
                 </v:shape>
-                <v:shape id="Freeform 179" o:spid="_x0000_s1117" style="position:absolute;left:25812;top:39147;width:2101;height:1490;visibility:visible;mso-wrap-style:square;v-text-anchor:top" coordsize="55,39" o:gfxdata="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" path="m29,l,31r55,8l55,2,36,2,29,e" filled="f" stroked="f">
+                <v:shape id="Freeform 179" style="position:absolute;left:25812;top:39147;width:2101;height:1490;visibility:visible;mso-wrap-style:square;v-text-anchor:top" coordsize="55,39" o:spid="_x0000_s1117" filled="f" stroked="f" path="m29,l,31r55,8l55,2,36,2,29,e" o:gfxdata="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">
                   <v:path arrowok="t" o:connecttype="custom" o:connectlocs="110759,0;0,118398;210060,148952;210060,7639;137494,7639;110759,0" o:connectangles="0,0,0,0,0,0"/>
                 </v:shape>
-                <v:shape id="Freeform 180" o:spid="_x0000_s1118" style="position:absolute;left:29527;top:37719;width:14399;height:1413;visibility:visible;mso-wrap-style:square;v-text-anchor:top" coordsize="377,37" o:gfxdata="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" path="m142,l37,,,37r104,l142,xm284,l180,,142,37r104,l284,xm377,l322,,284,37r86,l377,xe" fillcolor="#ff3d22 [3206]" stroked="f">
+                <v:shape id="Freeform 180" style="position:absolute;left:29527;top:37719;width:14399;height:1413;visibility:visible;mso-wrap-style:square;v-text-anchor:top" coordsize="377,37" o:spid="_x0000_s1118" fillcolor="#ff3d22 [3206]" stroked="f" path="m142,l37,,,37r104,l142,xm284,l180,,142,37r104,l284,xm377,l322,,284,37r86,l377,xe" o:gfxdata="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">
                   <v:path arrowok="t" o:connecttype="custom" o:connectlocs="542338,0;141313,0;0,141314;397205,141314;542338,0;1084675,0;687470,0;542338,141314;939543,141314;1084675,0;1439868,0;1229808,0;1084675,141314;1413133,141314;1439868,0" o:connectangles="0,0,0,0,0,0,0,0,0,0,0,0,0,0,0"/>
                   <o:lock v:ext="edit" verticies="t"/>
                 </v:shape>
-                <v:shape id="Freeform 181" o:spid="_x0000_s1119" style="position:absolute;left:31051;top:39243;width:14399;height:1413;visibility:visible;mso-wrap-style:square;v-text-anchor:top" coordsize="377,37" o:gfxdata="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" path="m142,l37,,,37r104,l142,m284,l180,,142,37r104,l284,t93,l322,,284,37r86,l377,e" filled="f" stroked="f">
+                <v:shape id="Freeform 181" style="position:absolute;left:31051;top:39243;width:14399;height:1413;visibility:visible;mso-wrap-style:square;v-text-anchor:top" coordsize="377,37" o:spid="_x0000_s1119" filled="f" stroked="f" path="m142,l37,,,37r104,l142,m284,l180,,142,37r104,l284,t93,l322,,284,37r86,l377,e" o:gfxdata="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">
                   <v:path arrowok="t" o:connecttype="custom" o:connectlocs="542338,0;141313,0;0,141314;397205,141314;542338,0;1084675,0;687470,0;542338,141314;939543,141314;1084675,0;1439868,0;1229808,0;1084675,141314;1413133,141314;1439868,0" o:connectangles="0,0,0,0,0,0,0,0,0,0,0,0,0,0,0"/>
                   <o:lock v:ext="edit" verticies="t"/>
                 </v:shape>
-                <v:shape id="Freeform 182" o:spid="_x0000_s1120" style="position:absolute;left:38957;top:37719;width:2902;height:1413;visibility:visible;mso-wrap-style:square;v-text-anchor:top" coordsize="76,37" o:gfxdata="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" path="m76,l38,,,37r38,l76,xe" fillcolor="#d81a00 [2406]" stroked="f">
+                <v:shape id="Freeform 182" style="position:absolute;left:38957;top:37719;width:2902;height:1413;visibility:visible;mso-wrap-style:square;v-text-anchor:top" coordsize="76,37" o:spid="_x0000_s1120" fillcolor="#d81a00 [2406]" stroked="f" path="m76,l38,,,37r38,l76,xe" o:gfxdata="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">
                   <v:path arrowok="t" o:connecttype="custom" o:connectlocs="290265,0;145133,0;0,141314;145133,141314;290265,0" o:connectangles="0,0,0,0,0"/>
                 </v:shape>
-                <v:shape id="Freeform 183" o:spid="_x0000_s1121" style="position:absolute;left:40481;top:39243;width:2902;height:1413;visibility:visible;mso-wrap-style:square;v-text-anchor:top" coordsize="76,37" o:gfxdata="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" path="m76,l38,,,37r38,l76,e" filled="f" stroked="f">
+                <v:shape id="Freeform 183" style="position:absolute;left:40481;top:39243;width:2902;height:1413;visibility:visible;mso-wrap-style:square;v-text-anchor:top" coordsize="76,37" o:spid="_x0000_s1121" filled="f" stroked="f" path="m76,l38,,,37r38,l76,e" o:gfxdata="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">
                   <v:path arrowok="t" o:connecttype="custom" o:connectlocs="290265,0;145133,0;0,141314;145133,141314;290265,0" o:connectangles="0,0,0,0,0"/>
                 </v:shape>
-                <v:shape id="Freeform 184" o:spid="_x0000_s1122" style="position:absolute;left:33528;top:37719;width:2902;height:1413;visibility:visible;mso-wrap-style:square;v-text-anchor:top" coordsize="76,37" o:gfxdata="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" path="m76,l38,,,37r38,l76,xe" fillcolor="#d81a00 [2406]" stroked="f">
+                <v:shape id="Freeform 184" style="position:absolute;left:33528;top:37719;width:2902;height:1413;visibility:visible;mso-wrap-style:square;v-text-anchor:top" coordsize="76,37" o:spid="_x0000_s1122" fillcolor="#d81a00 [2406]" stroked="f" path="m76,l38,,,37r38,l76,xe" o:gfxdata="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">
                   <v:path arrowok="t" o:connecttype="custom" o:connectlocs="290265,0;145133,0;0,141314;145133,141314;290265,0" o:connectangles="0,0,0,0,0"/>
                 </v:shape>
-                <v:shape id="Freeform 185" o:spid="_x0000_s1123" style="position:absolute;left:35052;top:39243;width:2902;height:1413;visibility:visible;mso-wrap-style:square;v-text-anchor:top" coordsize="76,37" o:gfxdata="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" path="m76,l38,,,37r38,l76,e" filled="f" stroked="f">
+                <v:shape id="Freeform 185" style="position:absolute;left:35052;top:39243;width:2902;height:1413;visibility:visible;mso-wrap-style:square;v-text-anchor:top" coordsize="76,37" o:spid="_x0000_s1123" filled="f" stroked="f" path="m76,l38,,,37r38,l76,e" o:gfxdata="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">
                   <v:path arrowok="t" o:connecttype="custom" o:connectlocs="290265,0;145133,0;0,141314;145133,141314;290265,0" o:connectangles="0,0,0,0,0"/>
                 </v:shape>
-                <v:shape id="Freeform 186" o:spid="_x0000_s1124" style="position:absolute;left:28003;top:37719;width:2941;height:1413;visibility:visible;mso-wrap-style:square;v-text-anchor:top" coordsize="77,37" o:gfxdata="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" path="m77,l38,,,37r40,l77,xe" fillcolor="#d81a00 [2406]" stroked="f">
+                <v:shape id="Freeform 186" style="position:absolute;left:28003;top:37719;width:2941;height:1413;visibility:visible;mso-wrap-style:square;v-text-anchor:top" coordsize="77,37" o:spid="_x0000_s1124" fillcolor="#d81a00 [2406]" stroked="f" path="m77,l38,,,37r40,l77,xe" o:gfxdata="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">
                   <v:path arrowok="t" o:connecttype="custom" o:connectlocs="294084,0;145132,0;0,141314;152771,141314;294084,0" o:connectangles="0,0,0,0,0"/>
                 </v:shape>
-                <v:shape id="Freeform 187" o:spid="_x0000_s1125" style="position:absolute;left:29527;top:39243;width:2941;height:1413;visibility:visible;mso-wrap-style:square;v-text-anchor:top" coordsize="77,37" o:gfxdata="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" path="m77,l38,,,37r40,l77,e" filled="f" stroked="f">
+                <v:shape id="Freeform 187" style="position:absolute;left:29527;top:39243;width:2941;height:1413;visibility:visible;mso-wrap-style:square;v-text-anchor:top" coordsize="77,37" o:spid="_x0000_s1125" filled="f" stroked="f" path="m77,l38,,,37r40,l77,e" o:gfxdata="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">
                   <v:path arrowok="t" o:connecttype="custom" o:connectlocs="294084,0;145132,0;0,141314;152771,141314;294084,0" o:connectangles="0,0,0,0,0"/>
                 </v:shape>
-                <v:shape id="Freeform 188" o:spid="_x0000_s1126" style="position:absolute;left:23050;top:37623;width:2406;height:1184;visibility:visible;mso-wrap-style:square;v-text-anchor:top" coordsize="63,31" o:gfxdata="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" path="m27,l,27r34,4l63,,27,xe" fillcolor="#8f1100 [1606]" stroked="f">
+                <v:shape id="Freeform 188" style="position:absolute;left:23050;top:37623;width:2406;height:1184;visibility:visible;mso-wrap-style:square;v-text-anchor:top" coordsize="63,31" o:spid="_x0000_s1126" fillcolor="#8f1100 [1606]" stroked="f" path="m27,l,27r34,4l63,,27,xe" o:gfxdata="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">
                   <v:path arrowok="t" o:connecttype="custom" o:connectlocs="103120,0;0,103121;129855,118398;240614,0;103120,0" o:connectangles="0,0,0,0,0"/>
                 </v:shape>
-                <v:shape id="Freeform 189" o:spid="_x0000_s1127" style="position:absolute;left:24574;top:39147;width:2406;height:1184;visibility:visible;mso-wrap-style:square;v-text-anchor:top" coordsize="63,31" o:gfxdata="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" path="m27,l,27r34,4l63,,27,e" filled="f" stroked="f">
+                <v:shape id="Freeform 189" style="position:absolute;left:24574;top:39147;width:2406;height:1184;visibility:visible;mso-wrap-style:square;v-text-anchor:top" coordsize="63,31" o:spid="_x0000_s1127" filled="f" stroked="f" path="m27,l,27r34,4l63,,27,e" o:gfxdata="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">
                   <v:path arrowok="t" o:connecttype="custom" o:connectlocs="103120,0;0,103121;129855,118398;240614,0;103120,0" o:connectangles="0,0,0,0,0"/>
                 </v:shape>
-                <v:shape id="Freeform 190" o:spid="_x0000_s1128" style="position:absolute;left:20193;top:32480;width:25360;height:5270;visibility:visible;mso-wrap-style:square;v-text-anchor:top" coordsize="664,138" o:gfxdata="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" path="m130,l,19,19,134r125,4l646,138,664,,130,xe" fillcolor="#ff8a7a [1942]" stroked="f">
+                <v:shape id="Freeform 190" style="position:absolute;left:20193;top:32480;width:25360;height:5270;visibility:visible;mso-wrap-style:square;v-text-anchor:top" coordsize="664,138" o:spid="_x0000_s1128" fillcolor="#ff8a7a [1942]" stroked="f" path="m130,l,19,19,134r125,4l646,138,664,,130,xe" o:gfxdata="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">
                   <v:path arrowok="t" o:connecttype="custom" o:connectlocs="496506,0;0,72566;72566,511784;549976,527061;2467253,527061;2536000,0;496506,0" o:connectangles="0,0,0,0,0,0,0"/>
                 </v:shape>
-                <v:shape id="Freeform 191" o:spid="_x0000_s1129" style="position:absolute;left:21717;top:34004;width:25360;height:5270;visibility:visible;mso-wrap-style:square;v-text-anchor:top" coordsize="664,138" o:gfxdata="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" path="m130,l,19,19,134r125,4l646,138,664,,130,e" filled="f" stroked="f">
+                <v:shape id="Freeform 191" style="position:absolute;left:21717;top:34004;width:25360;height:5270;visibility:visible;mso-wrap-style:square;v-text-anchor:top" coordsize="664,138" o:spid="_x0000_s1129" filled="f" stroked="f" path="m130,l,19,19,134r125,4l646,138,664,,130,e" o:gfxdata="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">
                   <v:path arrowok="t" o:connecttype="custom" o:connectlocs="496506,0;0,72566;72566,511784;549976,527061;2467253,527061;2536000,0;496506,0" o:connectangles="0,0,0,0,0,0,0"/>
                 </v:shape>
-                <v:shape id="Freeform 192" o:spid="_x0000_s1130" style="position:absolute;left:20193;top:32480;width:5499;height:5270;visibility:visible;mso-wrap-style:square;v-text-anchor:top" coordsize="144,138" o:gfxdata="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" path="m130,l,19,19,134r125,4l130,xe" fillcolor="#ff3d22 [3206]" stroked="f">
+                <v:shape id="Freeform 192" style="position:absolute;left:20193;top:32480;width:5499;height:5270;visibility:visible;mso-wrap-style:square;v-text-anchor:top" coordsize="144,138" o:spid="_x0000_s1130" fillcolor="#ff3d22 [3206]" stroked="f" path="m130,l,19,19,134r125,4l130,xe" o:gfxdata="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">
                   <v:path arrowok="t" o:connecttype="custom" o:connectlocs="496506,0;0,72566;72566,511784;549976,527061;496506,0" o:connectangles="0,0,0,0,0"/>
                 </v:shape>
-                <v:shape id="Freeform 193" o:spid="_x0000_s1131" style="position:absolute;left:21717;top:34004;width:5499;height:5270;visibility:visible;mso-wrap-style:square;v-text-anchor:top" coordsize="144,138" o:gfxdata="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" path="m130,l,19,19,134r125,4l130,e" filled="f" stroked="f">
+                <v:shape id="Freeform 193" style="position:absolute;left:21717;top:34004;width:5499;height:5270;visibility:visible;mso-wrap-style:square;v-text-anchor:top" coordsize="144,138" o:spid="_x0000_s1131" filled="f" stroked="f" path="m130,l,19,19,134r125,4l130,e" o:gfxdata="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">
                   <v:path arrowok="t" o:connecttype="custom" o:connectlocs="496506,0;0,72566;72566,511784;549976,527061;496506,0" o:connectangles="0,0,0,0,0"/>
                 </v:shape>
-                <v:shape id="Freeform 194" o:spid="_x0000_s1132" style="position:absolute;left:25146;top:32480;width:1260;height:1260;visibility:visible;mso-wrap-style:square;v-text-anchor:top" coordsize="33,33" o:gfxdata="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" path="m33,l26,,,,4,33,33,xe" fillcolor="#ff3d22 [3206]" stroked="f">
+                <v:shape id="Freeform 194" style="position:absolute;left:25146;top:32480;width:1260;height:1260;visibility:visible;mso-wrap-style:square;v-text-anchor:top" coordsize="33,33" o:spid="_x0000_s1132" fillcolor="#ff3d22 [3206]" stroked="f" path="m33,l26,,,,4,33,33,xe" o:gfxdata="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">
                   <v:path arrowok="t" o:connecttype="custom" o:connectlocs="126036,0;99301,0;0,0;15277,126036;126036,0" o:connectangles="0,0,0,0,0"/>
                 </v:shape>
-                <v:shape id="Freeform 195" o:spid="_x0000_s1133" style="position:absolute;left:26670;top:34004;width:1260;height:1260;visibility:visible;mso-wrap-style:square;v-text-anchor:top" coordsize="33,33" o:gfxdata="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" path="m33,l26,,,,4,33,33,e" filled="f" stroked="f">
+                <v:shape id="Freeform 195" style="position:absolute;left:26670;top:34004;width:1260;height:1260;visibility:visible;mso-wrap-style:square;v-text-anchor:top" coordsize="33,33" o:spid="_x0000_s1133" filled="f" stroked="f" path="m33,l26,,,,4,33,33,e" o:gfxdata="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">
                   <v:path arrowok="t" o:connecttype="custom" o:connectlocs="126036,0;99301,0;0,0;15277,126036;126036,0" o:connectangles="0,0,0,0,0"/>
                 </v:shape>
-                <v:shape id="Freeform 196" o:spid="_x0000_s1134" style="position:absolute;left:20859;top:32480;width:4469;height:5118;visibility:visible;mso-wrap-style:square;v-text-anchor:top" coordsize="117,134" o:gfxdata="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" path="m113,r-7,l,126r2,8l28,134,117,33,113,xe" fillcolor="#d81a00 [2406]" stroked="f">
+                <v:shape id="Freeform 196" style="position:absolute;left:20859;top:32480;width:4469;height:5118;visibility:visible;mso-wrap-style:square;v-text-anchor:top" coordsize="117,134" o:spid="_x0000_s1134" fillcolor="#d81a00 [2406]" stroked="f" path="m113,r-7,l,126r2,8l28,134,117,33,113,xe" o:gfxdata="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">
                   <v:path arrowok="t" o:connecttype="custom" o:connectlocs="431578,0;404843,0;0,481230;7639,511784;106940,511784;446855,126036;431578,0" o:connectangles="0,0,0,0,0,0,0"/>
                 </v:shape>
-                <v:shape id="Freeform 197" o:spid="_x0000_s1135" style="position:absolute;left:22383;top:34004;width:4469;height:5118;visibility:visible;mso-wrap-style:square;v-text-anchor:top" coordsize="117,134" o:gfxdata="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" path="m113,r-7,l,126r2,8l28,134,117,33,113,e" filled="f" stroked="f">
+                <v:shape id="Freeform 197" style="position:absolute;left:22383;top:34004;width:4469;height:5118;visibility:visible;mso-wrap-style:square;v-text-anchor:top" coordsize="117,134" o:spid="_x0000_s1135" filled="f" stroked="f" path="m113,r-7,l,126r2,8l28,134,117,33,113,e" o:gfxdata="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">
                   <v:path arrowok="t" o:connecttype="custom" o:connectlocs="431578,0;404843,0;0,481230;7639,511784;106940,511784;446855,126036;431578,0" o:connectangles="0,0,0,0,0,0,0"/>
                 </v:shape>
-                <v:shape id="Freeform 198" o:spid="_x0000_s1136" style="position:absolute;left:26765;top:32480;width:6683;height:5270;visibility:visible;mso-wrap-style:square;v-text-anchor:top" coordsize="175,138" o:gfxdata="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" path="m175,l138,,,138r38,l175,xe" fillcolor="#ff3d22 [3206]" stroked="f">
+                <v:shape id="Freeform 198" style="position:absolute;left:26765;top:32480;width:6683;height:5270;visibility:visible;mso-wrap-style:square;v-text-anchor:top" coordsize="175,138" o:spid="_x0000_s1136" fillcolor="#ff3d22 [3206]" stroked="f" path="m175,l138,,,138r38,l175,xe" o:gfxdata="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">
                   <v:path arrowok="t" o:connecttype="custom" o:connectlocs="668374,0;527061,0;0,527061;145133,527061;668374,0" o:connectangles="0,0,0,0,0"/>
                 </v:shape>
-                <v:shape id="Freeform 199" o:spid="_x0000_s1137" style="position:absolute;left:28289;top:34004;width:6683;height:5270;visibility:visible;mso-wrap-style:square;v-text-anchor:top" coordsize="175,138" o:gfxdata="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" path="m175,l138,,,138r38,l175,e" filled="f" stroked="f">
+                <v:shape id="Freeform 199" style="position:absolute;left:28289;top:34004;width:6683;height:5270;visibility:visible;mso-wrap-style:square;v-text-anchor:top" coordsize="175,138" o:spid="_x0000_s1137" filled="f" stroked="f" path="m175,l138,,,138r38,l175,e" o:gfxdata="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">
                   <v:path arrowok="t" o:connecttype="custom" o:connectlocs="668374,0;527061,0;0,527061;145133,527061;668374,0" o:connectangles="0,0,0,0,0"/>
                 </v:shape>
-                <v:shape id="Freeform 200" o:spid="_x0000_s1138" style="position:absolute;left:32289;top:32480;width:6646;height:5270;visibility:visible;mso-wrap-style:square;v-text-anchor:top" coordsize="174,138" o:gfxdata="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" path="m174,l137,,,138r37,l174,xe" fillcolor="#ff3d22 [3206]" stroked="f">
+                <v:shape id="Freeform 200" style="position:absolute;left:32289;top:32480;width:6646;height:5270;visibility:visible;mso-wrap-style:square;v-text-anchor:top" coordsize="174,138" o:spid="_x0000_s1138" fillcolor="#ff3d22 [3206]" stroked="f" path="m174,l137,,,138r37,l174,xe" o:gfxdata="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">
                   <v:path arrowok="t" o:connecttype="custom" o:connectlocs="664554,0;523241,0;0,527061;141313,527061;664554,0" o:connectangles="0,0,0,0,0"/>
                 </v:shape>
-                <v:shape id="Freeform 201" o:spid="_x0000_s1139" style="position:absolute;left:33813;top:34004;width:6646;height:5270;visibility:visible;mso-wrap-style:square;v-text-anchor:top" coordsize="174,138" o:gfxdata="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" path="m174,l137,,,138r37,l174,e" filled="f" stroked="f">
+                <v:shape id="Freeform 201" style="position:absolute;left:33813;top:34004;width:6646;height:5270;visibility:visible;mso-wrap-style:square;v-text-anchor:top" coordsize="174,138" o:spid="_x0000_s1139" filled="f" stroked="f" path="m174,l137,,,138r37,l174,e" o:gfxdata="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">
                   <v:path arrowok="t" o:connecttype="custom" o:connectlocs="664554,0;523241,0;0,527061;141313,527061;664554,0" o:connectangles="0,0,0,0,0"/>
                 </v:shape>
-                <v:shape id="Freeform 202" o:spid="_x0000_s1140" style="position:absolute;left:37685;top:32474;width:7119;height:5143;visibility:visible;mso-wrap-style:square;v-text-anchor:top" coordsize="175,138" o:gfxdata="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" path="m175,l136,,,138r38,l175,xe" fillcolor="#ff3d22 [3206]" stroked="f">
+                <v:shape id="Freeform 202" style="position:absolute;left:37685;top:32474;width:7119;height:5143;visibility:visible;mso-wrap-style:square;v-text-anchor:top" coordsize="175,138" o:spid="_x0000_s1140" fillcolor="#ff3d22 [3206]" stroked="f" path="m175,l136,,,138r38,l175,xe" o:gfxdata="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">
                   <v:path arrowok="t" o:connecttype="custom" o:connectlocs="711935,0;553275,0;0,514258;154592,514258;711935,0" o:connectangles="0,0,0,0,0"/>
                 </v:shape>
-                <v:shape id="Freeform 203" o:spid="_x0000_s1141" style="position:absolute;left:39338;top:34004;width:6683;height:5270;visibility:visible;mso-wrap-style:square;v-text-anchor:top" coordsize="175,138" o:gfxdata="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" path="m175,l136,,,138r38,l175,e" filled="f" stroked="f">
+                <v:shape id="Freeform 203" style="position:absolute;left:39338;top:34004;width:6683;height:5270;visibility:visible;mso-wrap-style:square;v-text-anchor:top" coordsize="175,138" o:spid="_x0000_s1141" filled="f" stroked="f" path="m175,l136,,,138r38,l175,e" o:gfxdata="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">
                   <v:path arrowok="t" o:connecttype="custom" o:connectlocs="668374,0;519422,0;0,527061;145133,527061;668374,0" o:connectangles="0,0,0,0,0"/>
                 </v:shape>
-                <v:shape id="Freeform 204" o:spid="_x0000_s1142" style="position:absolute;left:44862;top:36099;width:229;height:1643;visibility:visible;mso-wrap-style:square;v-text-anchor:top" coordsize="6,43" o:gfxdata="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" path="m6,r,l,43,6,xe" fillcolor="#74877e" stroked="f">
+                <v:shape id="Freeform 204" style="position:absolute;left:44862;top:36099;width:229;height:1643;visibility:visible;mso-wrap-style:square;v-text-anchor:top" coordsize="6,43" o:spid="_x0000_s1142" fillcolor="#74877e" stroked="f" path="m6,r,l,43,6,xe" o:gfxdata="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">
                   <v:path arrowok="t" o:connecttype="custom" o:connectlocs="22916,0;22916,0;0,164229;22916,0" o:connectangles="0,0,0,0"/>
                 </v:shape>
-                <v:shape id="Freeform 205" o:spid="_x0000_s1143" style="position:absolute;left:46386;top:37623;width:229;height:1643;visibility:visible;mso-wrap-style:square;v-text-anchor:top" coordsize="6,43" o:gfxdata="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" path="m6,r,l,43,6,e" filled="f" stroked="f">
+                <v:shape id="Freeform 205" style="position:absolute;left:46386;top:37623;width:229;height:1643;visibility:visible;mso-wrap-style:square;v-text-anchor:top" coordsize="6,43" o:spid="_x0000_s1143" filled="f" stroked="f" path="m6,r,l,43,6,e" o:gfxdata="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">
                   <v:path arrowok="t" o:connecttype="custom" o:connectlocs="22916,0;22916,0;0,164229;22916,0" o:connectangles="0,0,0,0"/>
                 </v:shape>
-                <v:shape id="Freeform 206" o:spid="_x0000_s1144" style="position:absolute;left:43434;top:36099;width:1642;height:1643;visibility:visible;mso-wrap-style:square;v-text-anchor:top" coordsize="43,43" o:gfxdata="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" path="m43,l,43r37,l43,xe" fillcolor="#ff3d22 [3206]" stroked="f">
+                <v:shape id="Freeform 206" style="position:absolute;left:43434;top:36099;width:1642;height:1643;visibility:visible;mso-wrap-style:square;v-text-anchor:top" coordsize="43,43" o:spid="_x0000_s1144" fillcolor="#ff3d22 [3206]" stroked="f" path="m43,l,43r37,l43,xe" o:gfxdata="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">
                   <v:path arrowok="t" o:connecttype="custom" o:connectlocs="164229,0;0,164229;141313,164229;164229,0" o:connectangles="0,0,0,0"/>
                 </v:shape>
-                <v:shape id="Freeform 207" o:spid="_x0000_s1145" style="position:absolute;left:44958;top:37623;width:1642;height:1643;visibility:visible;mso-wrap-style:square;v-text-anchor:top" coordsize="43,43" o:gfxdata="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" path="m43,l,43r37,l43,e" filled="f" stroked="f">
+                <v:shape id="Freeform 207" style="position:absolute;left:44958;top:37623;width:1642;height:1643;visibility:visible;mso-wrap-style:square;v-text-anchor:top" coordsize="43,43" o:spid="_x0000_s1145" filled="f" stroked="f" path="m43,l,43r37,l43,e" o:gfxdata="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">
                   <v:path arrowok="t" o:connecttype="custom" o:connectlocs="164229,0;0,164229;141313,164229;164229,0" o:connectangles="0,0,0,0"/>
                 </v:shape>
-                <v:group id="Group 149" o:spid="_x0000_s1146" style="position:absolute;left:33718;top:17049;width:6513;height:8884" coordorigin="33705,17091" coordsize="6512,8883" o:gfxdata="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">
-                  <v:shape id="Freeform 217" o:spid="_x0000_s1147" style="position:absolute;left:37215;top:17091;width:3003;height:2055;visibility:visible;mso-wrap-style:square;v-text-anchor:top" coordsize="55,37" o:gfxdata="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" path="m55,21c55,21,27,,8,17,2,24,,37,,37v,,14,-18,42,-6l55,21xe" fillcolor="#e82800 [2404]" stroked="f">
+                <v:group id="Group 149" style="position:absolute;left:33718;top:17049;width:6513;height:8884" coordsize="6512,8883" coordorigin="33705,17091" o:spid="_x0000_s1146" o:gfxdata="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">
+                  <v:shape id="Freeform 217" style="position:absolute;left:37215;top:17091;width:3003;height:2055;visibility:visible;mso-wrap-style:square;v-text-anchor:top" coordsize="55,37" o:spid="_x0000_s1147" fillcolor="#e82800 [2404]" stroked="f" path="m55,21c55,21,27,,8,17,2,24,,37,,37v,,14,-18,42,-6l55,21xe" o:gfxdata="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">
                     <v:path arrowok="t" o:connecttype="custom" o:connectlocs="300343,116634;43686,94418;0,205498;229353,172174;300343,116634" o:connectangles="0,0,0,0,0"/>
                   </v:shape>
-                  <v:shape id="Freeform 218" o:spid="_x0000_s1148" style="position:absolute;left:36234;top:20126;width:3004;height:1296;visibility:visible;mso-wrap-style:square;v-text-anchor:top" coordsize="55,24" o:gfxdata="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" path="m,24v,,11,-11,28,-6c45,23,47,20,47,20,55,5,55,5,55,5,55,5,28,,17,3,7,6,,11,,24xe" fillcolor="#e82800 [2404]" stroked="f">
+                  <v:shape id="Freeform 218" style="position:absolute;left:36234;top:20126;width:3004;height:1296;visibility:visible;mso-wrap-style:square;v-text-anchor:top" coordsize="55,24" o:spid="_x0000_s1148" fillcolor="#e82800 [2404]" stroked="f" path="m,24v,,11,-11,28,-6c45,23,47,20,47,20,55,5,55,5,55,5,55,5,28,,17,3,7,6,,11,,24xe" o:gfxdata="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">
                     <v:path arrowok="t" o:connecttype="custom" o:connectlocs="0,129622;152902,97217;256657,108018;300343,27005;92833,16203;0,129622" o:connectangles="0,0,0,0,0,0"/>
                   </v:shape>
-                  <v:shape id="Freeform 219" o:spid="_x0000_s1149" style="position:absolute;left:35286;top:22370;width:2972;height:1297;visibility:visible;mso-wrap-style:square;v-text-anchor:top" coordsize="54,24" o:gfxdata="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" path="m,24v,,10,-11,28,-6c45,23,46,20,46,20,54,6,54,6,54,6,54,6,27,,17,3,6,6,,11,,24xe" fillcolor="#e82800 [2404]" stroked="f">
+                  <v:shape id="Freeform 219" style="position:absolute;left:35286;top:22370;width:2972;height:1297;visibility:visible;mso-wrap-style:square;v-text-anchor:top" coordsize="54,24" o:spid="_x0000_s1149" fillcolor="#e82800 [2404]" stroked="f" path="m,24v,,10,-11,28,-6c45,23,46,20,46,20,54,6,54,6,54,6,54,6,27,,17,3,6,6,,11,,24xe" o:gfxdata="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">
                     <v:path arrowok="t" o:connecttype="custom" o:connectlocs="0,129622;154094,97217;253154,108018;297181,32406;93557,16203;0,129622" o:connectangles="0,0,0,0,0,0"/>
                   </v:shape>
-                  <v:shape id="Freeform 220" o:spid="_x0000_s1150" style="position:absolute;left:33705;top:22686;width:2308;height:3288;visibility:visible;mso-wrap-style:square;v-text-anchor:top" coordsize="42,60" o:gfxdata="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" path="m38,v,,-6,6,-1,20c42,35,34,51,18,60,,53,,53,,53v,,24,-8,28,-18c33,25,29,18,29,18,29,18,27,6,38,xe" fillcolor="#ff5b38 [3204]" stroked="f">
+                  <v:shape id="Freeform 220" style="position:absolute;left:33705;top:22686;width:2308;height:3288;visibility:visible;mso-wrap-style:square;v-text-anchor:top" coordsize="42,60" o:spid="_x0000_s1150" fillcolor="#ff5b38 [3204]" stroked="f" path="m38,v,,-6,6,-1,20c42,35,34,51,18,60,,53,,53,,53v,,24,-8,28,-18c33,25,29,18,29,18,29,18,27,6,38,xe" o:gfxdata="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">
                     <v:path arrowok="t" o:connecttype="custom" o:connectlocs="208810,0;203315,109599;98910,328796;0,290436;153860,191798;159355,98639;208810,0" o:connectangles="0,0,0,0,0,0,0"/>
                   </v:shape>
-                  <v:shape id="Freeform 221" o:spid="_x0000_s1151" style="position:absolute;left:37151;top:18324;width:2087;height:2877;visibility:visible;mso-wrap-style:square;v-text-anchor:top" coordsize="38,53" o:gfxdata="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" path="m38,38c38,38,8,24,6,,6,,1,11,1,15,,18,7,41,30,53l38,38xe" fillcolor="#ff5b38 [3204]" stroked="f">
+                  <v:shape id="Freeform 221" style="position:absolute;left:37151;top:18324;width:2087;height:2877;visibility:visible;mso-wrap-style:square;v-text-anchor:top" coordsize="38,53" o:spid="_x0000_s1151" fillcolor="#ff5b38 [3204]" stroked="f" path="m38,38c38,38,8,24,6,,6,,1,11,1,15,,18,7,41,30,53l38,38xe" o:gfxdata="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">
                     <v:path arrowok="t" o:connecttype="custom" o:connectlocs="208659,206273;32946,0;5491,81424;164731,287697;208659,206273" o:connectangles="0,0,0,0,0"/>
                   </v:shape>
-                  <v:shape id="Freeform 222" o:spid="_x0000_s1152" style="position:absolute;left:36234;top:20600;width:2024;height:2845;visibility:visible;mso-wrap-style:square;v-text-anchor:top" coordsize="37,52" o:gfxdata="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" path="m37,38c37,38,7,24,5,,5,,,5,,15v,3,7,25,29,37l37,38xe" fillcolor="#ff5b38 [3204]" stroked="f">
+                  <v:shape id="Freeform 222" style="position:absolute;left:36234;top:20600;width:2024;height:2845;visibility:visible;mso-wrap-style:square;v-text-anchor:top" coordsize="37,52" o:spid="_x0000_s1152" fillcolor="#ff5b38 [3204]" stroked="f" path="m37,38c37,38,7,24,5,,5,,,5,,15v,3,7,25,29,37l37,38xe" o:gfxdata="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">
                     <v:path arrowok="t" o:connecttype="custom" o:connectlocs="202336,207929;27343,0;0,82077;158588,284535;202336,207929" o:connectangles="0,0,0,0,0"/>
                   </v:shape>
                 </v:group>
-                <v:group id="Group 156" o:spid="_x0000_s1153" style="position:absolute;left:26193;top:12858;width:3288;height:8094" coordorigin="26246,12820" coordsize="3287,8093" o:gfxdata="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">
-                  <v:shape id="Freeform 223" o:spid="_x0000_s1154" style="position:absolute;left:26720;top:13484;width:2403;height:2561;visibility:visible;mso-wrap-style:square;v-text-anchor:top" coordsize="44,47" o:gfxdata="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" path="m36,47v,,-2,-15,-19,-21c,20,1,17,1,17,3,,3,,3,v,,25,11,32,20c41,28,44,36,36,47xe" fillcolor="#00897f [2408]" stroked="f">
+                <v:group id="Group 156" style="position:absolute;left:26193;top:12858;width:3288;height:8094" coordsize="3287,8093" coordorigin="26246,12820" o:spid="_x0000_s1153" o:gfxdata="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">
+                  <v:shape id="Freeform 223" style="position:absolute;left:26720;top:13484;width:2403;height:2561;visibility:visible;mso-wrap-style:square;v-text-anchor:top" coordsize="44,47" o:spid="_x0000_s1154" fillcolor="#00897f [2408]" stroked="f" path="m36,47v,,-2,-15,-19,-21c,20,1,17,1,17,3,,3,,3,v,,25,11,32,20c41,28,44,36,36,47xe" o:gfxdata="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">
                     <v:path arrowok="t" o:connecttype="custom" o:connectlocs="196588,256082;92833,141662;5461,92625;16382,0;191127,108971;196588,256082" o:connectangles="0,0,0,0,0,0"/>
                   </v:shape>
-                  <v:shape id="Freeform 224" o:spid="_x0000_s1155" style="position:absolute;left:26246;top:15887;width:2340;height:2561;visibility:visible;mso-wrap-style:square;v-text-anchor:top" coordsize="43,47" o:gfxdata="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" path="m36,47v,,-2,-15,-19,-21c,20,,17,,17,2,,2,,2,v,,25,11,32,20c41,28,43,36,36,47xe" fillcolor="#00897f [2408]" stroked="f">
+                  <v:shape id="Freeform 224" style="position:absolute;left:26246;top:15887;width:2340;height:2561;visibility:visible;mso-wrap-style:square;v-text-anchor:top" coordsize="43,47" o:spid="_x0000_s1155" fillcolor="#00897f [2408]" stroked="f" path="m36,47v,,-2,-15,-19,-21c,20,,17,,17,2,,2,,2,v,,25,11,32,20c41,28,43,36,36,47xe" o:gfxdata="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">
                     <v:path arrowok="t" o:connecttype="custom" o:connectlocs="195866,256082;92492,141662;0,92625;10881,0;184985,108971;195866,256082" o:connectangles="0,0,0,0,0,0"/>
                   </v:shape>
-                  <v:shape id="Freeform 225" o:spid="_x0000_s1156" style="position:absolute;left:26942;top:17373;width:1707;height:3541;visibility:visible;mso-wrap-style:square;v-text-anchor:top" coordsize="31,65" o:gfxdata="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" path="m26,v,,1,8,-11,17c2,26,,44,8,60v19,5,19,5,19,5c27,65,11,44,14,34,16,23,23,20,23,20v,,8,-10,3,-20xe" fillcolor="#00b8ab [3208]" stroked="f">
+                  <v:shape id="Freeform 225" style="position:absolute;left:26942;top:17373;width:1707;height:3541;visibility:visible;mso-wrap-style:square;v-text-anchor:top" coordsize="31,65" o:spid="_x0000_s1156" fillcolor="#00b8ab [3208]" stroked="f" path="m26,v,,1,8,-11,17c2,26,,44,8,60v19,5,19,5,19,5c27,65,11,44,14,34,16,23,23,20,23,20v,,8,-10,3,-20xe" o:gfxdata="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">
                     <v:path arrowok="t" o:connecttype="custom" o:connectlocs="143185,0;82607,92608;44057,326850;148692,354088;77100,185215;126664,108950;143185,0" o:connectangles="0,0,0,0,0,0,0"/>
                   </v:shape>
-                  <v:shape id="Freeform 226" o:spid="_x0000_s1157" style="position:absolute;left:26784;top:12820;width:2750;height:1739;visibility:visible;mso-wrap-style:square;v-text-anchor:top" coordsize="50,32" o:gfxdata="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" path="m2,12v,,33,6,48,-12c50,,47,11,45,14,44,18,25,32,,29l2,12xe" fillcolor="#00b8ab [3208]" stroked="f">
+                  <v:shape id="Freeform 226" style="position:absolute;left:26784;top:12820;width:2750;height:1739;visibility:visible;mso-wrap-style:square;v-text-anchor:top" coordsize="50,32" o:spid="_x0000_s1157" fillcolor="#00b8ab [3208]" stroked="f" path="m2,12v,,33,6,48,-12c50,,47,11,45,14,44,18,25,32,,29l2,12xe" o:gfxdata="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">
                     <v:path arrowok="t" o:connecttype="custom" o:connectlocs="11002,65206;275051,0;247546,76074;0,157581;11002,65206" o:connectangles="0,0,0,0,0"/>
                   </v:shape>
-                  <v:shape id="Freeform 227" o:spid="_x0000_s1158" style="position:absolute;left:26246;top:15286;width:2782;height:1707;visibility:visible;mso-wrap-style:square;v-text-anchor:top" coordsize="51,31" o:gfxdata="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" path="m2,11v,,33,6,48,-11c50,,51,6,45,14,43,17,25,31,,28l2,11xe" fillcolor="#00b8ab [3208]" stroked="f">
+                  <v:shape id="Freeform 227" style="position:absolute;left:26246;top:15286;width:2782;height:1707;visibility:visible;mso-wrap-style:square;v-text-anchor:top" coordsize="51,31" o:spid="_x0000_s1158" fillcolor="#00b8ab [3208]" stroked="f" path="m2,11v,,33,6,48,-11c50,,51,6,45,14,43,17,25,31,,28l2,11xe" o:gfxdata="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">
                     <v:path arrowok="t" o:connecttype="custom" o:connectlocs="10910,60578;272757,0;245481,77100;0,154200;10910,60578" o:connectangles="0,0,0,0,0"/>
                   </v:shape>
                 </v:group>
-                <v:group id="Group 162" o:spid="_x0000_s1159" style="position:absolute;left:56959;top:7429;width:6513;height:8884;flip:x" coordorigin="57028,7455" coordsize="6512,8883" o:gfxdata="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">
-                  <v:shape id="Freeform 211" o:spid="_x0000_s1160" style="position:absolute;left:57028;top:7455;width:3003;height:2054;visibility:visible;mso-wrap-style:square;v-text-anchor:top" coordsize="55,37" o:gfxdata="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" path="m,21c,21,28,,47,17v6,7,8,20,8,20c55,37,41,19,13,31l,21xe" fillcolor="#bf8f00 [2409]" stroked="f">
+                <v:group id="Group 162" style="position:absolute;left:56959;top:7429;width:6513;height:8884;flip:x" coordsize="6512,8883" coordorigin="57028,7455" o:spid="_x0000_s1159" o:gfxdata="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">
+                  <v:shape id="Freeform 211" style="position:absolute;left:57028;top:7455;width:3003;height:2054;visibility:visible;mso-wrap-style:square;v-text-anchor:top" coordsize="55,37" o:spid="_x0000_s1160" fillcolor="#bf8f00 [2409]" stroked="f" path="m,21c,21,28,,47,17v6,7,8,20,8,20c55,37,41,19,13,31l,21xe" o:gfxdata="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">
                     <v:path arrowok="t" o:connecttype="custom" o:connectlocs="0,116634;256657,94418;300343,205498;70990,172174;0,116634" o:connectangles="0,0,0,0,0"/>
                   </v:shape>
-                  <v:shape id="Freeform 212" o:spid="_x0000_s1161" style="position:absolute;left:58008;top:10490;width:3035;height:1296;visibility:visible;mso-wrap-style:square;v-text-anchor:top" coordsize="55,24" o:gfxdata="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" path="m55,24v,,-11,-11,-28,-6c10,23,8,20,8,20,,5,,5,,5,,5,27,,38,3v10,3,17,8,17,21xe" fillcolor="#bf8f00 [2409]" stroked="f">
+                  <v:shape id="Freeform 212" style="position:absolute;left:58008;top:10490;width:3035;height:1296;visibility:visible;mso-wrap-style:square;v-text-anchor:top" coordsize="55,24" o:spid="_x0000_s1161" fillcolor="#bf8f00 [2409]" stroked="f" path="m55,24v,,-11,-11,-28,-6c10,23,8,20,8,20,,5,,5,,5,,5,27,,38,3v10,3,17,8,17,21xe" o:gfxdata="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">
                     <v:path arrowok="t" o:connecttype="custom" o:connectlocs="303504,129622;148993,97217;44146,108018;0,27005;209694,16203;303504,129622" o:connectangles="0,0,0,0,0,0"/>
                   </v:shape>
-                  <v:shape id="Freeform 213" o:spid="_x0000_s1162" style="position:absolute;left:59019;top:12734;width:2941;height:1296;visibility:visible;mso-wrap-style:square;v-text-anchor:top" coordsize="54,24" o:gfxdata="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" path="m54,24v,,-11,-11,-28,-6c9,23,8,20,8,20,,6,,6,,6,,6,27,,37,3v11,3,17,8,17,21xe" fillcolor="#bf8f00 [2409]" stroked="f">
+                  <v:shape id="Freeform 213" style="position:absolute;left:59019;top:12734;width:2941;height:1296;visibility:visible;mso-wrap-style:square;v-text-anchor:top" coordsize="54,24" o:spid="_x0000_s1162" fillcolor="#bf8f00 [2409]" stroked="f" path="m54,24v,,-11,-11,-28,-6c9,23,8,20,8,20,,6,,6,,6,,6,27,,37,3v11,3,17,8,17,21xe" o:gfxdata="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">
                     <v:path arrowok="t" o:connecttype="custom" o:connectlocs="294020,129622;141565,97217;43559,108018;0,32406;201458,16203;294020,129622" o:connectangles="0,0,0,0,0,0"/>
                   </v:shape>
-                  <v:shape id="Freeform 214" o:spid="_x0000_s1163" style="position:absolute;left:61264;top:13050;width:2276;height:3288;visibility:visible;mso-wrap-style:square;v-text-anchor:top" coordsize="42,60" o:gfxdata="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" path="m4,v,,6,6,1,20c,35,8,51,24,60,42,53,42,53,42,53v,,-24,-8,-28,-18c9,25,13,18,13,18,13,18,15,6,4,xe" fillcolor="#ffc000 [3209]" stroked="f">
+                  <v:shape id="Freeform 214" style="position:absolute;left:61264;top:13050;width:2276;height:3288;visibility:visible;mso-wrap-style:square;v-text-anchor:top" coordsize="42,60" o:spid="_x0000_s1163" fillcolor="#ffc000 [3209]" stroked="f" path="m4,v,,6,6,1,20c,35,8,51,24,60,42,53,42,53,42,53v,,-24,-8,-28,-18c9,25,13,18,13,18,13,18,15,6,4,xe" o:gfxdata="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">
                     <v:path arrowok="t" o:connecttype="custom" o:connectlocs="21679,0;27099,109599;130073,328796;227628,290436;75876,191798;70456,98639;21679,0" o:connectangles="0,0,0,0,0,0,0"/>
                   </v:shape>
-                  <v:shape id="Freeform 215" o:spid="_x0000_s1164" style="position:absolute;left:58008;top:8687;width:2086;height:2877;visibility:visible;mso-wrap-style:square;v-text-anchor:top" coordsize="38,53" o:gfxdata="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" path="m,38c,38,30,24,32,v,,5,11,5,15c38,18,31,41,8,53l,38xe" fillcolor="#ffc000 [3209]" stroked="f">
+                  <v:shape id="Freeform 215" style="position:absolute;left:58008;top:8687;width:2086;height:2877;visibility:visible;mso-wrap-style:square;v-text-anchor:top" coordsize="38,53" o:spid="_x0000_s1164" fillcolor="#ffc000 [3209]" stroked="f" path="m,38c,38,30,24,32,v,,5,11,5,15c38,18,31,41,8,53l,38xe" o:gfxdata="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">
                     <v:path arrowok="t" o:connecttype="custom" o:connectlocs="0,206273;175713,0;203168,81424;43928,287697;0,206273" o:connectangles="0,0,0,0,0"/>
                   </v:shape>
-                  <v:shape id="Freeform 216" o:spid="_x0000_s1165" style="position:absolute;left:59019;top:10964;width:2024;height:2845;visibility:visible;mso-wrap-style:square;v-text-anchor:top" coordsize="37,52" o:gfxdata="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" path="m,38c,38,30,24,32,v,,5,5,5,15c37,18,30,40,8,52l,38xe" fillcolor="#ffc000 [3209]" stroked="f">
+                  <v:shape id="Freeform 216" style="position:absolute;left:59019;top:10964;width:2024;height:2845;visibility:visible;mso-wrap-style:square;v-text-anchor:top" coordsize="37,52" o:spid="_x0000_s1165" fillcolor="#ffc000 [3209]" stroked="f" path="m,38c,38,30,24,32,v,,5,5,5,15c37,18,30,40,8,52l,38xe" o:gfxdata="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">
                     <v:path arrowok="t" o:connecttype="custom" o:connectlocs="0,207929;174993,0;202336,82077;43748,284535;0,207929" o:connectangles="0,0,0,0,0"/>
                   </v:shape>
                 </v:group>
-                <v:shape id="Freeform 217" o:spid="_x0000_s1166" style="position:absolute;left:3714;top:11334;width:3004;height:2055;visibility:visible;mso-wrap-style:square;v-text-anchor:top" coordsize="55,37" o:gfxdata="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" path="m55,21c55,21,27,,8,17,2,24,,37,,37v,,14,-18,42,-6l55,21xe" fillcolor="#e82800 [2404]" stroked="f">
+                <v:shape id="Freeform 217" style="position:absolute;left:3714;top:11334;width:3004;height:2055;visibility:visible;mso-wrap-style:square;v-text-anchor:top" coordsize="55,37" o:spid="_x0000_s1166" fillcolor="#e82800 [2404]" stroked="f" path="m55,21c55,21,27,,8,17,2,24,,37,,37v,,14,-18,42,-6l55,21xe" o:gfxdata="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">
                   <v:path arrowok="t" o:connecttype="custom" o:connectlocs="300343,116634;43686,94418;0,205498;229353,172174;300343,116634" o:connectangles="0,0,0,0,0"/>
                 </v:shape>
-                <v:shape id="Freeform 218" o:spid="_x0000_s1167" style="position:absolute;left:2762;top:14382;width:3003;height:1296;visibility:visible;mso-wrap-style:square;v-text-anchor:top" coordsize="55,24" o:gfxdata="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" path="m,24v,,11,-11,28,-6c45,23,47,20,47,20,55,5,55,5,55,5,55,5,28,,17,3,7,6,,11,,24xe" fillcolor="#e82800 [2404]" stroked="f">
+                <v:shape id="Freeform 218" style="position:absolute;left:2762;top:14382;width:3003;height:1296;visibility:visible;mso-wrap-style:square;v-text-anchor:top" coordsize="55,24" o:spid="_x0000_s1167" fillcolor="#e82800 [2404]" stroked="f" path="m,24v,,11,-11,28,-6c45,23,47,20,47,20,55,5,55,5,55,5,55,5,28,,17,3,7,6,,11,,24xe" o:gfxdata="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">
                   <v:path arrowok="t" o:connecttype="custom" o:connectlocs="0,129622;152902,97217;256657,108018;300343,27005;92833,16203;0,129622" o:connectangles="0,0,0,0,0,0"/>
                 </v:shape>
-                <v:shape id="Freeform 219" o:spid="_x0000_s1168" style="position:absolute;left:1809;top:16573;width:2972;height:1296;visibility:visible;mso-wrap-style:square;v-text-anchor:top" coordsize="54,24" o:gfxdata="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" path="m,24v,,10,-11,28,-6c45,23,46,20,46,20,54,6,54,6,54,6,54,6,27,,17,3,6,6,,11,,24xe" fillcolor="#e82800 [2404]" stroked="f">
+                <v:shape id="Freeform 219" style="position:absolute;left:1809;top:16573;width:2972;height:1296;visibility:visible;mso-wrap-style:square;v-text-anchor:top" coordsize="54,24" o:spid="_x0000_s1168" fillcolor="#e82800 [2404]" stroked="f" path="m,24v,,10,-11,28,-6c45,23,46,20,46,20,54,6,54,6,54,6,54,6,27,,17,3,6,6,,11,,24xe" o:gfxdata="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">
                   <v:path arrowok="t" o:connecttype="custom" o:connectlocs="0,129622;154094,97217;253154,108018;297181,32406;93557,16203;0,129622" o:connectangles="0,0,0,0,0,0"/>
                 </v:shape>
-                <v:shape id="Freeform 220" o:spid="_x0000_s1169" style="position:absolute;left:190;top:16954;width:2308;height:3288;visibility:visible;mso-wrap-style:square;v-text-anchor:top" coordsize="42,60" o:gfxdata="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" path="m38,v,,-6,6,-1,20c42,35,34,51,18,60,,53,,53,,53v,,24,-8,28,-18c33,25,29,18,29,18,29,18,27,6,38,xe" fillcolor="#ff5b38 [3204]" stroked="f">
+                <v:shape id="Freeform 220" style="position:absolute;left:190;top:16954;width:2308;height:3288;visibility:visible;mso-wrap-style:square;v-text-anchor:top" coordsize="42,60" o:spid="_x0000_s1169" fillcolor="#ff5b38 [3204]" stroked="f" path="m38,v,,-6,6,-1,20c42,35,34,51,18,60,,53,,53,,53v,,24,-8,28,-18c33,25,29,18,29,18,29,18,27,6,38,xe" o:gfxdata="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">
                   <v:path arrowok="t" o:connecttype="custom" o:connectlocs="208810,0;203315,109599;98910,328796;0,290436;153860,191798;159355,98639;208810,0" o:connectangles="0,0,0,0,0,0,0"/>
                 </v:shape>
-                <v:shape id="Freeform 221" o:spid="_x0000_s1170" style="position:absolute;left:3619;top:12573;width:2087;height:2876;visibility:visible;mso-wrap-style:square;v-text-anchor:top" coordsize="38,53" o:gfxdata="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" path="m38,38c38,38,8,24,6,,6,,1,11,1,15,,18,7,41,30,53l38,38xe" fillcolor="#ff5b38 [3204]" stroked="f">
+                <v:shape id="Freeform 221" style="position:absolute;left:3619;top:12573;width:2087;height:2876;visibility:visible;mso-wrap-style:square;v-text-anchor:top" coordsize="38,53" o:spid="_x0000_s1170" fillcolor="#ff5b38 [3204]" stroked="f" path="m38,38c38,38,8,24,6,,6,,1,11,1,15,,18,7,41,30,53l38,38xe" o:gfxdata="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">
                   <v:path arrowok="t" o:connecttype="custom" o:connectlocs="208659,206273;32946,0;5491,81424;164731,287697;208659,206273" o:connectangles="0,0,0,0,0"/>
                 </v:shape>
-                <v:shape id="Freeform 222" o:spid="_x0000_s1171" style="position:absolute;left:2762;top:14859;width:2023;height:2845;visibility:visible;mso-wrap-style:square;v-text-anchor:top" coordsize="37,52" o:gfxdata="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" path="m37,38c37,38,7,24,5,,5,,,5,,15v,3,7,25,29,37l37,38xe" fillcolor="#ff5b38 [3204]" stroked="f">
+                <v:shape id="Freeform 222" style="position:absolute;left:2762;top:14859;width:2023;height:2845;visibility:visible;mso-wrap-style:square;v-text-anchor:top" coordsize="37,52" o:spid="_x0000_s1171" fillcolor="#ff5b38 [3204]" stroked="f" path="m37,38c37,38,7,24,5,,5,,,5,,15v,3,7,25,29,37l37,38xe" o:gfxdata="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">
                   <v:path arrowok="t" o:connecttype="custom" o:connectlocs="202336,207929;27343,0;0,82077;158588,284535;202336,207929" o:connectangles="0,0,0,0,0"/>
                 </v:shape>
               </v:group>

--- a/src/Tests/Inputs/cards/03/input.docx
+++ b/src/Tests/Inputs/cards/03/input.docx
@@ -16230,567 +16230,6 @@
 </w:webSettings>
 </file>
 
-<file path=word/glossary/document.xml><?xml version="1.0" encoding="utf-8"?>
-<w:glossaryDocument xmlns:wpc="http://schemas.microsoft.com/office/word/2010/wordprocessingCanvas" xmlns:cx="http://schemas.microsoft.com/office/drawing/2014/chartex" xmlns:cx1="http://schemas.microsoft.com/office/drawing/2015/9/8/chartex" xmlns:cx2="http://schemas.microsoft.com/office/drawing/2015/10/21/chartex" xmlns:cx3="http://schemas.microsoft.com/office/drawing/2016/5/9/chartex" xmlns:cx4="http://schemas.microsoft.com/office/drawing/2016/5/10/chartex" xmlns:cx5="http://schemas.microsoft.com/office/drawing/2016/5/11/chartex" xmlns:cx6="http://schemas.microsoft.com/office/drawing/2016/5/12/chartex" xmlns:cx7="http://schemas.microsoft.com/office/drawing/2016/5/13/chartex" xmlns:cx8="http://schemas.microsoft.com/office/drawing/2016/5/14/chartex" xmlns:mc="http://schemas.openxmlformats.org/markup-compatibility/2006" xmlns:aink="http://schemas.microsoft.com/office/drawing/2016/ink" xmlns:am3d="http://schemas.microsoft.com/office/drawing/2017/model3d" xmlns:o="urn:schemas-microsoft-com:office:office" xmlns:r="http://schemas.openxmlformats.org/officeDocument/2006/relationships" xmlns:m="http://schemas.openxmlformats.org/officeDocument/2006/math" xmlns:v="urn:schemas-microsoft-com:vml" xmlns:wp14="http://schemas.microsoft.com/office/word/2010/wordprocessingDrawing" xmlns:wp="http://schemas.openxmlformats.org/drawingml/2006/wordprocessingDrawing" xmlns:w10="urn:schemas-microsoft-com:office:word" xmlns:w="http://schemas.openxmlformats.org/wordprocessingml/2006/main" xmlns:w14="http://schemas.microsoft.com/office/word/2010/wordml" xmlns:w15="http://schemas.microsoft.com/office/word/2012/wordml" xmlns:w16cid="http://schemas.microsoft.com/office/word/2016/wordml/cid" xmlns:w16se="http://schemas.microsoft.com/office/word/2015/wordml/symex" xmlns:wpg="http://schemas.microsoft.com/office/word/2010/wordprocessingGroup" xmlns:wpi="http://schemas.microsoft.com/office/word/2010/wordprocessingInk" xmlns:wne="http://schemas.microsoft.com/office/word/2006/wordml" xmlns:wps="http://schemas.microsoft.com/office/word/2010/wordprocessingShape" mc:Ignorable="w14 w15 w16se w16cid wp14">
-  <w:docParts>
-    <w:docPart>
-      <w:docPartPr>
-        <w:name w:val="70AEA3DC32F3418C8D895F5A56DFA854"/>
-        <w:category>
-          <w:name w:val="General"/>
-          <w:gallery w:val="placeholder"/>
-        </w:category>
-        <w:types>
-          <w:type w:val="bbPlcHdr"/>
-        </w:types>
-        <w:behaviors>
-          <w:behavior w:val="content"/>
-        </w:behaviors>
-        <w:guid w:val="{5A35FFB1-BC38-4699-8598-80FE2E05D848}"/>
-      </w:docPartPr>
-      <w:docPartBody>
-        <w:p>
-          <w:pPr>
-            <w:pStyle w:val="70AEA3DC32F3418C8D895F5A56DFA854"/>
-          </w:pPr>
-          <w:r>
-            <w:t>Happy birthday!</w:t>
-          </w:r>
-        </w:p>
-      </w:docPartBody>
-    </w:docPart>
-  </w:docParts>
-</w:glossaryDocument>
-</file>
-
-<file path=word/glossary/fontTable.xml><?xml version="1.0" encoding="utf-8"?>
-<w:fonts xmlns:mc="http://schemas.openxmlformats.org/markup-compatibility/2006" xmlns:r="http://schemas.openxmlformats.org/officeDocument/2006/relationships" xmlns:w="http://schemas.openxmlformats.org/wordprocessingml/2006/main" xmlns:w14="http://schemas.microsoft.com/office/word/2010/wordml" xmlns:w15="http://schemas.microsoft.com/office/word/2012/wordml" xmlns:w16cid="http://schemas.microsoft.com/office/word/2016/wordml/cid" xmlns:w16se="http://schemas.microsoft.com/office/word/2015/wordml/symex" mc:Ignorable="w14 w15 w16se w16cid">
-  <w:font w:name="Century Schoolbook">
-    <w:panose1 w:val="02040604050505020304"/>
-    <w:charset w:val="00"/>
-    <w:family w:val="roman"/>
-    <w:pitch w:val="variable"/>
-    <w:sig w:usb0="00000287" w:usb1="00000000" w:usb2="00000000" w:usb3="00000000" w:csb0="0000009F" w:csb1="00000000"/>
-  </w:font>
-  <w:font w:name="Times New Roman">
-    <w:panose1 w:val="02020603050405020304"/>
-    <w:charset w:val="00"/>
-    <w:family w:val="roman"/>
-    <w:pitch w:val="variable"/>
-    <w:sig w:usb0="E0002AFF" w:usb1="C0007843" w:usb2="00000009" w:usb3="00000000" w:csb0="000001FF" w:csb1="00000000"/>
-  </w:font>
-  <w:font w:name="Calibri">
-    <w:panose1 w:val="020F0502020204030204"/>
-    <w:charset w:val="00"/>
-    <w:family w:val="swiss"/>
-    <w:pitch w:val="variable"/>
-    <w:sig w:usb0="E0002AFF" w:usb1="4000ACFF" w:usb2="00000001" w:usb3="00000000" w:csb0="000001FF" w:csb1="00000000"/>
-  </w:font>
-  <w:font w:name="Arial">
-    <w:panose1 w:val="020B0604020202020204"/>
-    <w:charset w:val="00"/>
-    <w:family w:val="swiss"/>
-    <w:pitch w:val="variable"/>
-    <w:sig w:usb0="E0002AFF" w:usb1="C0007843" w:usb2="00000009" w:usb3="00000000" w:csb0="000001FF" w:csb1="00000000"/>
-  </w:font>
-  <w:font w:name="Calibri Light">
-    <w:panose1 w:val="020F0302020204030204"/>
-    <w:charset w:val="00"/>
-    <w:family w:val="swiss"/>
-    <w:pitch w:val="variable"/>
-    <w:sig w:usb0="A0002AEF" w:usb1="4000207B" w:usb2="00000000" w:usb3="00000000" w:csb0="000001FF" w:csb1="00000000"/>
-  </w:font>
-</w:fonts>
-</file>
-
-<file path=word/glossary/settings.xml><?xml version="1.0" encoding="utf-8"?>
-<w:settings xmlns:mc="http://schemas.openxmlformats.org/markup-compatibility/2006" xmlns:o="urn:schemas-microsoft-com:office:office" xmlns:r="http://schemas.openxmlformats.org/officeDocument/2006/relationships" xmlns:m="http://schemas.openxmlformats.org/officeDocument/2006/math" xmlns:v="urn:schemas-microsoft-com:vml" xmlns:w10="urn:schemas-microsoft-com:office:word" xmlns:w="http://schemas.openxmlformats.org/wordprocessingml/2006/main" xmlns:w14="http://schemas.microsoft.com/office/word/2010/wordml" xmlns:w15="http://schemas.microsoft.com/office/word/2012/wordml" xmlns:w16cid="http://schemas.microsoft.com/office/word/2016/wordml/cid" xmlns:w16se="http://schemas.microsoft.com/office/word/2015/wordml/symex" xmlns:sl="http://schemas.openxmlformats.org/schemaLibrary/2006/main" mc:Ignorable="w14 w15 w16se w16cid">
-  <w:view w:val="normal"/>
-  <w:defaultTabStop w:val="720"/>
-  <w:characterSpacingControl w:val="doNotCompress"/>
-  <w:compat>
-    <w:useFELayout/>
-    <w:compatSetting w:name="compatibilityMode" w:uri="http://schemas.microsoft.com/office/word" w:val="15"/>
-    <w:compatSetting w:name="overrideTableStyleFontSizeAndJustification" w:uri="http://schemas.microsoft.com/office/word" w:val="1"/>
-    <w:compatSetting w:name="enableOpenTypeFeatures" w:uri="http://schemas.microsoft.com/office/word" w:val="1"/>
-    <w:compatSetting w:name="doNotFlipMirrorIndents" w:uri="http://schemas.microsoft.com/office/word" w:val="1"/>
-    <w:compatSetting w:name="differentiateMultirowTableHeaders" w:uri="http://schemas.microsoft.com/office/word" w:val="1"/>
-    <w:compatSetting w:name="useWord2013TrackBottomHyphenation" w:uri="http://schemas.microsoft.com/office/word" w:val="0"/>
-  </w:compat>
-  <w:rsids>
-    <w:rsidRoot w:val="006D7828"/>
-    <w:rsid w:val="000D3198"/>
-    <w:rsid w:val="00592459"/>
-    <w:rsid w:val="006D7828"/>
-    <w:rsid w:val="00E6050B"/>
-  </w:rsids>
-  <m:mathPr>
-    <m:mathFont m:val="Cambria Math"/>
-    <m:brkBin m:val="before"/>
-    <m:brkBinSub m:val="--"/>
-    <m:smallFrac m:val="0"/>
-    <m:dispDef/>
-    <m:lMargin m:val="0"/>
-    <m:rMargin m:val="0"/>
-    <m:defJc m:val="centerGroup"/>
-    <m:wrapIndent m:val="1440"/>
-    <m:intLim m:val="subSup"/>
-    <m:naryLim m:val="undOvr"/>
-  </m:mathPr>
-  <w:themeFontLang w:val="en-US" w:bidi="ar-SA"/>
-  <w:clrSchemeMapping w:bg1="light1" w:t1="dark1" w:bg2="light2" w:t2="dark2" w:accent1="accent1" w:accent2="accent2" w:accent3="accent3" w:accent4="accent4" w:accent5="accent5" w:accent6="accent6" w:hyperlink="hyperlink" w:followedHyperlink="followedHyperlink"/>
-  <w:decimalSymbol w:val="."/>
-  <w:listSeparator w:val=","/>
-  <w15:chartTrackingRefBased/>
-</w:settings>
-</file>
-
-<file path=word/glossary/styles.xml><?xml version="1.0" encoding="utf-8"?>
-<w:styles xmlns:mc="http://schemas.openxmlformats.org/markup-compatibility/2006" xmlns:r="http://schemas.openxmlformats.org/officeDocument/2006/relationships" xmlns:w="http://schemas.openxmlformats.org/wordprocessingml/2006/main" xmlns:w14="http://schemas.microsoft.com/office/word/2010/wordml" xmlns:w15="http://schemas.microsoft.com/office/word/2012/wordml" xmlns:w16cid="http://schemas.microsoft.com/office/word/2016/wordml/cid" xmlns:w16se="http://schemas.microsoft.com/office/word/2015/wordml/symex" mc:Ignorable="w14 w15 w16se w16cid">
-  <w:docDefaults>
-    <w:rPrDefault>
-      <w:rPr>
-        <w:rFonts w:asciiTheme="minorHAnsi" w:eastAsiaTheme="minorEastAsia" w:hAnsiTheme="minorHAnsi" w:cstheme="minorBidi"/>
-        <w:sz w:val="22"/>
-        <w:szCs w:val="22"/>
-        <w:lang w:val="en-US" w:eastAsia="en-US" w:bidi="ar-SA"/>
-      </w:rPr>
-    </w:rPrDefault>
-    <w:pPrDefault>
-      <w:pPr>
-        <w:spacing w:after="160" w:line="259" w:lineRule="auto"/>
-      </w:pPr>
-    </w:pPrDefault>
-  </w:docDefaults>
-  <w:latentStyles w:defLockedState="0" w:defUIPriority="99" w:defSemiHidden="0" w:defUnhideWhenUsed="0" w:defQFormat="0" w:count="376">
-    <w:lsdException w:name="Normal" w:uiPriority="0" w:qFormat="1"/>
-    <w:lsdException w:name="heading 1" w:uiPriority="9" w:qFormat="1"/>
-    <w:lsdException w:name="heading 2" w:semiHidden="1" w:uiPriority="9" w:unhideWhenUsed="1" w:qFormat="1"/>
-    <w:lsdException w:name="heading 3" w:semiHidden="1" w:uiPriority="9" w:unhideWhenUsed="1" w:qFormat="1"/>
-    <w:lsdException w:name="heading 4" w:semiHidden="1" w:uiPriority="9" w:unhideWhenUsed="1" w:qFormat="1"/>
-    <w:lsdException w:name="heading 5" w:semiHidden="1" w:uiPriority="9" w:unhideWhenUsed="1" w:qFormat="1"/>
-    <w:lsdException w:name="heading 6" w:semiHidden="1" w:uiPriority="9" w:unhideWhenUsed="1" w:qFormat="1"/>
-    <w:lsdException w:name="heading 7" w:semiHidden="1" w:uiPriority="9" w:unhideWhenUsed="1" w:qFormat="1"/>
-    <w:lsdException w:name="heading 8" w:semiHidden="1" w:uiPriority="9" w:unhideWhenUsed="1" w:qFormat="1"/>
-    <w:lsdException w:name="heading 9" w:semiHidden="1" w:uiPriority="9" w:unhideWhenUsed="1" w:qFormat="1"/>
-    <w:lsdException w:name="index 1" w:semiHidden="1" w:unhideWhenUsed="1"/>
-    <w:lsdException w:name="index 2" w:semiHidden="1" w:unhideWhenUsed="1"/>
-    <w:lsdException w:name="index 3" w:semiHidden="1" w:unhideWhenUsed="1"/>
-    <w:lsdException w:name="index 4" w:semiHidden="1" w:unhideWhenUsed="1"/>
-    <w:lsdException w:name="index 5" w:semiHidden="1" w:unhideWhenUsed="1"/>
-    <w:lsdException w:name="index 6" w:semiHidden="1" w:unhideWhenUsed="1"/>
-    <w:lsdException w:name="index 7" w:semiHidden="1" w:unhideWhenUsed="1"/>
-    <w:lsdException w:name="index 8" w:semiHidden="1" w:unhideWhenUsed="1"/>
-    <w:lsdException w:name="index 9" w:semiHidden="1" w:unhideWhenUsed="1"/>
-    <w:lsdException w:name="toc 1" w:semiHidden="1" w:uiPriority="39" w:unhideWhenUsed="1"/>
-    <w:lsdException w:name="toc 2" w:semiHidden="1" w:uiPriority="39" w:unhideWhenUsed="1"/>
-    <w:lsdException w:name="toc 3" w:semiHidden="1" w:uiPriority="39" w:unhideWhenUsed="1"/>
-    <w:lsdException w:name="toc 4" w:semiHidden="1" w:uiPriority="39" w:unhideWhenUsed="1"/>
-    <w:lsdException w:name="toc 5" w:semiHidden="1" w:uiPriority="39" w:unhideWhenUsed="1"/>
-    <w:lsdException w:name="toc 6" w:semiHidden="1" w:uiPriority="39" w:unhideWhenUsed="1"/>
-    <w:lsdException w:name="toc 7" w:semiHidden="1" w:uiPriority="39" w:unhideWhenUsed="1"/>
-    <w:lsdException w:name="toc 8" w:semiHidden="1" w:uiPriority="39" w:unhideWhenUsed="1"/>
-    <w:lsdException w:name="toc 9" w:semiHidden="1" w:uiPriority="39" w:unhideWhenUsed="1"/>
-    <w:lsdException w:name="Normal Indent" w:semiHidden="1" w:unhideWhenUsed="1"/>
-    <w:lsdException w:name="footnote text" w:semiHidden="1" w:unhideWhenUsed="1"/>
-    <w:lsdException w:name="annotation text" w:semiHidden="1" w:unhideWhenUsed="1"/>
-    <w:lsdException w:name="header" w:semiHidden="1" w:unhideWhenUsed="1"/>
-    <w:lsdException w:name="footer" w:semiHidden="1" w:unhideWhenUsed="1"/>
-    <w:lsdException w:name="index heading" w:semiHidden="1" w:unhideWhenUsed="1"/>
-    <w:lsdException w:name="caption" w:semiHidden="1" w:uiPriority="35" w:unhideWhenUsed="1" w:qFormat="1"/>
-    <w:lsdException w:name="table of figures" w:semiHidden="1" w:unhideWhenUsed="1"/>
-    <w:lsdException w:name="envelope address" w:semiHidden="1" w:unhideWhenUsed="1"/>
-    <w:lsdException w:name="envelope return" w:semiHidden="1" w:unhideWhenUsed="1"/>
-    <w:lsdException w:name="footnote reference" w:semiHidden="1" w:unhideWhenUsed="1"/>
-    <w:lsdException w:name="annotation reference" w:semiHidden="1" w:unhideWhenUsed="1"/>
-    <w:lsdException w:name="line number" w:semiHidden="1" w:unhideWhenUsed="1"/>
-    <w:lsdException w:name="page number" w:semiHidden="1" w:unhideWhenUsed="1"/>
-    <w:lsdException w:name="endnote reference" w:semiHidden="1" w:unhideWhenUsed="1"/>
-    <w:lsdException w:name="endnote text" w:semiHidden="1" w:unhideWhenUsed="1"/>
-    <w:lsdException w:name="table of authorities" w:semiHidden="1" w:unhideWhenUsed="1"/>
-    <w:lsdException w:name="macro" w:semiHidden="1" w:unhideWhenUsed="1"/>
-    <w:lsdException w:name="toa heading" w:semiHidden="1" w:unhideWhenUsed="1"/>
-    <w:lsdException w:name="List" w:semiHidden="1" w:unhideWhenUsed="1"/>
-    <w:lsdException w:name="List Bullet" w:semiHidden="1" w:unhideWhenUsed="1"/>
-    <w:lsdException w:name="List Number" w:semiHidden="1" w:unhideWhenUsed="1"/>
-    <w:lsdException w:name="List 2" w:semiHidden="1" w:unhideWhenUsed="1"/>
-    <w:lsdException w:name="List 3" w:semiHidden="1" w:unhideWhenUsed="1"/>
-    <w:lsdException w:name="List 4" w:semiHidden="1" w:unhideWhenUsed="1"/>
-    <w:lsdException w:name="List 5" w:semiHidden="1" w:unhideWhenUsed="1"/>
-    <w:lsdException w:name="List Bullet 2" w:semiHidden="1" w:unhideWhenUsed="1"/>
-    <w:lsdException w:name="List Bullet 3" w:semiHidden="1" w:unhideWhenUsed="1"/>
-    <w:lsdException w:name="List Bullet 4" w:semiHidden="1" w:unhideWhenUsed="1"/>
-    <w:lsdException w:name="List Bullet 5" w:semiHidden="1" w:unhideWhenUsed="1"/>
-    <w:lsdException w:name="List Number 2" w:semiHidden="1" w:unhideWhenUsed="1"/>
-    <w:lsdException w:name="List Number 3" w:semiHidden="1" w:unhideWhenUsed="1"/>
-    <w:lsdException w:name="List Number 4" w:semiHidden="1" w:unhideWhenUsed="1"/>
-    <w:lsdException w:name="List Number 5" w:semiHidden="1" w:unhideWhenUsed="1"/>
-    <w:lsdException w:name="Title" w:uiPriority="10" w:qFormat="1"/>
-    <w:lsdException w:name="Closing" w:semiHidden="1" w:unhideWhenUsed="1"/>
-    <w:lsdException w:name="Signature" w:semiHidden="1" w:unhideWhenUsed="1"/>
-    <w:lsdException w:name="Default Paragraph Font" w:semiHidden="1" w:uiPriority="1" w:unhideWhenUsed="1"/>
-    <w:lsdException w:name="Body Text" w:semiHidden="1" w:unhideWhenUsed="1"/>
-    <w:lsdException w:name="Body Text Indent" w:semiHidden="1" w:unhideWhenUsed="1"/>
-    <w:lsdException w:name="List Continue" w:semiHidden="1" w:unhideWhenUsed="1"/>
-    <w:lsdException w:name="List Continue 2" w:semiHidden="1" w:unhideWhenUsed="1"/>
-    <w:lsdException w:name="List Continue 3" w:semiHidden="1" w:unhideWhenUsed="1"/>
-    <w:lsdException w:name="List Continue 4" w:semiHidden="1" w:unhideWhenUsed="1"/>
-    <w:lsdException w:name="List Continue 5" w:semiHidden="1" w:unhideWhenUsed="1"/>
-    <w:lsdException w:name="Message Header" w:semiHidden="1" w:unhideWhenUsed="1"/>
-    <w:lsdException w:name="Subtitle" w:uiPriority="11" w:qFormat="1"/>
-    <w:lsdException w:name="Salutation" w:semiHidden="1" w:unhideWhenUsed="1"/>
-    <w:lsdException w:name="Date" w:semiHidden="1" w:unhideWhenUsed="1"/>
-    <w:lsdException w:name="Body Text First Indent" w:semiHidden="1" w:unhideWhenUsed="1"/>
-    <w:lsdException w:name="Body Text First Indent 2" w:semiHidden="1" w:unhideWhenUsed="1"/>
-    <w:lsdException w:name="Note Heading" w:semiHidden="1" w:unhideWhenUsed="1"/>
-    <w:lsdException w:name="Body Text 2" w:semiHidden="1" w:unhideWhenUsed="1"/>
-    <w:lsdException w:name="Body Text 3" w:semiHidden="1" w:unhideWhenUsed="1"/>
-    <w:lsdException w:name="Body Text Indent 2" w:semiHidden="1" w:unhideWhenUsed="1"/>
-    <w:lsdException w:name="Body Text Indent 3" w:semiHidden="1" w:unhideWhenUsed="1"/>
-    <w:lsdException w:name="Block Text" w:semiHidden="1" w:unhideWhenUsed="1"/>
-    <w:lsdException w:name="Hyperlink" w:semiHidden="1" w:unhideWhenUsed="1"/>
-    <w:lsdException w:name="FollowedHyperlink" w:semiHidden="1" w:unhideWhenUsed="1"/>
-    <w:lsdException w:name="Strong" w:uiPriority="22" w:qFormat="1"/>
-    <w:lsdException w:name="Emphasis" w:uiPriority="20" w:qFormat="1"/>
-    <w:lsdException w:name="Document Map" w:semiHidden="1" w:unhideWhenUsed="1"/>
-    <w:lsdException w:name="Plain Text" w:semiHidden="1" w:unhideWhenUsed="1"/>
-    <w:lsdException w:name="E-mail Signature" w:semiHidden="1" w:unhideWhenUsed="1"/>
-    <w:lsdException w:name="HTML Top of Form" w:semiHidden="1" w:unhideWhenUsed="1"/>
-    <w:lsdException w:name="HTML Bottom of Form" w:semiHidden="1" w:unhideWhenUsed="1"/>
-    <w:lsdException w:name="Normal (Web)" w:semiHidden="1" w:unhideWhenUsed="1"/>
-    <w:lsdException w:name="HTML Acronym" w:semiHidden="1" w:unhideWhenUsed="1"/>
-    <w:lsdException w:name="HTML Address" w:semiHidden="1" w:unhideWhenUsed="1"/>
-    <w:lsdException w:name="HTML Cite" w:semiHidden="1" w:unhideWhenUsed="1"/>
-    <w:lsdException w:name="HTML Code" w:semiHidden="1" w:unhideWhenUsed="1"/>
-    <w:lsdException w:name="HTML Definition" w:semiHidden="1" w:unhideWhenUsed="1"/>
-    <w:lsdException w:name="HTML Keyboard" w:semiHidden="1" w:unhideWhenUsed="1"/>
-    <w:lsdException w:name="HTML Preformatted" w:semiHidden="1" w:unhideWhenUsed="1"/>
-    <w:lsdException w:name="HTML Sample" w:semiHidden="1" w:unhideWhenUsed="1"/>
-    <w:lsdException w:name="HTML Typewriter" w:semiHidden="1" w:unhideWhenUsed="1"/>
-    <w:lsdException w:name="HTML Variable" w:semiHidden="1" w:unhideWhenUsed="1"/>
-    <w:lsdException w:name="annotation subject" w:semiHidden="1" w:unhideWhenUsed="1"/>
-    <w:lsdException w:name="No List" w:semiHidden="1" w:unhideWhenUsed="1"/>
-    <w:lsdException w:name="Outline List 1" w:semiHidden="1" w:unhideWhenUsed="1"/>
-    <w:lsdException w:name="Outline List 2" w:semiHidden="1" w:unhideWhenUsed="1"/>
-    <w:lsdException w:name="Outline List 3" w:semiHidden="1" w:unhideWhenUsed="1"/>
-    <w:lsdException w:name="Table Simple 1" w:semiHidden="1" w:unhideWhenUsed="1"/>
-    <w:lsdException w:name="Table Simple 2" w:semiHidden="1" w:unhideWhenUsed="1"/>
-    <w:lsdException w:name="Table Simple 3" w:semiHidden="1" w:unhideWhenUsed="1"/>
-    <w:lsdException w:name="Table Classic 1" w:semiHidden="1" w:unhideWhenUsed="1"/>
-    <w:lsdException w:name="Table Classic 2" w:semiHidden="1" w:unhideWhenUsed="1"/>
-    <w:lsdException w:name="Table Classic 3" w:semiHidden="1" w:unhideWhenUsed="1"/>
-    <w:lsdException w:name="Table Classic 4" w:semiHidden="1" w:unhideWhenUsed="1"/>
-    <w:lsdException w:name="Table Colorful 1" w:semiHidden="1" w:unhideWhenUsed="1"/>
-    <w:lsdException w:name="Table Colorful 2" w:semiHidden="1" w:unhideWhenUsed="1"/>
-    <w:lsdException w:name="Table Colorful 3" w:semiHidden="1" w:unhideWhenUsed="1"/>
-    <w:lsdException w:name="Table Columns 1" w:semiHidden="1" w:unhideWhenUsed="1"/>
-    <w:lsdException w:name="Table Columns 2" w:semiHidden="1" w:unhideWhenUsed="1"/>
-    <w:lsdException w:name="Table Columns 3" w:semiHidden="1" w:unhideWhenUsed="1"/>
-    <w:lsdException w:name="Table Columns 4" w:semiHidden="1" w:unhideWhenUsed="1"/>
-    <w:lsdException w:name="Table Columns 5" w:semiHidden="1" w:unhideWhenUsed="1"/>
-    <w:lsdException w:name="Table Grid 1" w:semiHidden="1" w:unhideWhenUsed="1"/>
-    <w:lsdException w:name="Table Grid 2" w:semiHidden="1" w:unhideWhenUsed="1"/>
-    <w:lsdException w:name="Table Grid 3" w:semiHidden="1" w:unhideWhenUsed="1"/>
-    <w:lsdException w:name="Table Grid 4" w:semiHidden="1" w:unhideWhenUsed="1"/>
-    <w:lsdException w:name="Table Grid 5" w:semiHidden="1" w:unhideWhenUsed="1"/>
-    <w:lsdException w:name="Table Grid 6" w:semiHidden="1" w:unhideWhenUsed="1"/>
-    <w:lsdException w:name="Table Grid 7" w:semiHidden="1" w:unhideWhenUsed="1"/>
-    <w:lsdException w:name="Table Grid 8" w:semiHidden="1" w:unhideWhenUsed="1"/>
-    <w:lsdException w:name="Table List 1" w:semiHidden="1" w:unhideWhenUsed="1"/>
-    <w:lsdException w:name="Table List 2" w:semiHidden="1" w:unhideWhenUsed="1"/>
-    <w:lsdException w:name="Table List 3" w:semiHidden="1" w:unhideWhenUsed="1"/>
-    <w:lsdException w:name="Table List 4" w:semiHidden="1" w:unhideWhenUsed="1"/>
-    <w:lsdException w:name="Table List 5" w:semiHidden="1" w:unhideWhenUsed="1"/>
-    <w:lsdException w:name="Table List 6" w:semiHidden="1" w:unhideWhenUsed="1"/>
-    <w:lsdException w:name="Table List 7" w:semiHidden="1" w:unhideWhenUsed="1"/>
-    <w:lsdException w:name="Table List 8" w:semiHidden="1" w:unhideWhenUsed="1"/>
-    <w:lsdException w:name="Table 3D effects 1" w:semiHidden="1" w:unhideWhenUsed="1"/>
-    <w:lsdException w:name="Table 3D effects 2" w:semiHidden="1" w:unhideWhenUsed="1"/>
-    <w:lsdException w:name="Table 3D effects 3" w:semiHidden="1" w:unhideWhenUsed="1"/>
-    <w:lsdException w:name="Table Contemporary" w:semiHidden="1" w:unhideWhenUsed="1"/>
-    <w:lsdException w:name="Table Elegant" w:semiHidden="1" w:unhideWhenUsed="1"/>
-    <w:lsdException w:name="Table Professional" w:semiHidden="1" w:unhideWhenUsed="1"/>
-    <w:lsdException w:name="Table Subtle 1" w:semiHidden="1" w:unhideWhenUsed="1"/>
-    <w:lsdException w:name="Table Subtle 2" w:semiHidden="1" w:unhideWhenUsed="1"/>
-    <w:lsdException w:name="Table Web 1" w:semiHidden="1" w:unhideWhenUsed="1"/>
-    <w:lsdException w:name="Table Web 2" w:semiHidden="1" w:unhideWhenUsed="1"/>
-    <w:lsdException w:name="Balloon Text" w:semiHidden="1" w:unhideWhenUsed="1"/>
-    <w:lsdException w:name="Table Grid" w:uiPriority="39"/>
-    <w:lsdException w:name="Placeholder Text" w:semiHidden="1"/>
-    <w:lsdException w:name="No Spacing" w:uiPriority="1" w:qFormat="1"/>
-    <w:lsdException w:name="Light Shading" w:uiPriority="60"/>
-    <w:lsdException w:name="Light List" w:uiPriority="61"/>
-    <w:lsdException w:name="Light Grid" w:uiPriority="62"/>
-    <w:lsdException w:name="Medium Shading 1" w:uiPriority="63"/>
-    <w:lsdException w:name="Medium Shading 2" w:uiPriority="64"/>
-    <w:lsdException w:name="Medium List 1" w:uiPriority="65"/>
-    <w:lsdException w:name="Medium List 2" w:uiPriority="66"/>
-    <w:lsdException w:name="Medium Grid 1" w:uiPriority="67"/>
-    <w:lsdException w:name="Medium Grid 2" w:uiPriority="68"/>
-    <w:lsdException w:name="Medium Grid 3" w:uiPriority="69"/>
-    <w:lsdException w:name="Dark List" w:uiPriority="70"/>
-    <w:lsdException w:name="Colorful Shading" w:uiPriority="71"/>
-    <w:lsdException w:name="Colorful List" w:uiPriority="72"/>
-    <w:lsdException w:name="Colorful Grid" w:uiPriority="73"/>
-    <w:lsdException w:name="Light Shading Accent 1" w:uiPriority="60"/>
-    <w:lsdException w:name="Light List Accent 1" w:uiPriority="61"/>
-    <w:lsdException w:name="Light Grid Accent 1" w:uiPriority="62"/>
-    <w:lsdException w:name="Medium Shading 1 Accent 1" w:uiPriority="63"/>
-    <w:lsdException w:name="Medium Shading 2 Accent 1" w:uiPriority="64"/>
-    <w:lsdException w:name="Medium List 1 Accent 1" w:uiPriority="65"/>
-    <w:lsdException w:name="Revision" w:semiHidden="1"/>
-    <w:lsdException w:name="List Paragraph" w:uiPriority="34" w:qFormat="1"/>
-    <w:lsdException w:name="Quote" w:uiPriority="29" w:qFormat="1"/>
-    <w:lsdException w:name="Intense Quote" w:uiPriority="30" w:qFormat="1"/>
-    <w:lsdException w:name="Medium List 2 Accent 1" w:uiPriority="66"/>
-    <w:lsdException w:name="Medium Grid 1 Accent 1" w:uiPriority="67"/>
-    <w:lsdException w:name="Medium Grid 2 Accent 1" w:uiPriority="68"/>
-    <w:lsdException w:name="Medium Grid 3 Accent 1" w:uiPriority="69"/>
-    <w:lsdException w:name="Dark List Accent 1" w:uiPriority="70"/>
-    <w:lsdException w:name="Colorful Shading Accent 1" w:uiPriority="71"/>
-    <w:lsdException w:name="Colorful List Accent 1" w:uiPriority="72"/>
-    <w:lsdException w:name="Colorful Grid Accent 1" w:uiPriority="73"/>
-    <w:lsdException w:name="Light Shading Accent 2" w:uiPriority="60"/>
-    <w:lsdException w:name="Light List Accent 2" w:uiPriority="61"/>
-    <w:lsdException w:name="Light Grid Accent 2" w:uiPriority="62"/>
-    <w:lsdException w:name="Medium Shading 1 Accent 2" w:uiPriority="63"/>
-    <w:lsdException w:name="Medium Shading 2 Accent 2" w:uiPriority="64"/>
-    <w:lsdException w:name="Medium List 1 Accent 2" w:uiPriority="65"/>
-    <w:lsdException w:name="Medium List 2 Accent 2" w:uiPriority="66"/>
-    <w:lsdException w:name="Medium Grid 1 Accent 2" w:uiPriority="67"/>
-    <w:lsdException w:name="Medium Grid 2 Accent 2" w:uiPriority="68"/>
-    <w:lsdException w:name="Medium Grid 3 Accent 2" w:uiPriority="69"/>
-    <w:lsdException w:name="Dark List Accent 2" w:uiPriority="70"/>
-    <w:lsdException w:name="Colorful Shading Accent 2" w:uiPriority="71"/>
-    <w:lsdException w:name="Colorful List Accent 2" w:uiPriority="72"/>
-    <w:lsdException w:name="Colorful Grid Accent 2" w:uiPriority="73"/>
-    <w:lsdException w:name="Light Shading Accent 3" w:uiPriority="60"/>
-    <w:lsdException w:name="Light List Accent 3" w:uiPriority="61"/>
-    <w:lsdException w:name="Light Grid Accent 3" w:uiPriority="62"/>
-    <w:lsdException w:name="Medium Shading 1 Accent 3" w:uiPriority="63"/>
-    <w:lsdException w:name="Medium Shading 2 Accent 3" w:uiPriority="64"/>
-    <w:lsdException w:name="Medium List 1 Accent 3" w:uiPriority="65"/>
-    <w:lsdException w:name="Medium List 2 Accent 3" w:uiPriority="66"/>
-    <w:lsdException w:name="Medium Grid 1 Accent 3" w:uiPriority="67"/>
-    <w:lsdException w:name="Medium Grid 2 Accent 3" w:uiPriority="68"/>
-    <w:lsdException w:name="Medium Grid 3 Accent 3" w:uiPriority="69"/>
-    <w:lsdException w:name="Dark List Accent 3" w:uiPriority="70"/>
-    <w:lsdException w:name="Colorful Shading Accent 3" w:uiPriority="71"/>
-    <w:lsdException w:name="Colorful List Accent 3" w:uiPriority="72"/>
-    <w:lsdException w:name="Colorful Grid Accent 3" w:uiPriority="73"/>
-    <w:lsdException w:name="Light Shading Accent 4" w:uiPriority="60"/>
-    <w:lsdException w:name="Light List Accent 4" w:uiPriority="61"/>
-    <w:lsdException w:name="Light Grid Accent 4" w:uiPriority="62"/>
-    <w:lsdException w:name="Medium Shading 1 Accent 4" w:uiPriority="63"/>
-    <w:lsdException w:name="Medium Shading 2 Accent 4" w:uiPriority="64"/>
-    <w:lsdException w:name="Medium List 1 Accent 4" w:uiPriority="65"/>
-    <w:lsdException w:name="Medium List 2 Accent 4" w:uiPriority="66"/>
-    <w:lsdException w:name="Medium Grid 1 Accent 4" w:uiPriority="67"/>
-    <w:lsdException w:name="Medium Grid 2 Accent 4" w:uiPriority="68"/>
-    <w:lsdException w:name="Medium Grid 3 Accent 4" w:uiPriority="69"/>
-    <w:lsdException w:name="Dark List Accent 4" w:uiPriority="70"/>
-    <w:lsdException w:name="Colorful Shading Accent 4" w:uiPriority="71"/>
-    <w:lsdException w:name="Colorful List Accent 4" w:uiPriority="72"/>
-    <w:lsdException w:name="Colorful Grid Accent 4" w:uiPriority="73"/>
-    <w:lsdException w:name="Light Shading Accent 5" w:uiPriority="60"/>
-    <w:lsdException w:name="Light List Accent 5" w:uiPriority="61"/>
-    <w:lsdException w:name="Light Grid Accent 5" w:uiPriority="62"/>
-    <w:lsdException w:name="Medium Shading 1 Accent 5" w:uiPriority="63"/>
-    <w:lsdException w:name="Medium Shading 2 Accent 5" w:uiPriority="64"/>
-    <w:lsdException w:name="Medium List 1 Accent 5" w:uiPriority="65"/>
-    <w:lsdException w:name="Medium List 2 Accent 5" w:uiPriority="66"/>
-    <w:lsdException w:name="Medium Grid 1 Accent 5" w:uiPriority="67"/>
-    <w:lsdException w:name="Medium Grid 2 Accent 5" w:uiPriority="68"/>
-    <w:lsdException w:name="Medium Grid 3 Accent 5" w:uiPriority="69"/>
-    <w:lsdException w:name="Dark List Accent 5" w:uiPriority="70"/>
-    <w:lsdException w:name="Colorful Shading Accent 5" w:uiPriority="71"/>
-    <w:lsdException w:name="Colorful List Accent 5" w:uiPriority="72"/>
-    <w:lsdException w:name="Colorful Grid Accent 5" w:uiPriority="73"/>
-    <w:lsdException w:name="Light Shading Accent 6" w:uiPriority="60"/>
-    <w:lsdException w:name="Light List Accent 6" w:uiPriority="61"/>
-    <w:lsdException w:name="Light Grid Accent 6" w:uiPriority="62"/>
-    <w:lsdException w:name="Medium Shading 1 Accent 6" w:uiPriority="63"/>
-    <w:lsdException w:name="Medium Shading 2 Accent 6" w:uiPriority="64"/>
-    <w:lsdException w:name="Medium List 1 Accent 6" w:uiPriority="65"/>
-    <w:lsdException w:name="Medium List 2 Accent 6" w:uiPriority="66"/>
-    <w:lsdException w:name="Medium Grid 1 Accent 6" w:uiPriority="67"/>
-    <w:lsdException w:name="Medium Grid 2 Accent 6" w:uiPriority="68"/>
-    <w:lsdException w:name="Medium Grid 3 Accent 6" w:uiPriority="69"/>
-    <w:lsdException w:name="Dark List Accent 6" w:uiPriority="70"/>
-    <w:lsdException w:name="Colorful Shading Accent 6" w:uiPriority="71"/>
-    <w:lsdException w:name="Colorful List Accent 6" w:uiPriority="72"/>
-    <w:lsdException w:name="Colorful Grid Accent 6" w:uiPriority="73"/>
-    <w:lsdException w:name="Subtle Emphasis" w:uiPriority="19" w:qFormat="1"/>
-    <w:lsdException w:name="Intense Emphasis" w:uiPriority="21" w:qFormat="1"/>
-    <w:lsdException w:name="Subtle Reference" w:uiPriority="31" w:qFormat="1"/>
-    <w:lsdException w:name="Intense Reference" w:uiPriority="32" w:qFormat="1"/>
-    <w:lsdException w:name="Book Title" w:uiPriority="33" w:qFormat="1"/>
-    <w:lsdException w:name="Bibliography" w:semiHidden="1" w:uiPriority="37" w:unhideWhenUsed="1"/>
-    <w:lsdException w:name="TOC Heading" w:semiHidden="1" w:uiPriority="39" w:unhideWhenUsed="1" w:qFormat="1"/>
-    <w:lsdException w:name="Plain Table 1" w:uiPriority="41"/>
-    <w:lsdException w:name="Plain Table 2" w:uiPriority="42"/>
-    <w:lsdException w:name="Plain Table 3" w:uiPriority="43"/>
-    <w:lsdException w:name="Plain Table 4" w:uiPriority="44"/>
-    <w:lsdException w:name="Plain Table 5" w:uiPriority="45"/>
-    <w:lsdException w:name="Grid Table Light" w:uiPriority="40"/>
-    <w:lsdException w:name="Grid Table 1 Light" w:uiPriority="46"/>
-    <w:lsdException w:name="Grid Table 2" w:uiPriority="47"/>
-    <w:lsdException w:name="Grid Table 3" w:uiPriority="48"/>
-    <w:lsdException w:name="Grid Table 4" w:uiPriority="49"/>
-    <w:lsdException w:name="Grid Table 5 Dark" w:uiPriority="50"/>
-    <w:lsdException w:name="Grid Table 6 Colorful" w:uiPriority="51"/>
-    <w:lsdException w:name="Grid Table 7 Colorful" w:uiPriority="52"/>
-    <w:lsdException w:name="Grid Table 1 Light Accent 1" w:uiPriority="46"/>
-    <w:lsdException w:name="Grid Table 2 Accent 1" w:uiPriority="47"/>
-    <w:lsdException w:name="Grid Table 3 Accent 1" w:uiPriority="48"/>
-    <w:lsdException w:name="Grid Table 4 Accent 1" w:uiPriority="49"/>
-    <w:lsdException w:name="Grid Table 5 Dark Accent 1" w:uiPriority="50"/>
-    <w:lsdException w:name="Grid Table 6 Colorful Accent 1" w:uiPriority="51"/>
-    <w:lsdException w:name="Grid Table 7 Colorful Accent 1" w:uiPriority="52"/>
-    <w:lsdException w:name="Grid Table 1 Light Accent 2" w:uiPriority="46"/>
-    <w:lsdException w:name="Grid Table 2 Accent 2" w:uiPriority="47"/>
-    <w:lsdException w:name="Grid Table 3 Accent 2" w:uiPriority="48"/>
-    <w:lsdException w:name="Grid Table 4 Accent 2" w:uiPriority="49"/>
-    <w:lsdException w:name="Grid Table 5 Dark Accent 2" w:uiPriority="50"/>
-    <w:lsdException w:name="Grid Table 6 Colorful Accent 2" w:uiPriority="51"/>
-    <w:lsdException w:name="Grid Table 7 Colorful Accent 2" w:uiPriority="52"/>
-    <w:lsdException w:name="Grid Table 1 Light Accent 3" w:uiPriority="46"/>
-    <w:lsdException w:name="Grid Table 2 Accent 3" w:uiPriority="47"/>
-    <w:lsdException w:name="Grid Table 3 Accent 3" w:uiPriority="48"/>
-    <w:lsdException w:name="Grid Table 4 Accent 3" w:uiPriority="49"/>
-    <w:lsdException w:name="Grid Table 5 Dark Accent 3" w:uiPriority="50"/>
-    <w:lsdException w:name="Grid Table 6 Colorful Accent 3" w:uiPriority="51"/>
-    <w:lsdException w:name="Grid Table 7 Colorful Accent 3" w:uiPriority="52"/>
-    <w:lsdException w:name="Grid Table 1 Light Accent 4" w:uiPriority="46"/>
-    <w:lsdException w:name="Grid Table 2 Accent 4" w:uiPriority="47"/>
-    <w:lsdException w:name="Grid Table 3 Accent 4" w:uiPriority="48"/>
-    <w:lsdException w:name="Grid Table 4 Accent 4" w:uiPriority="49"/>
-    <w:lsdException w:name="Grid Table 5 Dark Accent 4" w:uiPriority="50"/>
-    <w:lsdException w:name="Grid Table 6 Colorful Accent 4" w:uiPriority="51"/>
-    <w:lsdException w:name="Grid Table 7 Colorful Accent 4" w:uiPriority="52"/>
-    <w:lsdException w:name="Grid Table 1 Light Accent 5" w:uiPriority="46"/>
-    <w:lsdException w:name="Grid Table 2 Accent 5" w:uiPriority="47"/>
-    <w:lsdException w:name="Grid Table 3 Accent 5" w:uiPriority="48"/>
-    <w:lsdException w:name="Grid Table 4 Accent 5" w:uiPriority="49"/>
-    <w:lsdException w:name="Grid Table 5 Dark Accent 5" w:uiPriority="50"/>
-    <w:lsdException w:name="Grid Table 6 Colorful Accent 5" w:uiPriority="51"/>
-    <w:lsdException w:name="Grid Table 7 Colorful Accent 5" w:uiPriority="52"/>
-    <w:lsdException w:name="Grid Table 1 Light Accent 6" w:uiPriority="46"/>
-    <w:lsdException w:name="Grid Table 2 Accent 6" w:uiPriority="47"/>
-    <w:lsdException w:name="Grid Table 3 Accent 6" w:uiPriority="48"/>
-    <w:lsdException w:name="Grid Table 4 Accent 6" w:uiPriority="49"/>
-    <w:lsdException w:name="Grid Table 5 Dark Accent 6" w:uiPriority="50"/>
-    <w:lsdException w:name="Grid Table 6 Colorful Accent 6" w:uiPriority="51"/>
-    <w:lsdException w:name="Grid Table 7 Colorful Accent 6" w:uiPriority="52"/>
-    <w:lsdException w:name="List Table 1 Light" w:uiPriority="46"/>
-    <w:lsdException w:name="List Table 2" w:uiPriority="47"/>
-    <w:lsdException w:name="List Table 3" w:uiPriority="48"/>
-    <w:lsdException w:name="List Table 4" w:uiPriority="49"/>
-    <w:lsdException w:name="List Table 5 Dark" w:uiPriority="50"/>
-    <w:lsdException w:name="List Table 6 Colorful" w:uiPriority="51"/>
-    <w:lsdException w:name="List Table 7 Colorful" w:uiPriority="52"/>
-    <w:lsdException w:name="List Table 1 Light Accent 1" w:uiPriority="46"/>
-    <w:lsdException w:name="List Table 2 Accent 1" w:uiPriority="47"/>
-    <w:lsdException w:name="List Table 3 Accent 1" w:uiPriority="48"/>
-    <w:lsdException w:name="List Table 4 Accent 1" w:uiPriority="49"/>
-    <w:lsdException w:name="List Table 5 Dark Accent 1" w:uiPriority="50"/>
-    <w:lsdException w:name="List Table 6 Colorful Accent 1" w:uiPriority="51"/>
-    <w:lsdException w:name="List Table 7 Colorful Accent 1" w:uiPriority="52"/>
-    <w:lsdException w:name="List Table 1 Light Accent 2" w:uiPriority="46"/>
-    <w:lsdException w:name="List Table 2 Accent 2" w:uiPriority="47"/>
-    <w:lsdException w:name="List Table 3 Accent 2" w:uiPriority="48"/>
-    <w:lsdException w:name="List Table 4 Accent 2" w:uiPriority="49"/>
-    <w:lsdException w:name="List Table 5 Dark Accent 2" w:uiPriority="50"/>
-    <w:lsdException w:name="List Table 6 Colorful Accent 2" w:uiPriority="51"/>
-    <w:lsdException w:name="List Table 7 Colorful Accent 2" w:uiPriority="52"/>
-    <w:lsdException w:name="List Table 1 Light Accent 3" w:uiPriority="46"/>
-    <w:lsdException w:name="List Table 2 Accent 3" w:uiPriority="47"/>
-    <w:lsdException w:name="List Table 3 Accent 3" w:uiPriority="48"/>
-    <w:lsdException w:name="List Table 4 Accent 3" w:uiPriority="49"/>
-    <w:lsdException w:name="List Table 5 Dark Accent 3" w:uiPriority="50"/>
-    <w:lsdException w:name="List Table 6 Colorful Accent 3" w:uiPriority="51"/>
-    <w:lsdException w:name="List Table 7 Colorful Accent 3" w:uiPriority="52"/>
-    <w:lsdException w:name="List Table 1 Light Accent 4" w:uiPriority="46"/>
-    <w:lsdException w:name="List Table 2 Accent 4" w:uiPriority="47"/>
-    <w:lsdException w:name="List Table 3 Accent 4" w:uiPriority="48"/>
-    <w:lsdException w:name="List Table 4 Accent 4" w:uiPriority="49"/>
-    <w:lsdException w:name="List Table 5 Dark Accent 4" w:uiPriority="50"/>
-    <w:lsdException w:name="List Table 6 Colorful Accent 4" w:uiPriority="51"/>
-    <w:lsdException w:name="List Table 7 Colorful Accent 4" w:uiPriority="52"/>
-    <w:lsdException w:name="List Table 1 Light Accent 5" w:uiPriority="46"/>
-    <w:lsdException w:name="List Table 2 Accent 5" w:uiPriority="47"/>
-    <w:lsdException w:name="List Table 3 Accent 5" w:uiPriority="48"/>
-    <w:lsdException w:name="List Table 4 Accent 5" w:uiPriority="49"/>
-    <w:lsdException w:name="List Table 5 Dark Accent 5" w:uiPriority="50"/>
-    <w:lsdException w:name="List Table 6 Colorful Accent 5" w:uiPriority="51"/>
-    <w:lsdException w:name="List Table 7 Colorful Accent 5" w:uiPriority="52"/>
-    <w:lsdException w:name="List Table 1 Light Accent 6" w:uiPriority="46"/>
-    <w:lsdException w:name="List Table 2 Accent 6" w:uiPriority="47"/>
-    <w:lsdException w:name="List Table 3 Accent 6" w:uiPriority="48"/>
-    <w:lsdException w:name="List Table 4 Accent 6" w:uiPriority="49"/>
-    <w:lsdException w:name="List Table 5 Dark Accent 6" w:uiPriority="50"/>
-    <w:lsdException w:name="List Table 6 Colorful Accent 6" w:uiPriority="51"/>
-    <w:lsdException w:name="List Table 7 Colorful Accent 6" w:uiPriority="52"/>
-    <w:lsdException w:name="Mention" w:semiHidden="1" w:unhideWhenUsed="1"/>
-    <w:lsdException w:name="Smart Hyperlink" w:semiHidden="1" w:unhideWhenUsed="1"/>
-    <w:lsdException w:name="Hashtag" w:semiHidden="1" w:unhideWhenUsed="1"/>
-    <w:lsdException w:name="Unresolved Mention" w:semiHidden="1" w:unhideWhenUsed="1"/>
-    <w:lsdException w:name="Smart Link" w:semiHidden="1" w:unhideWhenUsed="1"/>
-  </w:latentStyles>
-  <w:style w:type="paragraph" w:default="1" w:styleId="Normal">
-    <w:name w:val="Normal"/>
-    <w:qFormat/>
-  </w:style>
-  <w:style w:type="character" w:default="1" w:styleId="DefaultParagraphFont">
-    <w:name w:val="Default Paragraph Font"/>
-    <w:uiPriority w:val="1"/>
-    <w:semiHidden/>
-    <w:unhideWhenUsed/>
-  </w:style>
-  <w:style w:type="table" w:default="1" w:styleId="TableNormal">
-    <w:name w:val="Normal Table"/>
-    <w:uiPriority w:val="99"/>
-    <w:semiHidden/>
-    <w:unhideWhenUsed/>
-    <w:tblPr>
-      <w:tblInd w:w="0" w:type="dxa"/>
-      <w:tblCellMar>
-        <w:top w:w="0" w:type="dxa"/>
-        <w:left w:w="108" w:type="dxa"/>
-        <w:bottom w:w="0" w:type="dxa"/>
-        <w:right w:w="108" w:type="dxa"/>
-      </w:tblCellMar>
-    </w:tblPr>
-  </w:style>
-  <w:style w:type="numbering" w:default="1" w:styleId="NoList">
-    <w:name w:val="No List"/>
-    <w:uiPriority w:val="99"/>
-    <w:semiHidden/>
-    <w:unhideWhenUsed/>
-  </w:style>
-  <w:style w:type="paragraph" w:customStyle="1" w:styleId="70AEA3DC32F3418C8D895F5A56DFA854">
-    <w:name w:val="70AEA3DC32F3418C8D895F5A56DFA854"/>
-  </w:style>
-  <w:style w:type="character" w:styleId="PlaceholderText">
-    <w:name w:val="Placeholder Text"/>
-    <w:basedOn w:val="DefaultParagraphFont"/>
-    <w:uiPriority w:val="99"/>
-    <w:semiHidden/>
-    <w:rsid w:val="00E6050B"/>
-    <w:rPr>
-      <w:color w:val="808080"/>
-    </w:rPr>
-  </w:style>
-</w:styles>
-</file>
-
-<file path=word/glossary/webSettings.xml><?xml version="1.0" encoding="utf-8"?>
-<w:webSettings xmlns:mc="http://schemas.openxmlformats.org/markup-compatibility/2006" xmlns:r="http://schemas.openxmlformats.org/officeDocument/2006/relationships" xmlns:w="http://schemas.openxmlformats.org/wordprocessingml/2006/main" xmlns:w14="http://schemas.microsoft.com/office/word/2010/wordml" xmlns:w15="http://schemas.microsoft.com/office/word/2012/wordml" xmlns:w16cid="http://schemas.microsoft.com/office/word/2016/wordml/cid" xmlns:w16se="http://schemas.microsoft.com/office/word/2015/wordml/symex" mc:Ignorable="w14 w15 w16se w16cid">
-  <w:optimizeForBrowser/>
-  <w:allowPNG/>
-</w:webSettings>
-</file>
-
 <file path=word/theme/theme11.xml><?xml version="1.0" encoding="utf-8"?>
 <a:theme xmlns:a="http://schemas.openxmlformats.org/drawingml/2006/main" name="Office Theme">
   <a:themeElements>
@@ -17050,267 +16489,4 @@
     </a:ext>
   </a:extLst>
 </a:theme>
-</file>
-
-<file path=customXml/item12.xml><?xml version="1.0" encoding="utf-8"?>
-<b:Sources xmlns:b="http://schemas.openxmlformats.org/officeDocument/2006/bibliography" xmlns="http://schemas.openxmlformats.org/officeDocument/2006/bibliography" SelectedStyle="\APASixthEditionOfficeOnline.xsl" StyleName="APA" Version="6"/>
-</file>
-
-<file path=customXml/item24.xml><?xml version="1.0" encoding="utf-8"?>
-<ct:contentTypeSchema xmlns:ct="http://schemas.microsoft.com/office/2006/metadata/contentType" xmlns:ma="http://schemas.microsoft.com/office/2006/metadata/properties/metaAttributes" ct:_="" ma:_="" ma:contentTypeName="Document" ma:contentTypeID="0x01010079F111ED35F8CC479449609E8A0923A6" ma:contentTypeVersion="12" ma:contentTypeDescription="Create a new document." ma:contentTypeScope="" ma:versionID="6e0ed944f324437a1628d920c25a1c7c">
-  <xsd:schema xmlns:xsd="http://www.w3.org/2001/XMLSchema" xmlns:xs="http://www.w3.org/2001/XMLSchema" xmlns:p="http://schemas.microsoft.com/office/2006/metadata/properties" xmlns:ns2="71af3243-3dd4-4a8d-8c0d-dd76da1f02a5" xmlns:ns3="16c05727-aa75-4e4a-9b5f-8a80a1165891" targetNamespace="http://schemas.microsoft.com/office/2006/metadata/properties" ma:root="true" ma:fieldsID="edbd56de57fb331bd1e5e8af7e1d85f1" ns2:_="" ns3:_="">
-    <xsd:import namespace="71af3243-3dd4-4a8d-8c0d-dd76da1f02a5"/>
-    <xsd:import namespace="16c05727-aa75-4e4a-9b5f-8a80a1165891"/>
-    <xsd:element name="properties">
-      <xsd:complexType>
-        <xsd:sequence>
-          <xsd:element name="documentManagement">
-            <xsd:complexType>
-              <xsd:all>
-                <xsd:element ref="ns2:MediaServiceMetadata" minOccurs="0"/>
-                <xsd:element ref="ns2:MediaServiceFastMetadata" minOccurs="0"/>
-                <xsd:element ref="ns2:MediaServiceOCR" minOccurs="0"/>
-                <xsd:element ref="ns2:MediaServiceAutoTags" minOccurs="0"/>
-                <xsd:element ref="ns2:MediaServiceEventHashCode" minOccurs="0"/>
-                <xsd:element ref="ns2:MediaServiceGenerationTime" minOccurs="0"/>
-                <xsd:element ref="ns3:SharedWithUsers" minOccurs="0"/>
-                <xsd:element ref="ns3:SharedWithDetails" minOccurs="0"/>
-                <xsd:element ref="ns2:MediaServiceAutoKeyPoints" minOccurs="0"/>
-                <xsd:element ref="ns2:MediaServiceKeyPoints" minOccurs="0"/>
-                <xsd:element ref="ns2:MediaServiceDateTaken" minOccurs="0"/>
-                <xsd:element ref="ns2:Status" minOccurs="0"/>
-              </xsd:all>
-            </xsd:complexType>
-          </xsd:element>
-        </xsd:sequence>
-      </xsd:complexType>
-    </xsd:element>
-  </xsd:schema>
-  <xsd:schema xmlns:xsd="http://www.w3.org/2001/XMLSchema" xmlns:xs="http://www.w3.org/2001/XMLSchema" xmlns:dms="http://schemas.microsoft.com/office/2006/documentManagement/types" xmlns:pc="http://schemas.microsoft.com/office/infopath/2007/PartnerControls" targetNamespace="71af3243-3dd4-4a8d-8c0d-dd76da1f02a5" elementFormDefault="qualified">
-    <xsd:import namespace="http://schemas.microsoft.com/office/2006/documentManagement/types"/>
-    <xsd:import namespace="http://schemas.microsoft.com/office/infopath/2007/PartnerControls"/>
-    <xsd:element name="MediaServiceMetadata" ma:index="8" nillable="true" ma:displayName="MediaServiceMetadata" ma:hidden="true" ma:internalName="MediaServiceMetadata" ma:readOnly="true">
-      <xsd:simpleType>
-        <xsd:restriction base="dms:Note"/>
-      </xsd:simpleType>
-    </xsd:element>
-    <xsd:element name="MediaServiceFastMetadata" ma:index="9" nillable="true" ma:displayName="MediaServiceFastMetadata" ma:hidden="true" ma:internalName="MediaServiceFastMetadata" ma:readOnly="true">
-      <xsd:simpleType>
-        <xsd:restriction base="dms:Note"/>
-      </xsd:simpleType>
-    </xsd:element>
-    <xsd:element name="MediaServiceOCR" ma:index="10" nillable="true" ma:displayName="MediaServiceOCR" ma:internalName="MediaServiceOCR" ma:readOnly="true">
-      <xsd:simpleType>
-        <xsd:restriction base="dms:Note">
-          <xsd:maxLength value="255"/>
-        </xsd:restriction>
-      </xsd:simpleType>
-    </xsd:element>
-    <xsd:element name="MediaServiceAutoTags" ma:index="11" nillable="true" ma:displayName="MediaServiceAutoTags" ma:internalName="MediaServiceAutoTags" ma:readOnly="true">
-      <xsd:simpleType>
-        <xsd:restriction base="dms:Text"/>
-      </xsd:simpleType>
-    </xsd:element>
-    <xsd:element name="MediaServiceEventHashCode" ma:index="12" nillable="true" ma:displayName="MediaServiceEventHashCode" ma:hidden="true" ma:internalName="MediaServiceEventHashCode" ma:readOnly="true">
-      <xsd:simpleType>
-        <xsd:restriction base="dms:Text"/>
-      </xsd:simpleType>
-    </xsd:element>
-    <xsd:element name="MediaServiceGenerationTime" ma:index="13" nillable="true" ma:displayName="MediaServiceGenerationTime" ma:hidden="true" ma:internalName="MediaServiceGenerationTime" ma:readOnly="true">
-      <xsd:simpleType>
-        <xsd:restriction base="dms:Text"/>
-      </xsd:simpleType>
-    </xsd:element>
-    <xsd:element name="MediaServiceAutoKeyPoints" ma:index="16" nillable="true" ma:displayName="MediaServiceAutoKeyPoints" ma:hidden="true" ma:internalName="MediaServiceAutoKeyPoints" ma:readOnly="true">
-      <xsd:simpleType>
-        <xsd:restriction base="dms:Note"/>
-      </xsd:simpleType>
-    </xsd:element>
-    <xsd:element name="MediaServiceKeyPoints" ma:index="17" nillable="true" ma:displayName="KeyPoints" ma:internalName="MediaServiceKeyPoints" ma:readOnly="false">
-      <xsd:simpleType>
-        <xsd:restriction base="dms:Note">
-          <xsd:maxLength value="255"/>
-        </xsd:restriction>
-      </xsd:simpleType>
-    </xsd:element>
-    <xsd:element name="MediaServiceDateTaken" ma:index="18" nillable="true" ma:displayName="MediaServiceDateTaken" ma:hidden="true" ma:internalName="MediaServiceDateTaken" ma:readOnly="true">
-      <xsd:simpleType>
-        <xsd:restriction base="dms:Text"/>
-      </xsd:simpleType>
-    </xsd:element>
-    <xsd:element name="Status" ma:index="19" nillable="true" ma:displayName="Status" ma:default="Not started" ma:format="Dropdown" ma:internalName="Status">
-      <xsd:simpleType>
-        <xsd:restriction base="dms:Choice">
-          <xsd:enumeration value="Not started"/>
-          <xsd:enumeration value="In Progress"/>
-          <xsd:enumeration value="Completed"/>
-        </xsd:restriction>
-      </xsd:simpleType>
-    </xsd:element>
-  </xsd:schema>
-  <xsd:schema xmlns:xsd="http://www.w3.org/2001/XMLSchema" xmlns:xs="http://www.w3.org/2001/XMLSchema" xmlns:dms="http://schemas.microsoft.com/office/2006/documentManagement/types" xmlns:pc="http://schemas.microsoft.com/office/infopath/2007/PartnerControls" targetNamespace="16c05727-aa75-4e4a-9b5f-8a80a1165891" elementFormDefault="qualified">
-    <xsd:import namespace="http://schemas.microsoft.com/office/2006/documentManagement/types"/>
-    <xsd:import namespace="http://schemas.microsoft.com/office/infopath/2007/PartnerControls"/>
-    <xsd:element name="SharedWithUsers" ma:index="14" nillable="true" ma:displayName="Shared With" ma:internalName="SharedWithUsers" ma:readOnly="true">
-      <xsd:complexType>
-        <xsd:complexContent>
-          <xsd:extension base="dms:UserMulti">
-            <xsd:sequence>
-              <xsd:element name="UserInfo" minOccurs="0" maxOccurs="unbounded">
-                <xsd:complexType>
-                  <xsd:sequence>
-                    <xsd:element name="DisplayName" type="xsd:string" minOccurs="0"/>
-                    <xsd:element name="AccountId" type="dms:UserId" minOccurs="0" nillable="true"/>
-                    <xsd:element name="AccountType" type="xsd:string" minOccurs="0"/>
-                  </xsd:sequence>
-                </xsd:complexType>
-              </xsd:element>
-            </xsd:sequence>
-          </xsd:extension>
-        </xsd:complexContent>
-      </xsd:complexType>
-    </xsd:element>
-    <xsd:element name="SharedWithDetails" ma:index="15" nillable="true" ma:displayName="Shared With Details" ma:internalName="SharedWithDetails" ma:readOnly="true">
-      <xsd:simpleType>
-        <xsd:restriction base="dms:Note">
-          <xsd:maxLength value="255"/>
-        </xsd:restriction>
-      </xsd:simpleType>
-    </xsd:element>
-  </xsd:schema>
-  <xsd:schema xmlns="http://schemas.openxmlformats.org/package/2006/metadata/core-properties" xmlns:xsd="http://www.w3.org/2001/XMLSchema" xmlns:xsi="http://www.w3.org/2001/XMLSchema-instance" xmlns:dc="http://purl.org/dc/elements/1.1/" xmlns:dcterms="http://purl.org/dc/terms/" xmlns:odoc="http://schemas.microsoft.com/internal/obd" targetNamespace="http://schemas.openxmlformats.org/package/2006/metadata/core-properties" elementFormDefault="qualified" attributeFormDefault="unqualified" blockDefault="#all">
-    <xsd:import namespace="http://purl.org/dc/elements/1.1/" schemaLocation="http://dublincore.org/schemas/xmls/qdc/2003/04/02/dc.xsd"/>
-    <xsd:import namespace="http://purl.org/dc/terms/" schemaLocation="http://dublincore.org/schemas/xmls/qdc/2003/04/02/dcterms.xsd"/>
-    <xsd:element name="coreProperties" type="CT_coreProperties"/>
-    <xsd:complexType name="CT_coreProperties">
-      <xsd:all>
-        <xsd:element ref="dc:creator" minOccurs="0" maxOccurs="1"/>
-        <xsd:element ref="dcterms:created" minOccurs="0" maxOccurs="1"/>
-        <xsd:element ref="dc:identifier" minOccurs="0" maxOccurs="1"/>
-        <xsd:element name="contentType" minOccurs="0" maxOccurs="1" type="xsd:string" ma:index="0" ma:displayName="Content Type"/>
-        <xsd:element ref="dc:title" minOccurs="0" maxOccurs="1" ma:index="4" ma:displayName="Title"/>
-        <xsd:element ref="dc:subject" minOccurs="0" maxOccurs="1"/>
-        <xsd:element ref="dc:description" minOccurs="0" maxOccurs="1"/>
-        <xsd:element name="keywords" minOccurs="0" maxOccurs="1" type="xsd:string"/>
-        <xsd:element ref="dc:language" minOccurs="0" maxOccurs="1"/>
-        <xsd:element name="category" minOccurs="0" maxOccurs="1" type="xsd:string"/>
-        <xsd:element name="version" minOccurs="0" maxOccurs="1" type="xsd:string"/>
-        <xsd:element name="revision" minOccurs="0" maxOccurs="1" type="xsd:string">
-          <xsd:annotation>
-            <xsd:documentation>
-                        This value indicates the number of saves or revisions. The application is responsible for updating this value after each revision.
-                    </xsd:documentation>
-          </xsd:annotation>
-        </xsd:element>
-        <xsd:element name="lastModifiedBy" minOccurs="0" maxOccurs="1" type="xsd:string"/>
-        <xsd:element ref="dcterms:modified" minOccurs="0" maxOccurs="1"/>
-        <xsd:element name="contentStatus" minOccurs="0" maxOccurs="1" type="xsd:string"/>
-      </xsd:all>
-    </xsd:complexType>
-  </xsd:schema>
-  <xs:schema xmlns:pc="http://schemas.microsoft.com/office/infopath/2007/PartnerControls" xmlns:xs="http://www.w3.org/2001/XMLSchema" targetNamespace="http://schemas.microsoft.com/office/infopath/2007/PartnerControls" elementFormDefault="qualified" attributeFormDefault="unqualified">
-    <xs:element name="Person">
-      <xs:complexType>
-        <xs:sequence>
-          <xs:element ref="pc:DisplayName" minOccurs="0"/>
-          <xs:element ref="pc:AccountId" minOccurs="0"/>
-          <xs:element ref="pc:AccountType" minOccurs="0"/>
-        </xs:sequence>
-      </xs:complexType>
-    </xs:element>
-    <xs:element name="DisplayName" type="xs:string"/>
-    <xs:element name="AccountId" type="xs:string"/>
-    <xs:element name="AccountType" type="xs:string"/>
-    <xs:element name="BDCAssociatedEntity">
-      <xs:complexType>
-        <xs:sequence>
-          <xs:element ref="pc:BDCEntity" minOccurs="0" maxOccurs="unbounded"/>
-        </xs:sequence>
-        <xs:attribute ref="pc:EntityNamespace"/>
-        <xs:attribute ref="pc:EntityName"/>
-        <xs:attribute ref="pc:SystemInstanceName"/>
-        <xs:attribute ref="pc:AssociationName"/>
-      </xs:complexType>
-    </xs:element>
-    <xs:attribute name="EntityNamespace" type="xs:string"/>
-    <xs:attribute name="EntityName" type="xs:string"/>
-    <xs:attribute name="SystemInstanceName" type="xs:string"/>
-    <xs:attribute name="AssociationName" type="xs:string"/>
-    <xs:element name="BDCEntity">
-      <xs:complexType>
-        <xs:sequence>
-          <xs:element ref="pc:EntityDisplayName" minOccurs="0"/>
-          <xs:element ref="pc:EntityInstanceReference" minOccurs="0"/>
-          <xs:element ref="pc:EntityId1" minOccurs="0"/>
-          <xs:element ref="pc:EntityId2" minOccurs="0"/>
-          <xs:element ref="pc:EntityId3" minOccurs="0"/>
-          <xs:element ref="pc:EntityId4" minOccurs="0"/>
-          <xs:element ref="pc:EntityId5" minOccurs="0"/>
-        </xs:sequence>
-      </xs:complexType>
-    </xs:element>
-    <xs:element name="EntityDisplayName" type="xs:string"/>
-    <xs:element name="EntityInstanceReference" type="xs:string"/>
-    <xs:element name="EntityId1" type="xs:string"/>
-    <xs:element name="EntityId2" type="xs:string"/>
-    <xs:element name="EntityId3" type="xs:string"/>
-    <xs:element name="EntityId4" type="xs:string"/>
-    <xs:element name="EntityId5" type="xs:string"/>
-    <xs:element name="Terms">
-      <xs:complexType>
-        <xs:sequence>
-          <xs:element ref="pc:TermInfo" minOccurs="0" maxOccurs="unbounded"/>
-        </xs:sequence>
-      </xs:complexType>
-    </xs:element>
-    <xs:element name="TermInfo">
-      <xs:complexType>
-        <xs:sequence>
-          <xs:element ref="pc:TermName" minOccurs="0"/>
-          <xs:element ref="pc:TermId" minOccurs="0"/>
-        </xs:sequence>
-      </xs:complexType>
-    </xs:element>
-    <xs:element name="TermName" type="xs:string"/>
-    <xs:element name="TermId" type="xs:string"/>
-  </xs:schema>
-</ct:contentTypeSchema>
-</file>
-
-<file path=customXml/item33.xml><?xml version="1.0" encoding="utf-8"?>
-<?mso-contentType ?>
-<FormTemplates xmlns="http://schemas.microsoft.com/sharepoint/v3/contenttype/forms">
-  <Display>DocumentLibraryForm</Display>
-  <Edit>DocumentLibraryForm</Edit>
-  <New>DocumentLibraryForm</New>
-</FormTemplates>
-</file>
-
-<file path=customXml/item4.xml><?xml version="1.0" encoding="utf-8"?>
-<p:properties xmlns:p="http://schemas.microsoft.com/office/2006/metadata/properties" xmlns:xsi="http://www.w3.org/2001/XMLSchema-instance" xmlns:pc="http://schemas.microsoft.com/office/infopath/2007/PartnerControls">
-  <documentManagement>
-    <Status xmlns="71af3243-3dd4-4a8d-8c0d-dd76da1f02a5">Not started</Status>
-    <MediaServiceKeyPoints xmlns="71af3243-3dd4-4a8d-8c0d-dd76da1f02a5" xsi:nil="true"/>
-  </documentManagement>
-</p:properties>
-</file>
-
-<file path=customXml/itemProps12.xml><?xml version="1.0" encoding="utf-8"?>
-<ds:datastoreItem xmlns:ds="http://schemas.openxmlformats.org/officeDocument/2006/customXml" ds:itemID="{9716A7C7-4A74-43CC-A705-9593560B1CCC}">
-  <ds:schemaRefs>
-    <ds:schemaRef ds:uri="http://schemas.openxmlformats.org/officeDocument/2006/bibliography"/>
-  </ds:schemaRefs>
-</ds:datastoreItem>
-</file>
-
-<file path=customXml/itemProps24.xml><?xml version="1.0" encoding="utf-8"?>
-<ds:datastoreItem xmlns:ds="http://schemas.openxmlformats.org/officeDocument/2006/customXml" ds:itemID="{6A13D62B-B989-4FB8-827F-B11CC96B523B}"/>
-</file>
-
-<file path=customXml/itemProps33.xml><?xml version="1.0" encoding="utf-8"?>
-<ds:datastoreItem xmlns:ds="http://schemas.openxmlformats.org/officeDocument/2006/customXml" ds:itemID="{E7EF9D54-9B39-46E8-9EC8-5971A33AB1AE}"/>
-</file>
-
-<file path=customXml/itemProps41.xml><?xml version="1.0" encoding="utf-8"?>
-<ds:datastoreItem xmlns:ds="http://schemas.openxmlformats.org/officeDocument/2006/customXml" ds:itemID="{34DE53D4-839D-4E99-A442-D946989E7224}"/>
 </file>